--- a/docs/PE1_Syllabus_2026-27.docx
+++ b/docs/PE1_Syllabus_2026-27.docx
@@ -91,7 +91,7 @@
           <w:b w:val="0"/>
           <w:i w:val="0"/>
         </w:rPr>
-        <w:t xml:space="preserve"> Mondays, Wednesdays, Thursdays 3:15-3:45 PM (Commons)</w:t>
+        <w:t xml:space="preserve"> Tuesdays 8:00-8:30 AM, before school. Email anytime.</w:t>
       </w:r>
     </w:p>
     <w:p>
@@ -4482,7 +4482,7 @@
           <w:b w:val="0"/>
           <w:i w:val="0"/>
         </w:rPr>
-        <w:t xml:space="preserve"> Mon/Wed/Thu 3:15-3:45 PM (Commons)</w:t>
+        <w:t xml:space="preserve"> Tue 8:00-8:30 AM, before school. Email anytime.</w:t>
       </w:r>
     </w:p>
     <w:p>
@@ -5214,7 +5214,7 @@
           <w:b/>
           <w:i w:val="0"/>
         </w:rPr>
-        <w:t>Mon/Wed/Thu 3:15-3:45 PM (Commons)</w:t>
+        <w:t>Tue 8:00-8:30 AM, before school. Email anytime.</w:t>
       </w:r>
     </w:p>
     <w:p>

--- a/docs/PE1_Syllabus_2026-27.docx
+++ b/docs/PE1_Syllabus_2026-27.docx
@@ -17,7 +17,7 @@
           <w:color w:val="0D5E42"/>
           <w:sz w:val="44"/>
         </w:rPr>
-        <w:t>PE 1 SYLLABUS</w:t>
+        <w:t>PE 1 Syllabus</w:t>
       </w:r>
     </w:p>
     <w:p>
@@ -25,7 +25,7 @@
         <w:pStyle w:val="Heading1"/>
       </w:pPr>
       <w:r>
-        <w:t>Physical Education 1: Grades 9-11 | Fenway High School | 2026-2027</w:t>
+        <w:t>Physical Education 1 | Fenway High School | 2026-27</w:t>
       </w:r>
     </w:p>
     <w:p>
@@ -35,7 +35,7 @@
           <w:b/>
           <w:i w:val="0"/>
         </w:rPr>
-        <w:t>Instructor:</w:t>
+        <w:t>Teacher:</w:t>
       </w:r>
       <w:r>
         <w:rPr>
@@ -43,15 +43,17 @@
           <w:b w:val="0"/>
           <w:i w:val="0"/>
         </w:rPr>
-        <w:t xml:space="preserve"> Zachary English </w:t>
+        <w:t xml:space="preserve"> Zachary English</w:t>
       </w:r>
+    </w:p>
+    <w:p>
       <w:r>
         <w:rPr>
           <w:rFonts w:ascii="Arial" w:hAnsi="Arial"/>
           <w:b/>
           <w:i w:val="0"/>
         </w:rPr>
-        <w:t>Course Code:</w:t>
+        <w:t>Course:</w:t>
       </w:r>
       <w:r>
         <w:rPr>
@@ -59,8 +61,28 @@
           <w:b w:val="0"/>
           <w:i w:val="0"/>
         </w:rPr>
-        <w:t xml:space="preserve"> PE 1 HC (006) </w:t>
+        <w:t xml:space="preserve"> PE 1 HC, Room 006 (basement weight room)</w:t>
       </w:r>
+    </w:p>
+    <w:p>
+      <w:r>
+        <w:rPr>
+          <w:rFonts w:ascii="Arial" w:hAnsi="Arial"/>
+          <w:b/>
+          <w:i w:val="0"/>
+        </w:rPr>
+        <w:t>Who takes it:</w:t>
+      </w:r>
+      <w:r>
+        <w:rPr>
+          <w:rFonts w:ascii="Arial" w:hAnsi="Arial"/>
+          <w:b w:val="0"/>
+          <w:i w:val="0"/>
+        </w:rPr>
+        <w:t xml:space="preserve"> Grade 9 (one semester), and the grade 11 and 11/12 sections (fall semester)</w:t>
+      </w:r>
+    </w:p>
+    <w:p>
       <w:r>
         <w:rPr>
           <w:rFonts w:ascii="Arial" w:hAnsi="Arial"/>
@@ -75,15 +97,17 @@
           <w:b w:val="0"/>
           <w:i w:val="0"/>
         </w:rPr>
-        <w:t xml:space="preserve"> zacharyjenglish@gmail.com </w:t>
+        <w:t xml:space="preserve"> zenglish@bostonpublicschools.org</w:t>
       </w:r>
+    </w:p>
+    <w:p>
       <w:r>
         <w:rPr>
           <w:rFonts w:ascii="Arial" w:hAnsi="Arial"/>
           <w:b/>
           <w:i w:val="0"/>
         </w:rPr>
-        <w:t>Office Hours:</w:t>
+        <w:t>Office hours:</w:t>
       </w:r>
       <w:r>
         <w:rPr>
@@ -91,7 +115,7 @@
           <w:b w:val="0"/>
           <w:i w:val="0"/>
         </w:rPr>
-        <w:t xml:space="preserve"> Tuesdays 8:00-8:30 AM, before school. Email anytime.</w:t>
+        <w:t xml:space="preserve"> Tuesdays, 8:00 to 8:30 AM, before school. Email anytime.</w:t>
       </w:r>
     </w:p>
     <w:p>
@@ -106,33 +130,17 @@
         <w:pStyle w:val="Heading1"/>
       </w:pPr>
       <w:r>
-        <w:t>COURSE DESCRIPTION</w:t>
+        <w:t>What this course is</w:t>
       </w:r>
     </w:p>
     <w:p>
       <w:r>
         <w:rPr>
           <w:rFonts w:ascii="Arial" w:hAnsi="Arial"/>
-          <w:b/>
-          <w:i w:val="0"/>
-        </w:rPr>
-        <w:t>PE 1</w:t>
-      </w:r>
-      <w:r>
-        <w:rPr>
-          <w:rFonts w:ascii="Arial" w:hAnsi="Arial"/>
           <w:b w:val="0"/>
           <w:i w:val="0"/>
         </w:rPr>
-        <w:t xml:space="preserve"> is a standards-based, competency-focused physical education course designed to build lifelong fitness habits, movement competency, and wellness understanding. Through a mix of skill-based activities (inside and outside), progressive strength training, fitness tracking, and health concept instruction, students learn that </w:t>
-      </w:r>
-      <w:r>
-        <w:rPr>
-          <w:rFonts w:ascii="Arial" w:hAnsi="Arial"/>
-          <w:b/>
-          <w:i w:val="0"/>
-        </w:rPr>
-        <w:t>physical education is something they can shape for themselves.</w:t>
+        <w:t>PE 1 teaches you how to take care of your body for life. You will learn to train safely in a real weight room, set a fitness goal from your own starting numbers, play lifetime games, handle stress, and leave with a plan for staying active after this class ends.</w:t>
       </w:r>
     </w:p>
     <w:p>
@@ -150,7 +158,15 @@
           <w:b w:val="0"/>
           <w:i w:val="0"/>
         </w:rPr>
-        <w:t xml:space="preserve"> There is no competition ranking, no forced fitness testing, and no grading based on how fast, strong, or athletic you are. Instead, you'll:</w:t>
+        <w:t xml:space="preserve"> There is no competition ranking, no forced fitness testing, and no grade based on how fast, strong, or athletic you are. Your grade is about what you can do and what you know.</w:t>
+      </w:r>
+    </w:p>
+    <w:p>
+      <w:pPr>
+        <w:pStyle w:val="Heading1"/>
+      </w:pPr>
+      <w:r>
+        <w:t>When and where we meet</w:t>
       </w:r>
     </w:p>
     <w:p>
@@ -160,10 +176,18 @@
       <w:r>
         <w:rPr>
           <w:rFonts w:ascii="Arial" w:hAnsi="Arial"/>
+          <w:b/>
+          <w:i w:val="0"/>
+        </w:rPr>
+        <w:t>Once a week, for one semester.</w:t>
+      </w:r>
+      <w:r>
+        <w:rPr>
+          <w:rFonts w:ascii="Arial" w:hAnsi="Arial"/>
           <w:b w:val="0"/>
           <w:i w:val="0"/>
         </w:rPr>
-        <w:t>Choose between inside (mini gym) and outside (Boston Common, courts) learning environments</w:t>
+        <w:t xml:space="preserve"> That is about 18 classes. Fall semester runs September to January. Spring semester runs February to June with a new group of students.</w:t>
       </w:r>
     </w:p>
     <w:p>
@@ -173,10 +197,18 @@
       <w:r>
         <w:rPr>
           <w:rFonts w:ascii="Arial" w:hAnsi="Arial"/>
+          <w:b/>
+          <w:i w:val="0"/>
+        </w:rPr>
+        <w:t>60 or 75 minutes,</w:t>
+      </w:r>
+      <w:r>
+        <w:rPr>
+          <w:rFonts w:ascii="Arial" w:hAnsi="Arial"/>
           <w:b w:val="0"/>
           <w:i w:val="0"/>
         </w:rPr>
-        <w:t>Rotate through weight room, fitness bikes, and health/wellness lessons</w:t>
+        <w:t xml:space="preserve"> depending on your block.</w:t>
       </w:r>
     </w:p>
     <w:p>
@@ -186,111 +218,28 @@
       <w:r>
         <w:rPr>
           <w:rFonts w:ascii="Arial" w:hAnsi="Arial"/>
-          <w:b w:val="0"/>
+          <w:b/>
           <w:i w:val="0"/>
         </w:rPr>
-        <w:t>Set personal fitness and wellness goals, and track progress toward them</w:t>
+        <w:t>Room 006 first, every class.</w:t>
       </w:r>
-    </w:p>
-    <w:p>
-      <w:pPr>
-        <w:pStyle w:val="ListBullet"/>
-      </w:pPr>
       <w:r>
         <w:rPr>
           <w:rFonts w:ascii="Arial" w:hAnsi="Arial"/>
           <w:b w:val="0"/>
           <w:i w:val="0"/>
         </w:rPr>
-        <w:t>Develop skills at your own pace with multiple reassessment opportunities</w:t>
+        <w:t xml:space="preserve"> From there we work in the weight room, the mini gym, the cardio equipment, or outside on school grounds.</w:t>
       </w:r>
     </w:p>
     <w:p>
-      <w:pPr>
-        <w:pStyle w:val="ListBullet"/>
-      </w:pPr>
       <w:r>
         <w:rPr>
           <w:rFonts w:ascii="Arial" w:hAnsi="Arial"/>
           <w:b w:val="0"/>
           <w:i w:val="0"/>
         </w:rPr>
-        <w:t>Learn health concepts connected to the activities you're doing</w:t>
-      </w:r>
-    </w:p>
-    <w:p>
-      <w:r>
-        <w:rPr>
-          <w:rFonts w:ascii="Arial" w:hAnsi="Arial"/>
-          <w:b/>
-          <w:i w:val="0"/>
-        </w:rPr>
-        <w:t>By the end of this course, you'll understand:</w:t>
-      </w:r>
-    </w:p>
-    <w:p>
-      <w:pPr>
-        <w:pStyle w:val="ListBullet"/>
-      </w:pPr>
-      <w:r>
-        <w:rPr>
-          <w:rFonts w:ascii="Arial" w:hAnsi="Arial"/>
-          <w:b w:val="0"/>
-          <w:i w:val="0"/>
-        </w:rPr>
-        <w:t>How to demonstrate basic competency in multiple movement skills</w:t>
-      </w:r>
-    </w:p>
-    <w:p>
-      <w:pPr>
-        <w:pStyle w:val="ListBullet"/>
-      </w:pPr>
-      <w:r>
-        <w:rPr>
-          <w:rFonts w:ascii="Arial" w:hAnsi="Arial"/>
-          <w:b w:val="0"/>
-          <w:i w:val="0"/>
-        </w:rPr>
-        <w:t>How your body responds to physical activity and how to train safely</w:t>
-      </w:r>
-    </w:p>
-    <w:p>
-      <w:pPr>
-        <w:pStyle w:val="ListBullet"/>
-      </w:pPr>
-      <w:r>
-        <w:rPr>
-          <w:rFonts w:ascii="Arial" w:hAnsi="Arial"/>
-          <w:b w:val="0"/>
-          <w:i w:val="0"/>
-        </w:rPr>
-        <w:t>How fitness, sleep, nutrition, and mental health interconnect</w:t>
-      </w:r>
-    </w:p>
-    <w:p>
-      <w:pPr>
-        <w:pStyle w:val="ListBullet"/>
-      </w:pPr>
-      <w:r>
-        <w:rPr>
-          <w:rFonts w:ascii="Arial" w:hAnsi="Arial"/>
-          <w:b w:val="0"/>
-          <w:i w:val="0"/>
-        </w:rPr>
-        <w:t>How to set and pursue realistic health goals</w:t>
-      </w:r>
-    </w:p>
-    <w:p>
-      <w:pPr>
-        <w:pStyle w:val="ListBullet"/>
-      </w:pPr>
-      <w:r>
-        <w:rPr>
-          <w:rFonts w:ascii="Arial" w:hAnsi="Arial"/>
-          <w:b w:val="0"/>
-          <w:i w:val="0"/>
-        </w:rPr>
-        <w:t>That physical education is a lifelong practice, not a grade</w:t>
+        <w:t>One class a week means every class counts. Missing one class is missing a whole week.</w:t>
       </w:r>
     </w:p>
     <w:p>
@@ -305,46 +254,526 @@
         <w:pStyle w:val="Heading1"/>
       </w:pPr>
       <w:r>
-        <w:t>STANDARDS &amp; LEARNING FRAMEWORK</w:t>
+        <w:t>How a class runs</w:t>
       </w:r>
     </w:p>
+    <w:tbl>
+      <w:tblPr>
+        <w:tblStyle w:val="TableGrid"/>
+        <w:tblW w:type="auto" w:w="0"/>
+        <w:jc w:val="center"/>
+        <w:tblLook w:firstColumn="1" w:firstRow="1" w:lastColumn="0" w:lastRow="0" w:noHBand="0" w:noVBand="1" w:val="04A0"/>
+      </w:tblPr>
+      <w:tblGrid>
+        <w:gridCol w:w="2340"/>
+        <w:gridCol w:w="2340"/>
+        <w:gridCol w:w="2340"/>
+        <w:gridCol w:w="2340"/>
+      </w:tblGrid>
+      <w:tr>
+        <w:tc>
+          <w:tcPr>
+            <w:tcW w:type="dxa" w:w="2340"/>
+            <w:shd w:val="clear" w:fill="0D5E42"/>
+          </w:tcPr>
+          <w:p>
+            <w:pPr>
+              <w:spacing w:after="40"/>
+            </w:pPr>
+            <w:r>
+              <w:rPr>
+                <w:rFonts w:ascii="Arial" w:hAnsi="Arial"/>
+                <w:b/>
+                <w:i w:val="0"/>
+                <w:color w:val="FFFFFF"/>
+                <w:sz w:val="21"/>
+              </w:rPr>
+              <w:t>Part</w:t>
+            </w:r>
+          </w:p>
+        </w:tc>
+        <w:tc>
+          <w:tcPr>
+            <w:tcW w:type="dxa" w:w="2340"/>
+            <w:shd w:val="clear" w:fill="0D5E42"/>
+          </w:tcPr>
+          <w:p>
+            <w:pPr>
+              <w:spacing w:after="40"/>
+            </w:pPr>
+            <w:r>
+              <w:rPr>
+                <w:rFonts w:ascii="Arial" w:hAnsi="Arial"/>
+                <w:b/>
+                <w:i w:val="0"/>
+                <w:color w:val="FFFFFF"/>
+                <w:sz w:val="21"/>
+              </w:rPr>
+              <w:t>60-minute class</w:t>
+            </w:r>
+          </w:p>
+        </w:tc>
+        <w:tc>
+          <w:tcPr>
+            <w:tcW w:type="dxa" w:w="2340"/>
+            <w:shd w:val="clear" w:fill="0D5E42"/>
+          </w:tcPr>
+          <w:p>
+            <w:pPr>
+              <w:spacing w:after="40"/>
+            </w:pPr>
+            <w:r>
+              <w:rPr>
+                <w:rFonts w:ascii="Arial" w:hAnsi="Arial"/>
+                <w:b/>
+                <w:i w:val="0"/>
+                <w:color w:val="FFFFFF"/>
+                <w:sz w:val="21"/>
+              </w:rPr>
+              <w:t>75-minute class</w:t>
+            </w:r>
+          </w:p>
+        </w:tc>
+        <w:tc>
+          <w:tcPr>
+            <w:tcW w:type="dxa" w:w="2340"/>
+            <w:shd w:val="clear" w:fill="0D5E42"/>
+          </w:tcPr>
+          <w:p>
+            <w:pPr>
+              <w:spacing w:after="40"/>
+            </w:pPr>
+            <w:r>
+              <w:rPr>
+                <w:rFonts w:ascii="Arial" w:hAnsi="Arial"/>
+                <w:b/>
+                <w:i w:val="0"/>
+                <w:color w:val="FFFFFF"/>
+                <w:sz w:val="21"/>
+              </w:rPr>
+              <w:t>What happens</w:t>
+            </w:r>
+          </w:p>
+        </w:tc>
+      </w:tr>
+      <w:tr>
+        <w:tc>
+          <w:tcPr>
+            <w:tcW w:type="dxa" w:w="2340"/>
+          </w:tcPr>
+          <w:p>
+            <w:pPr>
+              <w:spacing w:after="40"/>
+            </w:pPr>
+            <w:r>
+              <w:rPr>
+                <w:rFonts w:ascii="Arial" w:hAnsi="Arial"/>
+                <w:b w:val="0"/>
+                <w:i w:val="0"/>
+                <w:sz w:val="21"/>
+              </w:rPr>
+              <w:t>Opener</w:t>
+            </w:r>
+          </w:p>
+        </w:tc>
+        <w:tc>
+          <w:tcPr>
+            <w:tcW w:type="dxa" w:w="2340"/>
+          </w:tcPr>
+          <w:p>
+            <w:pPr>
+              <w:spacing w:after="40"/>
+            </w:pPr>
+            <w:r>
+              <w:rPr>
+                <w:rFonts w:ascii="Arial" w:hAnsi="Arial"/>
+                <w:b w:val="0"/>
+                <w:i w:val="0"/>
+                <w:sz w:val="21"/>
+              </w:rPr>
+              <w:t>5 min</w:t>
+            </w:r>
+          </w:p>
+        </w:tc>
+        <w:tc>
+          <w:tcPr>
+            <w:tcW w:type="dxa" w:w="2340"/>
+          </w:tcPr>
+          <w:p>
+            <w:pPr>
+              <w:spacing w:after="40"/>
+            </w:pPr>
+            <w:r>
+              <w:rPr>
+                <w:rFonts w:ascii="Arial" w:hAnsi="Arial"/>
+                <w:b w:val="0"/>
+                <w:i w:val="0"/>
+                <w:sz w:val="21"/>
+              </w:rPr>
+              <w:t>5 min</w:t>
+            </w:r>
+          </w:p>
+        </w:tc>
+        <w:tc>
+          <w:tcPr>
+            <w:tcW w:type="dxa" w:w="2340"/>
+          </w:tcPr>
+          <w:p>
+            <w:pPr>
+              <w:spacing w:after="40"/>
+            </w:pPr>
+            <w:r>
+              <w:rPr>
+                <w:rFonts w:ascii="Arial" w:hAnsi="Arial"/>
+                <w:b w:val="0"/>
+                <w:i w:val="0"/>
+                <w:sz w:val="21"/>
+              </w:rPr>
+              <w:t>Do Now on the board, today's goal, warm-up led by a student</w:t>
+            </w:r>
+          </w:p>
+        </w:tc>
+      </w:tr>
+      <w:tr>
+        <w:tc>
+          <w:tcPr>
+            <w:tcW w:type="dxa" w:w="2340"/>
+            <w:shd w:val="clear" w:fill="E8F5E9"/>
+          </w:tcPr>
+          <w:p>
+            <w:pPr>
+              <w:spacing w:after="40"/>
+            </w:pPr>
+            <w:r>
+              <w:rPr>
+                <w:rFonts w:ascii="Arial" w:hAnsi="Arial"/>
+                <w:b w:val="0"/>
+                <w:i w:val="0"/>
+                <w:sz w:val="21"/>
+              </w:rPr>
+              <w:t>Block 1: the Feature</w:t>
+            </w:r>
+          </w:p>
+        </w:tc>
+        <w:tc>
+          <w:tcPr>
+            <w:tcW w:type="dxa" w:w="2340"/>
+            <w:shd w:val="clear" w:fill="E8F5E9"/>
+          </w:tcPr>
+          <w:p>
+            <w:pPr>
+              <w:spacing w:after="40"/>
+            </w:pPr>
+            <w:r>
+              <w:rPr>
+                <w:rFonts w:ascii="Arial" w:hAnsi="Arial"/>
+                <w:b w:val="0"/>
+                <w:i w:val="0"/>
+                <w:sz w:val="21"/>
+              </w:rPr>
+              <w:t>22 min</w:t>
+            </w:r>
+          </w:p>
+        </w:tc>
+        <w:tc>
+          <w:tcPr>
+            <w:tcW w:type="dxa" w:w="2340"/>
+            <w:shd w:val="clear" w:fill="E8F5E9"/>
+          </w:tcPr>
+          <w:p>
+            <w:pPr>
+              <w:spacing w:after="40"/>
+            </w:pPr>
+            <w:r>
+              <w:rPr>
+                <w:rFonts w:ascii="Arial" w:hAnsi="Arial"/>
+                <w:b w:val="0"/>
+                <w:i w:val="0"/>
+                <w:sz w:val="21"/>
+              </w:rPr>
+              <w:t>30 min</w:t>
+            </w:r>
+          </w:p>
+        </w:tc>
+        <w:tc>
+          <w:tcPr>
+            <w:tcW w:type="dxa" w:w="2340"/>
+            <w:shd w:val="clear" w:fill="E8F5E9"/>
+          </w:tcPr>
+          <w:p>
+            <w:pPr>
+              <w:spacing w:after="40"/>
+            </w:pPr>
+            <w:r>
+              <w:rPr>
+                <w:rFonts w:ascii="Arial" w:hAnsi="Arial"/>
+                <w:b w:val="0"/>
+                <w:i w:val="0"/>
+                <w:sz w:val="21"/>
+              </w:rPr>
+              <w:t>The whole class learns the unit's activity with Mr. English</w:t>
+            </w:r>
+          </w:p>
+        </w:tc>
+      </w:tr>
+      <w:tr>
+        <w:tc>
+          <w:tcPr>
+            <w:tcW w:type="dxa" w:w="2340"/>
+          </w:tcPr>
+          <w:p>
+            <w:pPr>
+              <w:spacing w:after="40"/>
+            </w:pPr>
+            <w:r>
+              <w:rPr>
+                <w:rFonts w:ascii="Arial" w:hAnsi="Arial"/>
+                <w:b w:val="0"/>
+                <w:i w:val="0"/>
+                <w:sz w:val="21"/>
+              </w:rPr>
+              <w:t>Switch</w:t>
+            </w:r>
+          </w:p>
+        </w:tc>
+        <w:tc>
+          <w:tcPr>
+            <w:tcW w:type="dxa" w:w="2340"/>
+          </w:tcPr>
+          <w:p>
+            <w:pPr>
+              <w:spacing w:after="40"/>
+            </w:pPr>
+            <w:r>
+              <w:rPr>
+                <w:rFonts w:ascii="Arial" w:hAnsi="Arial"/>
+                <w:b w:val="0"/>
+                <w:i w:val="0"/>
+                <w:sz w:val="21"/>
+              </w:rPr>
+              <w:t>3 min</w:t>
+            </w:r>
+          </w:p>
+        </w:tc>
+        <w:tc>
+          <w:tcPr>
+            <w:tcW w:type="dxa" w:w="2340"/>
+          </w:tcPr>
+          <w:p>
+            <w:pPr>
+              <w:spacing w:after="40"/>
+            </w:pPr>
+            <w:r>
+              <w:rPr>
+                <w:rFonts w:ascii="Arial" w:hAnsi="Arial"/>
+                <w:b w:val="0"/>
+                <w:i w:val="0"/>
+                <w:sz w:val="21"/>
+              </w:rPr>
+              <w:t>3 min</w:t>
+            </w:r>
+          </w:p>
+        </w:tc>
+        <w:tc>
+          <w:tcPr>
+            <w:tcW w:type="dxa" w:w="2340"/>
+          </w:tcPr>
+          <w:p>
+            <w:pPr>
+              <w:spacing w:after="40"/>
+            </w:pPr>
+            <w:r>
+              <w:rPr>
+                <w:rFonts w:ascii="Arial" w:hAnsi="Arial"/>
+                <w:b w:val="0"/>
+                <w:i w:val="0"/>
+                <w:sz w:val="21"/>
+              </w:rPr>
+              <w:t>Water, equipment back, sign the log</w:t>
+            </w:r>
+          </w:p>
+        </w:tc>
+      </w:tr>
+      <w:tr>
+        <w:tc>
+          <w:tcPr>
+            <w:tcW w:type="dxa" w:w="2340"/>
+            <w:shd w:val="clear" w:fill="E8F5E9"/>
+          </w:tcPr>
+          <w:p>
+            <w:pPr>
+              <w:spacing w:after="40"/>
+            </w:pPr>
+            <w:r>
+              <w:rPr>
+                <w:rFonts w:ascii="Arial" w:hAnsi="Arial"/>
+                <w:b w:val="0"/>
+                <w:i w:val="0"/>
+                <w:sz w:val="21"/>
+              </w:rPr>
+              <w:t>Block 2: Stations</w:t>
+            </w:r>
+          </w:p>
+        </w:tc>
+        <w:tc>
+          <w:tcPr>
+            <w:tcW w:type="dxa" w:w="2340"/>
+            <w:shd w:val="clear" w:fill="E8F5E9"/>
+          </w:tcPr>
+          <w:p>
+            <w:pPr>
+              <w:spacing w:after="40"/>
+            </w:pPr>
+            <w:r>
+              <w:rPr>
+                <w:rFonts w:ascii="Arial" w:hAnsi="Arial"/>
+                <w:b w:val="0"/>
+                <w:i w:val="0"/>
+                <w:sz w:val="21"/>
+              </w:rPr>
+              <w:t>22 min</w:t>
+            </w:r>
+          </w:p>
+        </w:tc>
+        <w:tc>
+          <w:tcPr>
+            <w:tcW w:type="dxa" w:w="2340"/>
+            <w:shd w:val="clear" w:fill="E8F5E9"/>
+          </w:tcPr>
+          <w:p>
+            <w:pPr>
+              <w:spacing w:after="40"/>
+            </w:pPr>
+            <w:r>
+              <w:rPr>
+                <w:rFonts w:ascii="Arial" w:hAnsi="Arial"/>
+                <w:b w:val="0"/>
+                <w:i w:val="0"/>
+                <w:sz w:val="21"/>
+              </w:rPr>
+              <w:t>30 min</w:t>
+            </w:r>
+          </w:p>
+        </w:tc>
+        <w:tc>
+          <w:tcPr>
+            <w:tcW w:type="dxa" w:w="2340"/>
+            <w:shd w:val="clear" w:fill="E8F5E9"/>
+          </w:tcPr>
+          <w:p>
+            <w:pPr>
+              <w:spacing w:after="40"/>
+            </w:pPr>
+            <w:r>
+              <w:rPr>
+                <w:rFonts w:ascii="Arial" w:hAnsi="Arial"/>
+                <w:b w:val="0"/>
+                <w:i w:val="0"/>
+                <w:sz w:val="21"/>
+              </w:rPr>
+              <w:t>Rotate through the Health Station and the fitness stations (weight room, bikes and rower)</w:t>
+            </w:r>
+          </w:p>
+        </w:tc>
+      </w:tr>
+      <w:tr>
+        <w:tc>
+          <w:tcPr>
+            <w:tcW w:type="dxa" w:w="2340"/>
+          </w:tcPr>
+          <w:p>
+            <w:pPr>
+              <w:spacing w:after="40"/>
+            </w:pPr>
+            <w:r>
+              <w:rPr>
+                <w:rFonts w:ascii="Arial" w:hAnsi="Arial"/>
+                <w:b w:val="0"/>
+                <w:i w:val="0"/>
+                <w:sz w:val="21"/>
+              </w:rPr>
+              <w:t>Closing</w:t>
+            </w:r>
+          </w:p>
+        </w:tc>
+        <w:tc>
+          <w:tcPr>
+            <w:tcW w:type="dxa" w:w="2340"/>
+          </w:tcPr>
+          <w:p>
+            <w:pPr>
+              <w:spacing w:after="40"/>
+            </w:pPr>
+            <w:r>
+              <w:rPr>
+                <w:rFonts w:ascii="Arial" w:hAnsi="Arial"/>
+                <w:b w:val="0"/>
+                <w:i w:val="0"/>
+                <w:sz w:val="21"/>
+              </w:rPr>
+              <w:t>5 min</w:t>
+            </w:r>
+          </w:p>
+        </w:tc>
+        <w:tc>
+          <w:tcPr>
+            <w:tcW w:type="dxa" w:w="2340"/>
+          </w:tcPr>
+          <w:p>
+            <w:pPr>
+              <w:spacing w:after="40"/>
+            </w:pPr>
+            <w:r>
+              <w:rPr>
+                <w:rFonts w:ascii="Arial" w:hAnsi="Arial"/>
+                <w:b w:val="0"/>
+                <w:i w:val="0"/>
+                <w:sz w:val="21"/>
+              </w:rPr>
+              <w:t>5 min</w:t>
+            </w:r>
+          </w:p>
+        </w:tc>
+        <w:tc>
+          <w:tcPr>
+            <w:tcW w:type="dxa" w:w="2340"/>
+          </w:tcPr>
+          <w:p>
+            <w:pPr>
+              <w:spacing w:after="40"/>
+            </w:pPr>
+            <w:r>
+              <w:rPr>
+                <w:rFonts w:ascii="Arial" w:hAnsi="Arial"/>
+                <w:b w:val="0"/>
+                <w:i w:val="0"/>
+                <w:sz w:val="21"/>
+              </w:rPr>
+              <w:t>One sentence out loud, a 1 to 4 check on today's goal, clean-up</w:t>
+            </w:r>
+          </w:p>
+        </w:tc>
+      </w:tr>
+    </w:tbl>
     <w:p>
       <w:pPr>
-        <w:pStyle w:val="Heading2"/>
+        <w:spacing w:after="0" w:line="240" w:lineRule="auto"/>
       </w:pPr>
       <w:r>
-        <w:t>National Standards (SHAPE America 2024)</w:t>
+        <w:rPr>
+          <w:sz w:val="8"/>
+        </w:rPr>
+        <w:t xml:space="preserve"> </w:t>
       </w:r>
     </w:p>
     <w:p>
       <w:r>
         <w:rPr>
           <w:rFonts w:ascii="Arial" w:hAnsi="Arial"/>
-          <w:b w:val="0"/>
-          <w:i w:val="0"/>
-        </w:rPr>
-        <w:t xml:space="preserve">This course aligns to the </w:t>
-      </w:r>
-      <w:r>
-        <w:rPr>
-          <w:rFonts w:ascii="Arial" w:hAnsi="Arial"/>
           <w:b/>
           <w:i w:val="0"/>
         </w:rPr>
-        <w:t>four national PE standards:</w:t>
-      </w:r>
-    </w:p>
-    <w:p>
-      <w:pPr>
-        <w:pStyle w:val="ListNumber"/>
-      </w:pPr>
-      <w:r>
-        <w:rPr>
-          <w:rFonts w:ascii="Arial" w:hAnsi="Arial"/>
-          <w:b/>
-          <w:i w:val="0"/>
-        </w:rPr>
-        <w:t>Standard 1:</w:t>
+        <w:t>The Feature</w:t>
       </w:r>
       <w:r>
         <w:rPr>
@@ -352,20 +781,17 @@
           <w:b w:val="0"/>
           <w:i w:val="0"/>
         </w:rPr>
-        <w:t xml:space="preserve"> Develops a variety of motor skills</w:t>
+        <w:t xml:space="preserve"> is the unit we are learning. Mr. English teaches it directly.</w:t>
       </w:r>
     </w:p>
     <w:p>
-      <w:pPr>
-        <w:pStyle w:val="ListNumber"/>
-      </w:pPr>
       <w:r>
         <w:rPr>
           <w:rFonts w:ascii="Arial" w:hAnsi="Arial"/>
           <w:b/>
           <w:i w:val="0"/>
         </w:rPr>
-        <w:t>Standard 2:</w:t>
+        <w:t>The Health Station</w:t>
       </w:r>
       <w:r>
         <w:rPr>
@@ -373,20 +799,17 @@
           <w:b w:val="0"/>
           <w:i w:val="0"/>
         </w:rPr>
-        <w:t xml:space="preserve"> Applies knowledge related to movement and fitness concepts</w:t>
+        <w:t xml:space="preserve"> runs every class, and every student rotates through it. It is where your health learning happens: Nearpod lessons, EVERFI modules, self-guided lessons, and project work that builds toward the unit capstone.</w:t>
       </w:r>
     </w:p>
     <w:p>
-      <w:pPr>
-        <w:pStyle w:val="ListNumber"/>
-      </w:pPr>
       <w:r>
         <w:rPr>
           <w:rFonts w:ascii="Arial" w:hAnsi="Arial"/>
           <w:b/>
           <w:i w:val="0"/>
         </w:rPr>
-        <w:t>Standard 3:</w:t>
+        <w:t>The fitness stations</w:t>
       </w:r>
       <w:r>
         <w:rPr>
@@ -394,20 +817,17 @@
           <w:b w:val="0"/>
           <w:i w:val="0"/>
         </w:rPr>
-        <w:t xml:space="preserve"> Develops social skills through movement</w:t>
+        <w:t xml:space="preserve"> are the weight room and the bikes and rower. You train on your own card and log every session.</w:t>
       </w:r>
     </w:p>
     <w:p>
-      <w:pPr>
-        <w:pStyle w:val="ListNumber"/>
-      </w:pPr>
       <w:r>
         <w:rPr>
           <w:rFonts w:ascii="Arial" w:hAnsi="Arial"/>
           <w:b/>
           <w:i w:val="0"/>
         </w:rPr>
-        <w:t>Standard 4:</w:t>
+        <w:t>Supervision.</w:t>
       </w:r>
       <w:r>
         <w:rPr>
@@ -415,33 +835,17 @@
           <w:b w:val="0"/>
           <w:i w:val="0"/>
         </w:rPr>
-        <w:t xml:space="preserve"> Develops personal skills, identifies personal benefits of movement, and chooses to engage in physical activity</w:t>
-      </w:r>
-    </w:p>
-    <w:p>
-      <w:pPr>
-        <w:pStyle w:val="Heading2"/>
-      </w:pPr>
-      <w:r>
-        <w:t>Massachusetts DESE Framework (2023)</w:t>
+        <w:t xml:space="preserve"> During Block 2, Mr. English is in Room 006 with the students who are lifting. Every station runs where he can see it. The weight room never runs without him. You don't get to pick your favorite station and skip the others: each one teaches something different.</w:t>
       </w:r>
     </w:p>
     <w:p>
       <w:r>
         <w:rPr>
           <w:rFonts w:ascii="Arial" w:hAnsi="Arial"/>
-          <w:b w:val="0"/>
-          <w:i w:val="0"/>
-        </w:rPr>
-        <w:t xml:space="preserve">This course meets MA requirements for </w:t>
-      </w:r>
-      <w:r>
-        <w:rPr>
-          <w:rFonts w:ascii="Arial" w:hAnsi="Arial"/>
           <w:b/>
           <w:i w:val="0"/>
         </w:rPr>
-        <w:t>45 minutes/week of standards-based PE</w:t>
+        <w:t>Earned independence.</w:t>
       </w:r>
       <w:r>
         <w:rPr>
@@ -449,57 +853,7 @@
           <w:b w:val="0"/>
           <w:i w:val="0"/>
         </w:rPr>
-        <w:t xml:space="preserve"> and integrates </w:t>
-      </w:r>
-      <w:r>
-        <w:rPr>
-          <w:rFonts w:ascii="Arial" w:hAnsi="Arial"/>
-          <w:b/>
-          <w:i w:val="0"/>
-        </w:rPr>
-        <w:t>nine core content areas:</w:t>
-      </w:r>
-      <w:r>
-        <w:rPr>
-          <w:rFonts w:ascii="Arial" w:hAnsi="Arial"/>
-          <w:b w:val="0"/>
-          <w:i w:val="0"/>
-        </w:rPr>
-        <w:t xml:space="preserve"> mental/emotional health, personal safety, physical health/hygiene, healthy relationships, nutrition, physical activity/fitness, substance use awareness, sexual health, and community/environmental health.</w:t>
-      </w:r>
-    </w:p>
-    <w:p>
-      <w:pPr>
-        <w:pStyle w:val="Heading2"/>
-      </w:pPr>
-      <w:r>
-        <w:t>Boston Public Schools Alignment</w:t>
-      </w:r>
-    </w:p>
-    <w:p>
-      <w:r>
-        <w:rPr>
-          <w:rFonts w:ascii="Arial" w:hAnsi="Arial"/>
-          <w:b w:val="0"/>
-          <w:i w:val="0"/>
-        </w:rPr>
-        <w:t xml:space="preserve">BPS PE framework emphasizes </w:t>
-      </w:r>
-      <w:r>
-        <w:rPr>
-          <w:rFonts w:ascii="Arial" w:hAnsi="Arial"/>
-          <w:b/>
-          <w:i w:val="0"/>
-        </w:rPr>
-        <w:t>25% SEL (Social-Emotional Learning)</w:t>
-      </w:r>
-      <w:r>
-        <w:rPr>
-          <w:rFonts w:ascii="Arial" w:hAnsi="Arial"/>
-          <w:b w:val="0"/>
-          <w:i w:val="0"/>
-        </w:rPr>
-        <w:t xml:space="preserve"> integration, which this course embeds in every unit through community-building, goal-setting, and wellness reflection.</w:t>
+        <w:t xml:space="preserve"> Nobody lifts with weight until they pass the safety check-off: squat, hinge, push, pull, how to spot, bike and rower setup. A green check on the wall chart opens the weight room for you. No more than 8 students lift at a time.</w:t>
       </w:r>
     </w:p>
     <w:p>
@@ -514,15 +868,608 @@
         <w:pStyle w:val="Heading1"/>
       </w:pPr>
       <w:r>
-        <w:t>COURSE STRUCTURE: Inside/Outside + Rotating Stations</w:t>
+        <w:t>The semester: six units, about 18 classes</w:t>
       </w:r>
     </w:p>
     <w:p>
+      <w:r>
+        <w:rPr>
+          <w:rFonts w:ascii="Arial" w:hAnsi="Arial"/>
+          <w:b w:val="0"/>
+          <w:i w:val="0"/>
+        </w:rPr>
+        <w:t>Every section follows the same plan. Class numbers are approximate; holidays and assemblies move them. Each project is the unit capstone: it pulls together what you did in the Feature, at the fitness stations, and at the Health Station.</w:t>
+      </w:r>
+    </w:p>
+    <w:tbl>
+      <w:tblPr>
+        <w:tblStyle w:val="TableGrid"/>
+        <w:tblW w:type="auto" w:w="0"/>
+        <w:jc w:val="center"/>
+        <w:tblLook w:firstColumn="1" w:firstRow="1" w:lastColumn="0" w:lastRow="0" w:noHBand="0" w:noVBand="1" w:val="04A0"/>
+      </w:tblPr>
+      <w:tblGrid>
+        <w:gridCol w:w="2340"/>
+        <w:gridCol w:w="2340"/>
+        <w:gridCol w:w="2340"/>
+        <w:gridCol w:w="2340"/>
+      </w:tblGrid>
+      <w:tr>
+        <w:tc>
+          <w:tcPr>
+            <w:tcW w:type="dxa" w:w="2340"/>
+            <w:shd w:val="clear" w:fill="0D5E42"/>
+          </w:tcPr>
+          <w:p>
+            <w:pPr>
+              <w:spacing w:after="40"/>
+            </w:pPr>
+            <w:r>
+              <w:rPr>
+                <w:rFonts w:ascii="Arial" w:hAnsi="Arial"/>
+                <w:b/>
+                <w:i w:val="0"/>
+                <w:color w:val="FFFFFF"/>
+                <w:sz w:val="21"/>
+              </w:rPr>
+              <w:t>Classes</w:t>
+            </w:r>
+          </w:p>
+        </w:tc>
+        <w:tc>
+          <w:tcPr>
+            <w:tcW w:type="dxa" w:w="2340"/>
+            <w:shd w:val="clear" w:fill="0D5E42"/>
+          </w:tcPr>
+          <w:p>
+            <w:pPr>
+              <w:spacing w:after="40"/>
+            </w:pPr>
+            <w:r>
+              <w:rPr>
+                <w:rFonts w:ascii="Arial" w:hAnsi="Arial"/>
+                <w:b/>
+                <w:i w:val="0"/>
+                <w:color w:val="FFFFFF"/>
+                <w:sz w:val="21"/>
+              </w:rPr>
+              <w:t>Unit</w:t>
+            </w:r>
+          </w:p>
+        </w:tc>
+        <w:tc>
+          <w:tcPr>
+            <w:tcW w:type="dxa" w:w="2340"/>
+            <w:shd w:val="clear" w:fill="0D5E42"/>
+          </w:tcPr>
+          <w:p>
+            <w:pPr>
+              <w:spacing w:after="40"/>
+            </w:pPr>
+            <w:r>
+              <w:rPr>
+                <w:rFonts w:ascii="Arial" w:hAnsi="Arial"/>
+                <w:b/>
+                <w:i w:val="0"/>
+                <w:color w:val="FFFFFF"/>
+                <w:sz w:val="21"/>
+              </w:rPr>
+              <w:t>What you learn</w:t>
+            </w:r>
+          </w:p>
+        </w:tc>
+        <w:tc>
+          <w:tcPr>
+            <w:tcW w:type="dxa" w:w="2340"/>
+            <w:shd w:val="clear" w:fill="0D5E42"/>
+          </w:tcPr>
+          <w:p>
+            <w:pPr>
+              <w:spacing w:after="40"/>
+            </w:pPr>
+            <w:r>
+              <w:rPr>
+                <w:rFonts w:ascii="Arial" w:hAnsi="Arial"/>
+                <w:b/>
+                <w:i w:val="0"/>
+                <w:color w:val="FFFFFF"/>
+                <w:sz w:val="21"/>
+              </w:rPr>
+              <w:t>You finish with</w:t>
+            </w:r>
+          </w:p>
+        </w:tc>
+      </w:tr>
+      <w:tr>
+        <w:tc>
+          <w:tcPr>
+            <w:tcW w:type="dxa" w:w="2340"/>
+          </w:tcPr>
+          <w:p>
+            <w:pPr>
+              <w:spacing w:after="40"/>
+            </w:pPr>
+            <w:r>
+              <w:rPr>
+                <w:rFonts w:ascii="Arial" w:hAnsi="Arial"/>
+                <w:b w:val="0"/>
+                <w:i w:val="0"/>
+                <w:sz w:val="21"/>
+              </w:rPr>
+              <w:t>1 to 5</w:t>
+            </w:r>
+          </w:p>
+        </w:tc>
+        <w:tc>
+          <w:tcPr>
+            <w:tcW w:type="dxa" w:w="2340"/>
+          </w:tcPr>
+          <w:p>
+            <w:pPr>
+              <w:spacing w:after="40"/>
+            </w:pPr>
+            <w:r>
+              <w:rPr>
+                <w:rFonts w:ascii="Arial" w:hAnsi="Arial"/>
+                <w:b/>
+                <w:i w:val="0"/>
+                <w:sz w:val="21"/>
+              </w:rPr>
+              <w:t>1. Foundations</w:t>
+            </w:r>
+          </w:p>
+        </w:tc>
+        <w:tc>
+          <w:tcPr>
+            <w:tcW w:type="dxa" w:w="2340"/>
+          </w:tcPr>
+          <w:p>
+            <w:pPr>
+              <w:spacing w:after="40"/>
+            </w:pPr>
+            <w:r>
+              <w:rPr>
+                <w:rFonts w:ascii="Arial" w:hAnsi="Arial"/>
+                <w:b w:val="0"/>
+                <w:i w:val="0"/>
+                <w:sz w:val="21"/>
+              </w:rPr>
+              <w:t>Our three norms, every space, the safety check-off, cooperative games</w:t>
+            </w:r>
+          </w:p>
+        </w:tc>
+        <w:tc>
+          <w:tcPr>
+            <w:tcW w:type="dxa" w:w="2340"/>
+          </w:tcPr>
+          <w:p>
+            <w:pPr>
+              <w:spacing w:after="40"/>
+            </w:pPr>
+            <w:r>
+              <w:rPr>
+                <w:rFonts w:ascii="Arial" w:hAnsi="Arial"/>
+                <w:b w:val="0"/>
+                <w:i w:val="0"/>
+                <w:sz w:val="21"/>
+              </w:rPr>
+              <w:t>Signed community agreement, safety check-off</w:t>
+            </w:r>
+          </w:p>
+        </w:tc>
+      </w:tr>
+      <w:tr>
+        <w:tc>
+          <w:tcPr>
+            <w:tcW w:type="dxa" w:w="2340"/>
+            <w:shd w:val="clear" w:fill="E8F5E9"/>
+          </w:tcPr>
+          <w:p>
+            <w:pPr>
+              <w:spacing w:after="40"/>
+            </w:pPr>
+            <w:r>
+              <w:rPr>
+                <w:rFonts w:ascii="Arial" w:hAnsi="Arial"/>
+                <w:b w:val="0"/>
+                <w:i w:val="0"/>
+                <w:sz w:val="21"/>
+              </w:rPr>
+              <w:t>6 to 8</w:t>
+            </w:r>
+          </w:p>
+        </w:tc>
+        <w:tc>
+          <w:tcPr>
+            <w:tcW w:type="dxa" w:w="2340"/>
+            <w:shd w:val="clear" w:fill="E8F5E9"/>
+          </w:tcPr>
+          <w:p>
+            <w:pPr>
+              <w:spacing w:after="40"/>
+            </w:pPr>
+            <w:r>
+              <w:rPr>
+                <w:rFonts w:ascii="Arial" w:hAnsi="Arial"/>
+                <w:b/>
+                <w:i w:val="0"/>
+                <w:sz w:val="21"/>
+              </w:rPr>
+              <w:t>2. Fitness Planning</w:t>
+            </w:r>
+          </w:p>
+        </w:tc>
+        <w:tc>
+          <w:tcPr>
+            <w:tcW w:type="dxa" w:w="2340"/>
+            <w:shd w:val="clear" w:fill="E8F5E9"/>
+          </w:tcPr>
+          <w:p>
+            <w:pPr>
+              <w:spacing w:after="40"/>
+            </w:pPr>
+            <w:r>
+              <w:rPr>
+                <w:rFonts w:ascii="Arial" w:hAnsi="Arial"/>
+                <w:b w:val="0"/>
+                <w:i w:val="0"/>
+                <w:sz w:val="21"/>
+              </w:rPr>
+              <w:t>Heart rate, the 1 to 10 effort scale, baseline tests, writing a SMART goal</w:t>
+            </w:r>
+          </w:p>
+        </w:tc>
+        <w:tc>
+          <w:tcPr>
+            <w:tcW w:type="dxa" w:w="2340"/>
+            <w:shd w:val="clear" w:fill="E8F5E9"/>
+          </w:tcPr>
+          <w:p>
+            <w:pPr>
+              <w:spacing w:after="40"/>
+            </w:pPr>
+            <w:r>
+              <w:rPr>
+                <w:rFonts w:ascii="Arial" w:hAnsi="Arial"/>
+                <w:b/>
+                <w:i w:val="0"/>
+                <w:sz w:val="21"/>
+              </w:rPr>
+              <w:t>Project: My Baseline and My Goal</w:t>
+            </w:r>
+          </w:p>
+        </w:tc>
+      </w:tr>
+      <w:tr>
+        <w:tc>
+          <w:tcPr>
+            <w:tcW w:type="dxa" w:w="2340"/>
+          </w:tcPr>
+          <w:p>
+            <w:pPr>
+              <w:spacing w:after="40"/>
+            </w:pPr>
+            <w:r>
+              <w:rPr>
+                <w:rFonts w:ascii="Arial" w:hAnsi="Arial"/>
+                <w:b w:val="0"/>
+                <w:i w:val="0"/>
+                <w:sz w:val="21"/>
+              </w:rPr>
+              <w:t>9 to 12</w:t>
+            </w:r>
+          </w:p>
+        </w:tc>
+        <w:tc>
+          <w:tcPr>
+            <w:tcW w:type="dxa" w:w="2340"/>
+          </w:tcPr>
+          <w:p>
+            <w:pPr>
+              <w:spacing w:after="40"/>
+            </w:pPr>
+            <w:r>
+              <w:rPr>
+                <w:rFonts w:ascii="Arial" w:hAnsi="Arial"/>
+                <w:b/>
+                <w:i w:val="0"/>
+                <w:sz w:val="21"/>
+              </w:rPr>
+              <w:t>3. Strength and Power</w:t>
+            </w:r>
+          </w:p>
+        </w:tc>
+        <w:tc>
+          <w:tcPr>
+            <w:tcW w:type="dxa" w:w="2340"/>
+          </w:tcPr>
+          <w:p>
+            <w:pPr>
+              <w:spacing w:after="40"/>
+            </w:pPr>
+            <w:r>
+              <w:rPr>
+                <w:rFonts w:ascii="Arial" w:hAnsi="Arial"/>
+                <w:b w:val="0"/>
+                <w:i w:val="0"/>
+                <w:sz w:val="21"/>
+              </w:rPr>
+              <w:t>The five lift patterns (squat, hinge, push, pull, carry), safe progression, checking a supplement claim</w:t>
+            </w:r>
+          </w:p>
+        </w:tc>
+        <w:tc>
+          <w:tcPr>
+            <w:tcW w:type="dxa" w:w="2340"/>
+          </w:tcPr>
+          <w:p>
+            <w:pPr>
+              <w:spacing w:after="40"/>
+            </w:pPr>
+            <w:r>
+              <w:rPr>
+                <w:rFonts w:ascii="Arial" w:hAnsi="Arial"/>
+                <w:b/>
+                <w:i w:val="0"/>
+                <w:sz w:val="21"/>
+              </w:rPr>
+              <w:t>Project: My Training Program</w:t>
+            </w:r>
+          </w:p>
+        </w:tc>
+      </w:tr>
+      <w:tr>
+        <w:tc>
+          <w:tcPr>
+            <w:tcW w:type="dxa" w:w="2340"/>
+            <w:shd w:val="clear" w:fill="E8F5E9"/>
+          </w:tcPr>
+          <w:p>
+            <w:pPr>
+              <w:spacing w:after="40"/>
+            </w:pPr>
+            <w:r>
+              <w:rPr>
+                <w:rFonts w:ascii="Arial" w:hAnsi="Arial"/>
+                <w:b w:val="0"/>
+                <w:i w:val="0"/>
+                <w:sz w:val="21"/>
+              </w:rPr>
+              <w:t>13 to 15</w:t>
+            </w:r>
+          </w:p>
+        </w:tc>
+        <w:tc>
+          <w:tcPr>
+            <w:tcW w:type="dxa" w:w="2340"/>
+            <w:shd w:val="clear" w:fill="E8F5E9"/>
+          </w:tcPr>
+          <w:p>
+            <w:pPr>
+              <w:spacing w:after="40"/>
+            </w:pPr>
+            <w:r>
+              <w:rPr>
+                <w:rFonts w:ascii="Arial" w:hAnsi="Arial"/>
+                <w:b/>
+                <w:i w:val="0"/>
+                <w:sz w:val="21"/>
+              </w:rPr>
+              <w:t>4. Lifetime Games</w:t>
+            </w:r>
+          </w:p>
+        </w:tc>
+        <w:tc>
+          <w:tcPr>
+            <w:tcW w:type="dxa" w:w="2340"/>
+            <w:shd w:val="clear" w:fill="E8F5E9"/>
+          </w:tcPr>
+          <w:p>
+            <w:pPr>
+              <w:spacing w:after="40"/>
+            </w:pPr>
+            <w:r>
+              <w:rPr>
+                <w:rFonts w:ascii="Arial" w:hAnsi="Arial"/>
+                <w:b w:val="0"/>
+                <w:i w:val="0"/>
+                <w:sz w:val="21"/>
+              </w:rPr>
+              <w:t>Fall: futsal and net games. Spring: net games, putting, and basketball</w:t>
+            </w:r>
+          </w:p>
+        </w:tc>
+        <w:tc>
+          <w:tcPr>
+            <w:tcW w:type="dxa" w:w="2340"/>
+            <w:shd w:val="clear" w:fill="E8F5E9"/>
+          </w:tcPr>
+          <w:p>
+            <w:pPr>
+              <w:spacing w:after="40"/>
+            </w:pPr>
+            <w:r>
+              <w:rPr>
+                <w:rFonts w:ascii="Arial" w:hAnsi="Arial"/>
+                <w:b w:val="0"/>
+                <w:i w:val="0"/>
+                <w:sz w:val="21"/>
+              </w:rPr>
+              <w:t>Skill check in game play</w:t>
+            </w:r>
+          </w:p>
+        </w:tc>
+      </w:tr>
+      <w:tr>
+        <w:tc>
+          <w:tcPr>
+            <w:tcW w:type="dxa" w:w="2340"/>
+          </w:tcPr>
+          <w:p>
+            <w:pPr>
+              <w:spacing w:after="40"/>
+            </w:pPr>
+            <w:r>
+              <w:rPr>
+                <w:rFonts w:ascii="Arial" w:hAnsi="Arial"/>
+                <w:b w:val="0"/>
+                <w:i w:val="0"/>
+                <w:sz w:val="21"/>
+              </w:rPr>
+              <w:t>16 to 17</w:t>
+            </w:r>
+          </w:p>
+        </w:tc>
+        <w:tc>
+          <w:tcPr>
+            <w:tcW w:type="dxa" w:w="2340"/>
+          </w:tcPr>
+          <w:p>
+            <w:pPr>
+              <w:spacing w:after="40"/>
+            </w:pPr>
+            <w:r>
+              <w:rPr>
+                <w:rFonts w:ascii="Arial" w:hAnsi="Arial"/>
+                <w:b/>
+                <w:i w:val="0"/>
+                <w:sz w:val="21"/>
+              </w:rPr>
+              <w:t>5. Stress and Recovery</w:t>
+            </w:r>
+          </w:p>
+        </w:tc>
+        <w:tc>
+          <w:tcPr>
+            <w:tcW w:type="dxa" w:w="2340"/>
+          </w:tcPr>
+          <w:p>
+            <w:pPr>
+              <w:spacing w:after="40"/>
+            </w:pPr>
+            <w:r>
+              <w:rPr>
+                <w:rFonts w:ascii="Arial" w:hAnsi="Arial"/>
+                <w:b w:val="0"/>
+                <w:i w:val="0"/>
+                <w:sz w:val="21"/>
+              </w:rPr>
+              <w:t>Yoga, mobility, breathing, sleep, and stress strategies</w:t>
+            </w:r>
+          </w:p>
+        </w:tc>
+        <w:tc>
+          <w:tcPr>
+            <w:tcW w:type="dxa" w:w="2340"/>
+          </w:tcPr>
+          <w:p>
+            <w:pPr>
+              <w:spacing w:after="40"/>
+            </w:pPr>
+            <w:r>
+              <w:rPr>
+                <w:rFonts w:ascii="Arial" w:hAnsi="Arial"/>
+                <w:b/>
+                <w:i w:val="0"/>
+                <w:sz w:val="21"/>
+              </w:rPr>
+              <w:t>Project: My Stress Toolkit</w:t>
+            </w:r>
+          </w:p>
+        </w:tc>
+      </w:tr>
+      <w:tr>
+        <w:tc>
+          <w:tcPr>
+            <w:tcW w:type="dxa" w:w="2340"/>
+            <w:shd w:val="clear" w:fill="E8F5E9"/>
+          </w:tcPr>
+          <w:p>
+            <w:pPr>
+              <w:spacing w:after="40"/>
+            </w:pPr>
+            <w:r>
+              <w:rPr>
+                <w:rFonts w:ascii="Arial" w:hAnsi="Arial"/>
+                <w:b w:val="0"/>
+                <w:i w:val="0"/>
+                <w:sz w:val="21"/>
+              </w:rPr>
+              <w:t>18</w:t>
+            </w:r>
+          </w:p>
+        </w:tc>
+        <w:tc>
+          <w:tcPr>
+            <w:tcW w:type="dxa" w:w="2340"/>
+            <w:shd w:val="clear" w:fill="E8F5E9"/>
+          </w:tcPr>
+          <w:p>
+            <w:pPr>
+              <w:spacing w:after="40"/>
+            </w:pPr>
+            <w:r>
+              <w:rPr>
+                <w:rFonts w:ascii="Arial" w:hAnsi="Arial"/>
+                <w:b/>
+                <w:i w:val="0"/>
+                <w:sz w:val="21"/>
+              </w:rPr>
+              <w:t>6. Capstone</w:t>
+            </w:r>
+          </w:p>
+        </w:tc>
+        <w:tc>
+          <w:tcPr>
+            <w:tcW w:type="dxa" w:w="2340"/>
+            <w:shd w:val="clear" w:fill="E8F5E9"/>
+          </w:tcPr>
+          <w:p>
+            <w:pPr>
+              <w:spacing w:after="40"/>
+            </w:pPr>
+            <w:r>
+              <w:rPr>
+                <w:rFonts w:ascii="Arial" w:hAnsi="Arial"/>
+                <w:b w:val="0"/>
+                <w:i w:val="0"/>
+                <w:sz w:val="21"/>
+              </w:rPr>
+              <w:t>Retest your baseline and compare</w:t>
+            </w:r>
+          </w:p>
+        </w:tc>
+        <w:tc>
+          <w:tcPr>
+            <w:tcW w:type="dxa" w:w="2340"/>
+            <w:shd w:val="clear" w:fill="E8F5E9"/>
+          </w:tcPr>
+          <w:p>
+            <w:pPr>
+              <w:spacing w:after="40"/>
+            </w:pPr>
+            <w:r>
+              <w:rPr>
+                <w:rFonts w:ascii="Arial" w:hAnsi="Arial"/>
+                <w:b/>
+                <w:i w:val="0"/>
+                <w:sz w:val="21"/>
+              </w:rPr>
+              <w:t>Project: My Lifelong Activity Plan</w:t>
+            </w:r>
+          </w:p>
+        </w:tc>
+      </w:tr>
+    </w:tbl>
+    <w:p>
       <w:pPr>
-        <w:pStyle w:val="Heading2"/>
+        <w:spacing w:after="0" w:line="240" w:lineRule="auto"/>
       </w:pPr>
       <w:r>
-        <w:t>Every Unit Includes:</w:t>
+        <w:rPr>
+          <w:sz w:val="8"/>
+        </w:rPr>
+        <w:t xml:space="preserve"> </w:t>
       </w:r>
     </w:p>
     <w:p>
@@ -532,7 +1479,7 @@
           <w:b/>
           <w:i w:val="0"/>
         </w:rPr>
-        <w:t>MAIN ACTIVITY</w:t>
+        <w:t>Outside.</w:t>
       </w:r>
       <w:r>
         <w:rPr>
@@ -540,7 +1487,32 @@
           <w:b w:val="0"/>
           <w:i w:val="0"/>
         </w:rPr>
-        <w:t xml:space="preserve"> (What the unit teaches ,  Zach teaches directly)</w:t>
+        <w:t xml:space="preserve"> When we go outside, we stay on school grounds: the courts and the space around the building. A walking route in the neighborhood only happens with a signed permission slip on file and a set route.</w:t>
+      </w:r>
+    </w:p>
+    <w:p>
+      <w:pPr>
+        <w:pBdr>
+          <w:bottom w:val="single" w:sz="6" w:space="4" w:color="BBBBBB"/>
+        </w:pBdr>
+      </w:pPr>
+    </w:p>
+    <w:p>
+      <w:pPr>
+        <w:pStyle w:val="Heading1"/>
+      </w:pPr>
+      <w:r>
+        <w:t>Health in this course: the Health Station</w:t>
+      </w:r>
+    </w:p>
+    <w:p>
+      <w:r>
+        <w:rPr>
+          <w:rFonts w:ascii="Arial" w:hAnsi="Arial"/>
+          <w:b w:val="0"/>
+          <w:i w:val="0"/>
+        </w:rPr>
+        <w:t>Health is part of every class, not an extra. Every student rotates through the Health Station every class.</w:t>
       </w:r>
     </w:p>
     <w:p>
@@ -553,7 +1525,7 @@
           <w:b/>
           <w:i w:val="0"/>
         </w:rPr>
-        <w:t>Option A:</w:t>
+        <w:t>Nearpod:</w:t>
       </w:r>
       <w:r>
         <w:rPr>
@@ -561,7 +1533,7 @@
           <w:b w:val="0"/>
           <w:i w:val="0"/>
         </w:rPr>
-        <w:t xml:space="preserve"> Outside (basketball court, soccer field, Boston Common, parking lot)</w:t>
+        <w:t xml:space="preserve"> interactive health lessons with questions you answer as you go.</w:t>
       </w:r>
     </w:p>
     <w:p>
@@ -574,7 +1546,7 @@
           <w:b/>
           <w:i w:val="0"/>
         </w:rPr>
-        <w:t>Option B:</w:t>
+        <w:t>EVERFI:</w:t>
       </w:r>
       <w:r>
         <w:rPr>
@@ -582,51 +1554,7 @@
           <w:b w:val="0"/>
           <w:i w:val="0"/>
         </w:rPr>
-        <w:t xml:space="preserve"> Inside (mini gym)</w:t>
-      </w:r>
-    </w:p>
-    <w:p>
-      <w:pPr>
-        <w:pStyle w:val="ListBullet"/>
-      </w:pPr>
-      <w:r>
-        <w:rPr>
-          <w:rFonts w:ascii="Arial" w:hAnsi="Arial"/>
-          <w:b w:val="0"/>
-          <w:i w:val="0"/>
-        </w:rPr>
-        <w:t>You choose based on weather, space preference, comfort level, or daily mood</w:t>
-      </w:r>
-    </w:p>
-    <w:p>
-      <w:pPr>
-        <w:pStyle w:val="ListBullet"/>
-      </w:pPr>
-      <w:r>
-        <w:rPr>
-          <w:rFonts w:ascii="Arial" w:hAnsi="Arial"/>
-          <w:b w:val="0"/>
-          <w:i w:val="0"/>
-        </w:rPr>
-        <w:t>Zach circulates between both, teaching skill progressions and offering feedback</w:t>
-      </w:r>
-    </w:p>
-    <w:p>
-      <w:r>
-        <w:rPr>
-          <w:rFonts w:ascii="Arial" w:hAnsi="Arial"/>
-          <w:b/>
-          <w:i w:val="0"/>
-        </w:rPr>
-        <w:t>ROTATING STATIONS</w:t>
-      </w:r>
-      <w:r>
-        <w:rPr>
-          <w:rFonts w:ascii="Arial" w:hAnsi="Arial"/>
-          <w:b w:val="0"/>
-          <w:i w:val="0"/>
-        </w:rPr>
-        <w:t xml:space="preserve"> (Physical fitness + health concepts ,  cycles through)</w:t>
+        <w:t xml:space="preserve"> self-paced digital modules on topics like mental wellness, nutrition, and making healthy decisions.</w:t>
       </w:r>
     </w:p>
     <w:p>
@@ -639,7 +1567,7 @@
           <w:b/>
           <w:i w:val="0"/>
         </w:rPr>
-        <w:t>WEIGHT ROOM:</w:t>
+        <w:t>Self-guided lessons:</w:t>
       </w:r>
       <w:r>
         <w:rPr>
@@ -647,7 +1575,7 @@
           <w:b w:val="0"/>
           <w:i w:val="0"/>
         </w:rPr>
-        <w:t xml:space="preserve"> Progressive strength circuits (bodyweight → dumbbells → barbells), self-guided with checklist</w:t>
+        <w:t xml:space="preserve"> short readings, videos, and tasks in Google Classroom, connected to what we are doing in PE that week.</w:t>
       </w:r>
     </w:p>
     <w:p>
@@ -660,7 +1588,7 @@
           <w:b/>
           <w:i w:val="0"/>
         </w:rPr>
-        <w:t>FITNESS BIKES:</w:t>
+        <w:t>Project-based learning:</w:t>
       </w:r>
       <w:r>
         <w:rPr>
@@ -668,7 +1596,42 @@
           <w:b w:val="0"/>
           <w:i w:val="0"/>
         </w:rPr>
-        <w:t xml:space="preserve"> Cardio work, personal goal tracking, consistent routine</w:t>
+        <w:t xml:space="preserve"> each unit's Health Station work builds toward the unit capstone, which joins your health learning and your PE learning.</w:t>
+      </w:r>
+    </w:p>
+    <w:p>
+      <w:r>
+        <w:rPr>
+          <w:rFonts w:ascii="Arial" w:hAnsi="Arial"/>
+          <w:b w:val="0"/>
+          <w:i w:val="0"/>
+        </w:rPr>
+        <w:t>Topics follow the units: heart health and pacing, nutrition and fueling, sleep and recovery, supplements and advertising, stress and mental health. Students told us on the September survey that nutrition is the topic they know least about, so it shows up in more than one unit.</w:t>
+      </w:r>
+    </w:p>
+    <w:p>
+      <w:r>
+        <w:rPr>
+          <w:rFonts w:ascii="Arial" w:hAnsi="Arial"/>
+          <w:b w:val="0"/>
+          <w:i w:val="0"/>
+        </w:rPr>
+        <w:t>This course is PE with health built in. It does not replace the separate Health Education course required for graduation, and sexual health is not taught in this class.</w:t>
+      </w:r>
+    </w:p>
+    <w:p>
+      <w:pPr>
+        <w:pBdr>
+          <w:bottom w:val="single" w:sz="6" w:space="4" w:color="BBBBBB"/>
+        </w:pBdr>
+      </w:pPr>
+    </w:p>
+    <w:p>
+      <w:pPr>
+        <w:pStyle w:val="Heading1"/>
+      </w:pPr>
+      <w:r>
+        <w:t>Standards</w:t>
       </w:r>
     </w:p>
     <w:p>
@@ -681,7 +1644,7 @@
           <w:b/>
           <w:i w:val="0"/>
         </w:rPr>
-        <w:t>LAPTOP/CHROMEBOOK:</w:t>
+        <w:t>SHAPE America National PE Standards (2024).</w:t>
       </w:r>
       <w:r>
         <w:rPr>
@@ -689,15 +1652,85 @@
           <w:b w:val="0"/>
           <w:i w:val="0"/>
         </w:rPr>
-        <w:t xml:space="preserve"> Unit-specific health lessons, wellness tracking, strategy analysis, reflections</w:t>
+        <w:t xml:space="preserve"> Four standards: (1) develops a variety of motor skills; (2) applies knowledge related to movement and fitness concepts; (3) develops social skills through movement; (4) develops personal skills, identifies personal benefits of movement, and chooses to engage in physical activity.</w:t>
       </w:r>
     </w:p>
     <w:p>
       <w:pPr>
-        <w:pStyle w:val="Heading2"/>
+        <w:pStyle w:val="ListBullet"/>
       </w:pPr>
       <w:r>
-        <w:t>How Pacing Works (Your Meeting Schedule)</w:t>
+        <w:rPr>
+          <w:rFonts w:ascii="Arial" w:hAnsi="Arial"/>
+          <w:b/>
+          <w:i w:val="0"/>
+        </w:rPr>
+        <w:t>Massachusetts Comprehensive Health and Physical Education Framework (2023).</w:t>
+      </w:r>
+      <w:r>
+        <w:rPr>
+          <w:rFonts w:ascii="Arial" w:hAnsi="Arial"/>
+          <w:b w:val="0"/>
+          <w:i w:val="0"/>
+        </w:rPr>
+        <w:t xml:space="preserve"> We use its practices: decision-making, self-management and goal setting, social awareness and communication, movement skills, analyzing influences, finding reliable information, and advocacy.</w:t>
+      </w:r>
+    </w:p>
+    <w:p>
+      <w:pPr>
+        <w:pStyle w:val="ListBullet"/>
+      </w:pPr>
+      <w:r>
+        <w:rPr>
+          <w:rFonts w:ascii="Arial" w:hAnsi="Arial"/>
+          <w:b/>
+          <w:i w:val="0"/>
+        </w:rPr>
+        <w:t>Boston Public Schools PE Framework.</w:t>
+      </w:r>
+      <w:r>
+        <w:rPr>
+          <w:rFonts w:ascii="Arial" w:hAnsi="Arial"/>
+          <w:b w:val="0"/>
+          <w:i w:val="0"/>
+        </w:rPr>
+        <w:t xml:space="preserve"> Movement skills, health-related fitness, personal and social skills, and lifelong physical activity.</w:t>
+      </w:r>
+    </w:p>
+    <w:p>
+      <w:pPr>
+        <w:pStyle w:val="ListBullet"/>
+      </w:pPr>
+      <w:r>
+        <w:rPr>
+          <w:rFonts w:ascii="Arial" w:hAnsi="Arial"/>
+          <w:b/>
+          <w:i w:val="0"/>
+        </w:rPr>
+        <w:t>WIDA English Language Development Standards.</w:t>
+      </w:r>
+      <w:r>
+        <w:rPr>
+          <w:rFonts w:ascii="Arial" w:hAnsi="Arial"/>
+          <w:b w:val="0"/>
+          <w:i w:val="0"/>
+        </w:rPr>
+        <w:t xml:space="preserve"> Every lesson has a language goal and a sentence frame for students learning English.</w:t>
+      </w:r>
+    </w:p>
+    <w:p>
+      <w:pPr>
+        <w:pBdr>
+          <w:bottom w:val="single" w:sz="6" w:space="4" w:color="BBBBBB"/>
+        </w:pBdr>
+      </w:pPr>
+    </w:p>
+    <w:p>
+      <w:pPr>
+        <w:pStyle w:val="Heading1"/>
+      </w:pPr>
+      <w:r>
+        <w:t>How grades work</w:t>
       </w:r>
     </w:p>
     <w:p>
@@ -707,7 +1740,7 @@
           <w:b w:val="0"/>
           <w:i w:val="0"/>
         </w:rPr>
-        <w:t xml:space="preserve">Your section meets </w:t>
+        <w:t xml:space="preserve">Your grade reflects </w:t>
       </w:r>
       <w:r>
         <w:rPr>
@@ -715,7 +1748,7 @@
           <w:b/>
           <w:i w:val="0"/>
         </w:rPr>
-        <w:t>1-3 times per week</w:t>
+        <w:t>what you can do and what you know.</w:t>
       </w:r>
       <w:r>
         <w:rPr>
@@ -723,7 +1756,457 @@
           <w:b w:val="0"/>
           <w:i w:val="0"/>
         </w:rPr>
-        <w:t>. Here's how that works:</w:t>
+        <w:t xml:space="preserve"> Scores are 1 to 4.</w:t>
+      </w:r>
+    </w:p>
+    <w:tbl>
+      <w:tblPr>
+        <w:tblStyle w:val="TableGrid"/>
+        <w:tblW w:type="auto" w:w="0"/>
+        <w:jc w:val="center"/>
+        <w:tblLook w:firstColumn="1" w:firstRow="1" w:lastColumn="0" w:lastRow="0" w:noHBand="0" w:noVBand="1" w:val="04A0"/>
+      </w:tblPr>
+      <w:tblGrid>
+        <w:gridCol w:w="2340"/>
+        <w:gridCol w:w="2340"/>
+        <w:gridCol w:w="2340"/>
+        <w:gridCol w:w="2340"/>
+      </w:tblGrid>
+      <w:tr>
+        <w:tc>
+          <w:tcPr>
+            <w:tcW w:type="dxa" w:w="2340"/>
+            <w:shd w:val="clear" w:fill="0D5E42"/>
+          </w:tcPr>
+          <w:p>
+            <w:pPr>
+              <w:spacing w:after="40"/>
+            </w:pPr>
+            <w:r>
+              <w:rPr>
+                <w:rFonts w:ascii="Arial" w:hAnsi="Arial"/>
+                <w:b/>
+                <w:i w:val="0"/>
+                <w:color w:val="FFFFFF"/>
+                <w:sz w:val="21"/>
+              </w:rPr>
+              <w:t>Part</w:t>
+            </w:r>
+          </w:p>
+        </w:tc>
+        <w:tc>
+          <w:tcPr>
+            <w:tcW w:type="dxa" w:w="2340"/>
+            <w:shd w:val="clear" w:fill="0D5E42"/>
+          </w:tcPr>
+          <w:p>
+            <w:pPr>
+              <w:spacing w:after="40"/>
+            </w:pPr>
+            <w:r>
+              <w:rPr>
+                <w:rFonts w:ascii="Arial" w:hAnsi="Arial"/>
+                <w:b/>
+                <w:i w:val="0"/>
+                <w:color w:val="FFFFFF"/>
+                <w:sz w:val="21"/>
+              </w:rPr>
+              <w:t>Weight</w:t>
+            </w:r>
+          </w:p>
+        </w:tc>
+        <w:tc>
+          <w:tcPr>
+            <w:tcW w:type="dxa" w:w="2340"/>
+            <w:shd w:val="clear" w:fill="0D5E42"/>
+          </w:tcPr>
+          <w:p>
+            <w:pPr>
+              <w:spacing w:after="40"/>
+            </w:pPr>
+            <w:r>
+              <w:rPr>
+                <w:rFonts w:ascii="Arial" w:hAnsi="Arial"/>
+                <w:b/>
+                <w:i w:val="0"/>
+                <w:color w:val="FFFFFF"/>
+                <w:sz w:val="21"/>
+              </w:rPr>
+              <w:t>What it measures</w:t>
+            </w:r>
+          </w:p>
+        </w:tc>
+        <w:tc>
+          <w:tcPr>
+            <w:tcW w:type="dxa" w:w="2340"/>
+            <w:shd w:val="clear" w:fill="0D5E42"/>
+          </w:tcPr>
+          <w:p>
+            <w:pPr>
+              <w:spacing w:after="40"/>
+            </w:pPr>
+            <w:r>
+              <w:rPr>
+                <w:rFonts w:ascii="Arial" w:hAnsi="Arial"/>
+                <w:b/>
+                <w:i w:val="0"/>
+                <w:color w:val="FFFFFF"/>
+                <w:sz w:val="21"/>
+              </w:rPr>
+              <w:t>How it is scored</w:t>
+            </w:r>
+          </w:p>
+        </w:tc>
+      </w:tr>
+      <w:tr>
+        <w:tc>
+          <w:tcPr>
+            <w:tcW w:type="dxa" w:w="2340"/>
+          </w:tcPr>
+          <w:p>
+            <w:pPr>
+              <w:spacing w:after="40"/>
+            </w:pPr>
+            <w:r>
+              <w:rPr>
+                <w:rFonts w:ascii="Arial" w:hAnsi="Arial"/>
+                <w:b/>
+                <w:i w:val="0"/>
+                <w:sz w:val="21"/>
+              </w:rPr>
+              <w:t>Motor Skills</w:t>
+            </w:r>
+          </w:p>
+        </w:tc>
+        <w:tc>
+          <w:tcPr>
+            <w:tcW w:type="dxa" w:w="2340"/>
+          </w:tcPr>
+          <w:p>
+            <w:pPr>
+              <w:spacing w:after="40"/>
+            </w:pPr>
+            <w:r>
+              <w:rPr>
+                <w:rFonts w:ascii="Arial" w:hAnsi="Arial"/>
+                <w:b w:val="0"/>
+                <w:i w:val="0"/>
+                <w:sz w:val="21"/>
+              </w:rPr>
+              <w:t>35%</w:t>
+            </w:r>
+          </w:p>
+        </w:tc>
+        <w:tc>
+          <w:tcPr>
+            <w:tcW w:type="dxa" w:w="2340"/>
+          </w:tcPr>
+          <w:p>
+            <w:pPr>
+              <w:spacing w:after="40"/>
+            </w:pPr>
+            <w:r>
+              <w:rPr>
+                <w:rFonts w:ascii="Arial" w:hAnsi="Arial"/>
+                <w:b w:val="0"/>
+                <w:i w:val="0"/>
+                <w:sz w:val="21"/>
+              </w:rPr>
+              <w:t>Can you show the unit's main skill with control and good form?</w:t>
+            </w:r>
+          </w:p>
+        </w:tc>
+        <w:tc>
+          <w:tcPr>
+            <w:tcW w:type="dxa" w:w="2340"/>
+          </w:tcPr>
+          <w:p>
+            <w:pPr>
+              <w:spacing w:after="40"/>
+            </w:pPr>
+            <w:r>
+              <w:rPr>
+                <w:rFonts w:ascii="Arial" w:hAnsi="Arial"/>
+                <w:b w:val="0"/>
+                <w:i w:val="0"/>
+                <w:sz w:val="21"/>
+              </w:rPr>
+              <w:t>A skill check in the Feature, scored by Mr. English on a 1 to 4 rubric</w:t>
+            </w:r>
+          </w:p>
+        </w:tc>
+      </w:tr>
+      <w:tr>
+        <w:tc>
+          <w:tcPr>
+            <w:tcW w:type="dxa" w:w="2340"/>
+            <w:shd w:val="clear" w:fill="E8F5E9"/>
+          </w:tcPr>
+          <w:p>
+            <w:pPr>
+              <w:spacing w:after="40"/>
+            </w:pPr>
+            <w:r>
+              <w:rPr>
+                <w:rFonts w:ascii="Arial" w:hAnsi="Arial"/>
+                <w:b/>
+                <w:i w:val="0"/>
+                <w:sz w:val="21"/>
+              </w:rPr>
+              <w:t>Knowledge</w:t>
+            </w:r>
+          </w:p>
+        </w:tc>
+        <w:tc>
+          <w:tcPr>
+            <w:tcW w:type="dxa" w:w="2340"/>
+            <w:shd w:val="clear" w:fill="E8F5E9"/>
+          </w:tcPr>
+          <w:p>
+            <w:pPr>
+              <w:spacing w:after="40"/>
+            </w:pPr>
+            <w:r>
+              <w:rPr>
+                <w:rFonts w:ascii="Arial" w:hAnsi="Arial"/>
+                <w:b w:val="0"/>
+                <w:i w:val="0"/>
+                <w:sz w:val="21"/>
+              </w:rPr>
+              <w:t>25%</w:t>
+            </w:r>
+          </w:p>
+        </w:tc>
+        <w:tc>
+          <w:tcPr>
+            <w:tcW w:type="dxa" w:w="2340"/>
+            <w:shd w:val="clear" w:fill="E8F5E9"/>
+          </w:tcPr>
+          <w:p>
+            <w:pPr>
+              <w:spacing w:after="40"/>
+            </w:pPr>
+            <w:r>
+              <w:rPr>
+                <w:rFonts w:ascii="Arial" w:hAnsi="Arial"/>
+                <w:b w:val="0"/>
+                <w:i w:val="0"/>
+                <w:sz w:val="21"/>
+              </w:rPr>
+              <w:t>Do you understand the health and fitness ideas of the unit?</w:t>
+            </w:r>
+          </w:p>
+        </w:tc>
+        <w:tc>
+          <w:tcPr>
+            <w:tcW w:type="dxa" w:w="2340"/>
+            <w:shd w:val="clear" w:fill="E8F5E9"/>
+          </w:tcPr>
+          <w:p>
+            <w:pPr>
+              <w:spacing w:after="40"/>
+            </w:pPr>
+            <w:r>
+              <w:rPr>
+                <w:rFonts w:ascii="Arial" w:hAnsi="Arial"/>
+                <w:b w:val="0"/>
+                <w:i w:val="0"/>
+                <w:sz w:val="21"/>
+              </w:rPr>
+              <w:t>Your Health Station work: Nearpod and EVERFI checks, and your project. You can write, speak, draw, or record</w:t>
+            </w:r>
+          </w:p>
+        </w:tc>
+      </w:tr>
+      <w:tr>
+        <w:tc>
+          <w:tcPr>
+            <w:tcW w:type="dxa" w:w="2340"/>
+          </w:tcPr>
+          <w:p>
+            <w:pPr>
+              <w:spacing w:after="40"/>
+            </w:pPr>
+            <w:r>
+              <w:rPr>
+                <w:rFonts w:ascii="Arial" w:hAnsi="Arial"/>
+                <w:b/>
+                <w:i w:val="0"/>
+                <w:sz w:val="21"/>
+              </w:rPr>
+              <w:t>Fitness Goal</w:t>
+            </w:r>
+          </w:p>
+        </w:tc>
+        <w:tc>
+          <w:tcPr>
+            <w:tcW w:type="dxa" w:w="2340"/>
+          </w:tcPr>
+          <w:p>
+            <w:pPr>
+              <w:spacing w:after="40"/>
+            </w:pPr>
+            <w:r>
+              <w:rPr>
+                <w:rFonts w:ascii="Arial" w:hAnsi="Arial"/>
+                <w:b w:val="0"/>
+                <w:i w:val="0"/>
+                <w:sz w:val="21"/>
+              </w:rPr>
+              <w:t>20%</w:t>
+            </w:r>
+          </w:p>
+        </w:tc>
+        <w:tc>
+          <w:tcPr>
+            <w:tcW w:type="dxa" w:w="2340"/>
+          </w:tcPr>
+          <w:p>
+            <w:pPr>
+              <w:spacing w:after="40"/>
+            </w:pPr>
+            <w:r>
+              <w:rPr>
+                <w:rFonts w:ascii="Arial" w:hAnsi="Arial"/>
+                <w:b w:val="0"/>
+                <w:i w:val="0"/>
+                <w:sz w:val="21"/>
+              </w:rPr>
+              <w:t>Can you plan, track, and adjust your own training?</w:t>
+            </w:r>
+          </w:p>
+        </w:tc>
+        <w:tc>
+          <w:tcPr>
+            <w:tcW w:type="dxa" w:w="2340"/>
+          </w:tcPr>
+          <w:p>
+            <w:pPr>
+              <w:spacing w:after="40"/>
+            </w:pPr>
+            <w:r>
+              <w:rPr>
+                <w:rFonts w:ascii="Arial" w:hAnsi="Arial"/>
+                <w:b w:val="0"/>
+                <w:i w:val="0"/>
+                <w:sz w:val="21"/>
+              </w:rPr>
+              <w:t xml:space="preserve">Your process: baseline recorded, SMART goal written, log kept, plan adjusted, retest and reflection. </w:t>
+            </w:r>
+            <w:r>
+              <w:rPr>
+                <w:rFonts w:ascii="Arial" w:hAnsi="Arial"/>
+                <w:b/>
+                <w:i w:val="0"/>
+                <w:sz w:val="21"/>
+              </w:rPr>
+              <w:t>You are not graded on how much you improve.</w:t>
+            </w:r>
+          </w:p>
+        </w:tc>
+      </w:tr>
+      <w:tr>
+        <w:tc>
+          <w:tcPr>
+            <w:tcW w:type="dxa" w:w="2340"/>
+            <w:shd w:val="clear" w:fill="E8F5E9"/>
+          </w:tcPr>
+          <w:p>
+            <w:pPr>
+              <w:spacing w:after="40"/>
+            </w:pPr>
+            <w:r>
+              <w:rPr>
+                <w:rFonts w:ascii="Arial" w:hAnsi="Arial"/>
+                <w:b/>
+                <w:i w:val="0"/>
+                <w:sz w:val="21"/>
+              </w:rPr>
+              <w:t>Personal Responsibility</w:t>
+            </w:r>
+          </w:p>
+        </w:tc>
+        <w:tc>
+          <w:tcPr>
+            <w:tcW w:type="dxa" w:w="2340"/>
+            <w:shd w:val="clear" w:fill="E8F5E9"/>
+          </w:tcPr>
+          <w:p>
+            <w:pPr>
+              <w:spacing w:after="40"/>
+            </w:pPr>
+            <w:r>
+              <w:rPr>
+                <w:rFonts w:ascii="Arial" w:hAnsi="Arial"/>
+                <w:b w:val="0"/>
+                <w:i w:val="0"/>
+                <w:sz w:val="21"/>
+              </w:rPr>
+              <w:t>20%</w:t>
+            </w:r>
+          </w:p>
+        </w:tc>
+        <w:tc>
+          <w:tcPr>
+            <w:tcW w:type="dxa" w:w="2340"/>
+            <w:shd w:val="clear" w:fill="E8F5E9"/>
+          </w:tcPr>
+          <w:p>
+            <w:pPr>
+              <w:spacing w:after="40"/>
+            </w:pPr>
+            <w:r>
+              <w:rPr>
+                <w:rFonts w:ascii="Arial" w:hAnsi="Arial"/>
+                <w:b w:val="0"/>
+                <w:i w:val="0"/>
+                <w:sz w:val="21"/>
+              </w:rPr>
+              <w:t>Do you keep yourself and others safe and help the class work?</w:t>
+            </w:r>
+          </w:p>
+        </w:tc>
+        <w:tc>
+          <w:tcPr>
+            <w:tcW w:type="dxa" w:w="2340"/>
+            <w:shd w:val="clear" w:fill="E8F5E9"/>
+          </w:tcPr>
+          <w:p>
+            <w:pPr>
+              <w:spacing w:after="40"/>
+            </w:pPr>
+            <w:r>
+              <w:rPr>
+                <w:rFonts w:ascii="Arial" w:hAnsi="Arial"/>
+                <w:b w:val="0"/>
+                <w:i w:val="0"/>
+                <w:sz w:val="21"/>
+              </w:rPr>
+              <w:t>What Mr. English sees: following safety rules, caring for equipment, doing your class role, giving useful feedback, completing every station</w:t>
+            </w:r>
+          </w:p>
+        </w:tc>
+      </w:tr>
+    </w:tbl>
+    <w:p>
+      <w:pPr>
+        <w:spacing w:after="0" w:line="240" w:lineRule="auto"/>
+      </w:pPr>
+      <w:r>
+        <w:rPr>
+          <w:sz w:val="8"/>
+        </w:rPr>
+        <w:t xml:space="preserve"> </w:t>
+      </w:r>
+    </w:p>
+    <w:p>
+      <w:r>
+        <w:rPr>
+          <w:rFonts w:ascii="Arial" w:hAnsi="Arial"/>
+          <w:b/>
+          <w:i w:val="0"/>
+        </w:rPr>
+        <w:t>The 1 to 4 scale</w:t>
       </w:r>
     </w:p>
     <w:tbl>
@@ -756,7 +2239,7 @@
                 <w:color w:val="FFFFFF"/>
                 <w:sz w:val="21"/>
               </w:rPr>
-              <w:t>Your Section</w:t>
+              <w:t>Score</w:t>
             </w:r>
           </w:p>
         </w:tc>
@@ -777,7 +2260,7 @@
                 <w:color w:val="FFFFFF"/>
                 <w:sz w:val="21"/>
               </w:rPr>
-              <w:t>Meets</w:t>
+              <w:t>Level</w:t>
             </w:r>
           </w:p>
         </w:tc>
@@ -798,7 +2281,7 @@
                 <w:color w:val="FFFFFF"/>
                 <w:sz w:val="21"/>
               </w:rPr>
-              <w:t>Progression</w:t>
+              <w:t>What it looks like</w:t>
             </w:r>
           </w:p>
         </w:tc>
@@ -815,11 +2298,11 @@
             <w:r>
               <w:rPr>
                 <w:rFonts w:ascii="Arial" w:hAnsi="Arial"/>
-                <w:b/>
+                <w:b w:val="0"/>
                 <w:i w:val="0"/>
                 <w:sz w:val="21"/>
               </w:rPr>
-              <w:t>1x/week</w:t>
+              <w:t>4</w:t>
             </w:r>
           </w:p>
         </w:tc>
@@ -838,7 +2321,7 @@
                 <w:i w:val="0"/>
                 <w:sz w:val="21"/>
               </w:rPr>
-              <w:t>One day per week</w:t>
+              <w:t>Advanced</w:t>
             </w:r>
           </w:p>
         </w:tc>
@@ -857,7 +2340,7 @@
                 <w:i w:val="0"/>
                 <w:sz w:val="21"/>
               </w:rPr>
-              <w:t>4 weeks per unit</w:t>
+              <w:t>Skill is consistent and refined. Deep understanding. Full, careful tracking that you use to adjust your plan.</w:t>
             </w:r>
           </w:p>
         </w:tc>
@@ -875,11 +2358,11 @@
             <w:r>
               <w:rPr>
                 <w:rFonts w:ascii="Arial" w:hAnsi="Arial"/>
-                <w:b/>
+                <w:b w:val="0"/>
                 <w:i w:val="0"/>
                 <w:sz w:val="21"/>
               </w:rPr>
-              <w:t>2x/week</w:t>
+              <w:t>3</w:t>
             </w:r>
           </w:p>
         </w:tc>
@@ -899,7 +2382,7 @@
                 <w:i w:val="0"/>
                 <w:sz w:val="21"/>
               </w:rPr>
-              <w:t>Two days per week</w:t>
+              <w:t>Proficient</w:t>
             </w:r>
           </w:p>
         </w:tc>
@@ -919,7 +2402,7 @@
                 <w:i w:val="0"/>
                 <w:sz w:val="21"/>
               </w:rPr>
-              <w:t>2 weeks per unit</w:t>
+              <w:t>Skill with control. Clear understanding. Goal, log, and retest complete.</w:t>
             </w:r>
           </w:p>
         </w:tc>
@@ -936,11 +2419,11 @@
             <w:r>
               <w:rPr>
                 <w:rFonts w:ascii="Arial" w:hAnsi="Arial"/>
-                <w:b/>
+                <w:b w:val="0"/>
                 <w:i w:val="0"/>
                 <w:sz w:val="21"/>
               </w:rPr>
-              <w:t>3x/week</w:t>
+              <w:t>2</w:t>
             </w:r>
           </w:p>
         </w:tc>
@@ -959,7 +2442,7 @@
                 <w:i w:val="0"/>
                 <w:sz w:val="21"/>
               </w:rPr>
-              <w:t>Three days per week</w:t>
+              <w:t>Developing</w:t>
             </w:r>
           </w:p>
         </w:tc>
@@ -978,7 +2461,128 @@
                 <w:i w:val="0"/>
                 <w:sz w:val="21"/>
               </w:rPr>
-              <w:t>~1.3 weeks per unit</w:t>
+              <w:t>Emerging skill. Partial understanding. Some tracking with gaps.</w:t>
+            </w:r>
+          </w:p>
+        </w:tc>
+      </w:tr>
+      <w:tr>
+        <w:tc>
+          <w:tcPr>
+            <w:tcW w:type="dxa" w:w="3120"/>
+            <w:shd w:val="clear" w:fill="E8F5E9"/>
+          </w:tcPr>
+          <w:p>
+            <w:pPr>
+              <w:spacing w:after="40"/>
+            </w:pPr>
+            <w:r>
+              <w:rPr>
+                <w:rFonts w:ascii="Arial" w:hAnsi="Arial"/>
+                <w:b w:val="0"/>
+                <w:i w:val="0"/>
+                <w:sz w:val="21"/>
+              </w:rPr>
+              <w:t>1</w:t>
+            </w:r>
+          </w:p>
+        </w:tc>
+        <w:tc>
+          <w:tcPr>
+            <w:tcW w:type="dxa" w:w="3120"/>
+            <w:shd w:val="clear" w:fill="E8F5E9"/>
+          </w:tcPr>
+          <w:p>
+            <w:pPr>
+              <w:spacing w:after="40"/>
+            </w:pPr>
+            <w:r>
+              <w:rPr>
+                <w:rFonts w:ascii="Arial" w:hAnsi="Arial"/>
+                <w:b w:val="0"/>
+                <w:i w:val="0"/>
+                <w:sz w:val="21"/>
+              </w:rPr>
+              <w:t>Beginning</w:t>
+            </w:r>
+          </w:p>
+        </w:tc>
+        <w:tc>
+          <w:tcPr>
+            <w:tcW w:type="dxa" w:w="3120"/>
+            <w:shd w:val="clear" w:fill="E8F5E9"/>
+          </w:tcPr>
+          <w:p>
+            <w:pPr>
+              <w:spacing w:after="40"/>
+            </w:pPr>
+            <w:r>
+              <w:rPr>
+                <w:rFonts w:ascii="Arial" w:hAnsi="Arial"/>
+                <w:b w:val="0"/>
+                <w:i w:val="0"/>
+                <w:sz w:val="21"/>
+              </w:rPr>
+              <w:t>Not yet. Limited skill or understanding. Little or no tracking.</w:t>
+            </w:r>
+          </w:p>
+        </w:tc>
+      </w:tr>
+      <w:tr>
+        <w:tc>
+          <w:tcPr>
+            <w:tcW w:type="dxa" w:w="3120"/>
+          </w:tcPr>
+          <w:p>
+            <w:pPr>
+              <w:spacing w:after="40"/>
+            </w:pPr>
+            <w:r>
+              <w:rPr>
+                <w:rFonts w:ascii="Arial" w:hAnsi="Arial"/>
+                <w:b w:val="0"/>
+                <w:i w:val="0"/>
+                <w:sz w:val="21"/>
+              </w:rPr>
+              <w:t>Inc</w:t>
+            </w:r>
+          </w:p>
+        </w:tc>
+        <w:tc>
+          <w:tcPr>
+            <w:tcW w:type="dxa" w:w="3120"/>
+          </w:tcPr>
+          <w:p>
+            <w:pPr>
+              <w:spacing w:after="40"/>
+            </w:pPr>
+            <w:r>
+              <w:rPr>
+                <w:rFonts w:ascii="Arial" w:hAnsi="Arial"/>
+                <w:b w:val="0"/>
+                <w:i w:val="0"/>
+                <w:sz w:val="21"/>
+              </w:rPr>
+              <w:t>Incomplete</w:t>
+            </w:r>
+          </w:p>
+        </w:tc>
+        <w:tc>
+          <w:tcPr>
+            <w:tcW w:type="dxa" w:w="3120"/>
+          </w:tcPr>
+          <w:p>
+            <w:pPr>
+              <w:spacing w:after="40"/>
+            </w:pPr>
+            <w:r>
+              <w:rPr>
+                <w:rFonts w:ascii="Arial" w:hAnsi="Arial"/>
+                <w:b w:val="0"/>
+                <w:i w:val="0"/>
+                <w:sz w:val="21"/>
+              </w:rPr>
+              <w:t>The assessment has not been attempted yet. Schedule a make-up.</w:t>
             </w:r>
           </w:p>
         </w:tc>
@@ -1002,7 +2606,67 @@
           <w:b/>
           <w:i w:val="0"/>
         </w:rPr>
-        <w:t>Same lesson cycles for everyone. Different pacing based on how often you meet.</w:t>
+        <w:t>Example:</w:t>
+      </w:r>
+      <w:r>
+        <w:rPr>
+          <w:rFonts w:ascii="Arial" w:hAnsi="Arial"/>
+          <w:b w:val="0"/>
+          <w:i w:val="0"/>
+        </w:rPr>
+        <w:t xml:space="preserve"> Motor Skills 3, Knowledge 3, Fitness Goal 3, Personal Responsibility 4 gives 3.2 out of 4.</w:t>
+      </w:r>
+    </w:p>
+    <w:p>
+      <w:r>
+        <w:rPr>
+          <w:rFonts w:ascii="Arial" w:hAnsi="Arial"/>
+          <w:b/>
+          <w:i w:val="0"/>
+        </w:rPr>
+        <w:t>Reassessment.</w:t>
+      </w:r>
+      <w:r>
+        <w:rPr>
+          <w:rFonts w:ascii="Arial" w:hAnsi="Arial"/>
+          <w:b w:val="0"/>
+          <w:i w:val="0"/>
+        </w:rPr>
+        <w:t xml:space="preserve"> If you score a 1 or 2 on anything, you can redo it after you practice. Your new score </w:t>
+      </w:r>
+      <w:r>
+        <w:rPr>
+          <w:rFonts w:ascii="Arial" w:hAnsi="Arial"/>
+          <w:b/>
+          <w:i w:val="0"/>
+        </w:rPr>
+        <w:t>replaces</w:t>
+      </w:r>
+      <w:r>
+        <w:rPr>
+          <w:rFonts w:ascii="Arial" w:hAnsi="Arial"/>
+          <w:b w:val="0"/>
+          <w:i w:val="0"/>
+        </w:rPr>
+        <w:t xml:space="preserve"> the old one. It is not averaged. Competency is about getting there, not about how fast.</w:t>
+      </w:r>
+    </w:p>
+    <w:p>
+      <w:r>
+        <w:rPr>
+          <w:rFonts w:ascii="Arial" w:hAnsi="Arial"/>
+          <w:b/>
+          <w:i w:val="0"/>
+        </w:rPr>
+        <w:t>Not in your grade.</w:t>
+      </w:r>
+      <w:r>
+        <w:rPr>
+          <w:rFonts w:ascii="Arial" w:hAnsi="Arial"/>
+          <w:b w:val="0"/>
+          <w:i w:val="0"/>
+        </w:rPr>
+        <w:t xml:space="preserve"> Being late, what you wear, attendance, and general behavior do not lower your grade. Boston Public Schools does not allow grading on those, and I agree. They are handled through school systems and conversations.</w:t>
       </w:r>
     </w:p>
     <w:p>
@@ -1017,15 +2681,7 @@
         <w:pStyle w:val="Heading1"/>
       </w:pPr>
       <w:r>
-        <w:t>GRADING: Standards-Based, Competency-Focused</w:t>
-      </w:r>
-    </w:p>
-    <w:p>
-      <w:pPr>
-        <w:pStyle w:val="Heading2"/>
-      </w:pPr>
-      <w:r>
-        <w:t>What Gets Graded</w:t>
+        <w:t>Our three norms: Respect. Effort. Safety.</w:t>
       </w:r>
     </w:p>
     <w:p>
@@ -1035,631 +2691,7 @@
           <w:b w:val="0"/>
           <w:i w:val="0"/>
         </w:rPr>
-        <w:t xml:space="preserve">Your grade reflects </w:t>
-      </w:r>
-      <w:r>
-        <w:rPr>
-          <w:rFonts w:ascii="Arial" w:hAnsi="Arial"/>
-          <w:b/>
-          <w:i w:val="0"/>
-        </w:rPr>
-        <w:t>what you can do and know</w:t>
-      </w:r>
-      <w:r>
-        <w:rPr>
-          <w:rFonts w:ascii="Arial" w:hAnsi="Arial"/>
-          <w:b w:val="0"/>
-          <w:i w:val="0"/>
-        </w:rPr>
-        <w:t xml:space="preserve"> ,  not how fast you are, how strong you are, or how hard you're trying (although effort is part of learning).</w:t>
-      </w:r>
-    </w:p>
-    <w:tbl>
-      <w:tblPr>
-        <w:tblStyle w:val="TableGrid"/>
-        <w:tblW w:type="auto" w:w="0"/>
-        <w:jc w:val="center"/>
-        <w:tblLook w:firstColumn="1" w:firstRow="1" w:lastColumn="0" w:lastRow="0" w:noHBand="0" w:noVBand="1" w:val="04A0"/>
-      </w:tblPr>
-      <w:tblGrid>
-        <w:gridCol w:w="3120"/>
-        <w:gridCol w:w="3120"/>
-        <w:gridCol w:w="3120"/>
-      </w:tblGrid>
-      <w:tr>
-        <w:tc>
-          <w:tcPr>
-            <w:tcW w:type="dxa" w:w="3120"/>
-            <w:shd w:val="clear" w:fill="0D5E42"/>
-          </w:tcPr>
-          <w:p>
-            <w:pPr>
-              <w:spacing w:after="40"/>
-            </w:pPr>
-            <w:r>
-              <w:rPr>
-                <w:rFonts w:ascii="Arial" w:hAnsi="Arial"/>
-                <w:b/>
-                <w:i w:val="0"/>
-                <w:color w:val="FFFFFF"/>
-                <w:sz w:val="21"/>
-              </w:rPr>
-              <w:t>Component</w:t>
-            </w:r>
-          </w:p>
-        </w:tc>
-        <w:tc>
-          <w:tcPr>
-            <w:tcW w:type="dxa" w:w="3120"/>
-            <w:shd w:val="clear" w:fill="0D5E42"/>
-          </w:tcPr>
-          <w:p>
-            <w:pPr>
-              <w:spacing w:after="40"/>
-            </w:pPr>
-            <w:r>
-              <w:rPr>
-                <w:rFonts w:ascii="Arial" w:hAnsi="Arial"/>
-                <w:b/>
-                <w:i w:val="0"/>
-                <w:color w:val="FFFFFF"/>
-                <w:sz w:val="21"/>
-              </w:rPr>
-              <w:t>Weight</w:t>
-            </w:r>
-          </w:p>
-        </w:tc>
-        <w:tc>
-          <w:tcPr>
-            <w:tcW w:type="dxa" w:w="3120"/>
-            <w:shd w:val="clear" w:fill="0D5E42"/>
-          </w:tcPr>
-          <w:p>
-            <w:pPr>
-              <w:spacing w:after="40"/>
-            </w:pPr>
-            <w:r>
-              <w:rPr>
-                <w:rFonts w:ascii="Arial" w:hAnsi="Arial"/>
-                <w:b/>
-                <w:i w:val="0"/>
-                <w:color w:val="FFFFFF"/>
-                <w:sz w:val="21"/>
-              </w:rPr>
-              <w:t>What It Measures</w:t>
-            </w:r>
-          </w:p>
-        </w:tc>
-      </w:tr>
-      <w:tr>
-        <w:tc>
-          <w:tcPr>
-            <w:tcW w:type="dxa" w:w="3120"/>
-          </w:tcPr>
-          <w:p>
-            <w:pPr>
-              <w:spacing w:after="40"/>
-            </w:pPr>
-            <w:r>
-              <w:rPr>
-                <w:rFonts w:ascii="Arial" w:hAnsi="Arial"/>
-                <w:b/>
-                <w:i w:val="0"/>
-                <w:sz w:val="21"/>
-              </w:rPr>
-              <w:t>Motor Skills (35%)</w:t>
-            </w:r>
-          </w:p>
-        </w:tc>
-        <w:tc>
-          <w:tcPr>
-            <w:tcW w:type="dxa" w:w="3120"/>
-          </w:tcPr>
-          <w:p>
-            <w:pPr>
-              <w:spacing w:after="40"/>
-            </w:pPr>
-            <w:r>
-              <w:rPr>
-                <w:rFonts w:ascii="Arial" w:hAnsi="Arial"/>
-                <w:b w:val="0"/>
-                <w:i w:val="0"/>
-                <w:sz w:val="21"/>
-              </w:rPr>
-              <w:t>35%</w:t>
-            </w:r>
-          </w:p>
-        </w:tc>
-        <w:tc>
-          <w:tcPr>
-            <w:tcW w:type="dxa" w:w="3120"/>
-          </w:tcPr>
-          <w:p>
-            <w:pPr>
-              <w:spacing w:after="40"/>
-            </w:pPr>
-            <w:r>
-              <w:rPr>
-                <w:rFonts w:ascii="Arial" w:hAnsi="Arial"/>
-                <w:b w:val="0"/>
-                <w:i w:val="0"/>
-                <w:sz w:val="21"/>
-              </w:rPr>
-              <w:t>Can you demonstrate the unit's main skill with basic control and proper form?</w:t>
-            </w:r>
-          </w:p>
-        </w:tc>
-      </w:tr>
-      <w:tr>
-        <w:tc>
-          <w:tcPr>
-            <w:tcW w:type="dxa" w:w="3120"/>
-            <w:shd w:val="clear" w:fill="E8F5E9"/>
-          </w:tcPr>
-          <w:p>
-            <w:pPr>
-              <w:spacing w:after="40"/>
-            </w:pPr>
-            <w:r>
-              <w:rPr>
-                <w:rFonts w:ascii="Arial" w:hAnsi="Arial"/>
-                <w:b/>
-                <w:i w:val="0"/>
-                <w:sz w:val="21"/>
-              </w:rPr>
-              <w:t>Knowledge (25%)</w:t>
-            </w:r>
-          </w:p>
-        </w:tc>
-        <w:tc>
-          <w:tcPr>
-            <w:tcW w:type="dxa" w:w="3120"/>
-            <w:shd w:val="clear" w:fill="E8F5E9"/>
-          </w:tcPr>
-          <w:p>
-            <w:pPr>
-              <w:spacing w:after="40"/>
-            </w:pPr>
-            <w:r>
-              <w:rPr>
-                <w:rFonts w:ascii="Arial" w:hAnsi="Arial"/>
-                <w:b w:val="0"/>
-                <w:i w:val="0"/>
-                <w:sz w:val="21"/>
-              </w:rPr>
-              <w:t>25%</w:t>
-            </w:r>
-          </w:p>
-        </w:tc>
-        <w:tc>
-          <w:tcPr>
-            <w:tcW w:type="dxa" w:w="3120"/>
-            <w:shd w:val="clear" w:fill="E8F5E9"/>
-          </w:tcPr>
-          <w:p>
-            <w:pPr>
-              <w:spacing w:after="40"/>
-            </w:pPr>
-            <w:r>
-              <w:rPr>
-                <w:rFonts w:ascii="Arial" w:hAnsi="Arial"/>
-                <w:b w:val="0"/>
-                <w:i w:val="0"/>
-                <w:sz w:val="21"/>
-              </w:rPr>
-              <w:t>Do you understand fitness concepts, health principles, and strategy relevant to the unit?</w:t>
-            </w:r>
-          </w:p>
-        </w:tc>
-      </w:tr>
-      <w:tr>
-        <w:tc>
-          <w:tcPr>
-            <w:tcW w:type="dxa" w:w="3120"/>
-          </w:tcPr>
-          <w:p>
-            <w:pPr>
-              <w:spacing w:after="40"/>
-            </w:pPr>
-            <w:r>
-              <w:rPr>
-                <w:rFonts w:ascii="Arial" w:hAnsi="Arial"/>
-                <w:b/>
-                <w:i w:val="0"/>
-                <w:sz w:val="21"/>
-              </w:rPr>
-              <w:t>Fitness/Activity Goal (20%)</w:t>
-            </w:r>
-          </w:p>
-        </w:tc>
-        <w:tc>
-          <w:tcPr>
-            <w:tcW w:type="dxa" w:w="3120"/>
-          </w:tcPr>
-          <w:p>
-            <w:pPr>
-              <w:spacing w:after="40"/>
-            </w:pPr>
-            <w:r>
-              <w:rPr>
-                <w:rFonts w:ascii="Arial" w:hAnsi="Arial"/>
-                <w:b w:val="0"/>
-                <w:i w:val="0"/>
-                <w:sz w:val="21"/>
-              </w:rPr>
-              <w:t>20%</w:t>
-            </w:r>
-          </w:p>
-        </w:tc>
-        <w:tc>
-          <w:tcPr>
-            <w:tcW w:type="dxa" w:w="3120"/>
-          </w:tcPr>
-          <w:p>
-            <w:pPr>
-              <w:spacing w:after="40"/>
-            </w:pPr>
-            <w:r>
-              <w:rPr>
-                <w:rFonts w:ascii="Arial" w:hAnsi="Arial"/>
-                <w:b w:val="0"/>
-                <w:i w:val="0"/>
-                <w:sz w:val="21"/>
-              </w:rPr>
-              <w:t>Did you set a personal fitness goal and make measurable progress toward it?</w:t>
-            </w:r>
-          </w:p>
-        </w:tc>
-      </w:tr>
-      <w:tr>
-        <w:tc>
-          <w:tcPr>
-            <w:tcW w:type="dxa" w:w="3120"/>
-            <w:shd w:val="clear" w:fill="E8F5E9"/>
-          </w:tcPr>
-          <w:p>
-            <w:pPr>
-              <w:spacing w:after="40"/>
-            </w:pPr>
-            <w:r>
-              <w:rPr>
-                <w:rFonts w:ascii="Arial" w:hAnsi="Arial"/>
-                <w:b/>
-                <w:i w:val="0"/>
-                <w:sz w:val="21"/>
-              </w:rPr>
-              <w:t>Personal Responsibility (20%)</w:t>
-            </w:r>
-          </w:p>
-        </w:tc>
-        <w:tc>
-          <w:tcPr>
-            <w:tcW w:type="dxa" w:w="3120"/>
-            <w:shd w:val="clear" w:fill="E8F5E9"/>
-          </w:tcPr>
-          <w:p>
-            <w:pPr>
-              <w:spacing w:after="40"/>
-            </w:pPr>
-            <w:r>
-              <w:rPr>
-                <w:rFonts w:ascii="Arial" w:hAnsi="Arial"/>
-                <w:b w:val="0"/>
-                <w:i w:val="0"/>
-                <w:sz w:val="21"/>
-              </w:rPr>
-              <w:t>20%</w:t>
-            </w:r>
-          </w:p>
-        </w:tc>
-        <w:tc>
-          <w:tcPr>
-            <w:tcW w:type="dxa" w:w="3120"/>
-            <w:shd w:val="clear" w:fill="E8F5E9"/>
-          </w:tcPr>
-          <w:p>
-            <w:pPr>
-              <w:spacing w:after="40"/>
-            </w:pPr>
-            <w:r>
-              <w:rPr>
-                <w:rFonts w:ascii="Arial" w:hAnsi="Arial"/>
-                <w:b w:val="0"/>
-                <w:i w:val="0"/>
-                <w:sz w:val="21"/>
-              </w:rPr>
-              <w:t>Do you participate respectfully, engage fully, and reflect honestly on your progress?</w:t>
-            </w:r>
-          </w:p>
-        </w:tc>
-      </w:tr>
-    </w:tbl>
-    <w:p>
-      <w:pPr>
-        <w:spacing w:after="0" w:line="240" w:lineRule="auto"/>
-      </w:pPr>
-      <w:r>
-        <w:rPr>
-          <w:sz w:val="8"/>
-        </w:rPr>
-        <w:t xml:space="preserve"> </w:t>
-      </w:r>
-    </w:p>
-    <w:p>
-      <w:pPr>
-        <w:pStyle w:val="Heading2"/>
-      </w:pPr>
-      <w:r>
-        <w:t>Proficiency Scale (4-Point)</w:t>
-      </w:r>
-    </w:p>
-    <w:p>
-      <w:r>
-        <w:rPr>
-          <w:rFonts w:ascii="Arial" w:hAnsi="Arial"/>
-          <w:b w:val="0"/>
-          <w:i w:val="0"/>
-        </w:rPr>
-      </w:r>
-      <w:r>
-        <w:rPr>
-          <w:rFonts w:ascii="Arial" w:hAnsi="Arial"/>
-          <w:b w:val="0"/>
-          <w:i w:val="0"/>
-        </w:rPr>
-        <w:t xml:space="preserve"> 4 = ADVANCED PROFICIENCY Demonstrates skill consistently with refinement; shows deep understanding; exceeds goal; reflects thoughtfully</w:t>
-      </w:r>
-    </w:p>
-    <w:p>
-      <w:r>
-        <w:rPr>
-          <w:rFonts w:ascii="Arial" w:hAnsi="Arial"/>
-          <w:b w:val="0"/>
-          <w:i w:val="0"/>
-        </w:rPr>
-        <w:t>3 = PROFICIENT Demonstrates skill with control; shows understanding; makes progress on goal; reflects clearly</w:t>
-      </w:r>
-    </w:p>
-    <w:p>
-      <w:r>
-        <w:rPr>
-          <w:rFonts w:ascii="Arial" w:hAnsi="Arial"/>
-          <w:b w:val="0"/>
-          <w:i w:val="0"/>
-        </w:rPr>
-        <w:t>2 = DEVELOPING Shows emerging skill; partial understanding; minimal progress; limited reflection</w:t>
-      </w:r>
-    </w:p>
-    <w:p>
-      <w:r>
-        <w:rPr>
-          <w:rFonts w:ascii="Arial" w:hAnsi="Arial"/>
-          <w:b w:val="0"/>
-          <w:i w:val="0"/>
-        </w:rPr>
-        <w:t>1 = BEGINNING Minimal skill; limited understanding; no progress; sparse reflection</w:t>
-      </w:r>
-    </w:p>
-    <w:p>
-      <w:r>
-        <w:rPr>
-          <w:rFonts w:ascii="Arial" w:hAnsi="Arial"/>
-          <w:b w:val="0"/>
-          <w:i w:val="0"/>
-        </w:rPr>
-        <w:t xml:space="preserve">INCOMPLETE = Did not attempt assessment </w:t>
-      </w:r>
-      <w:r>
-        <w:rPr>
-          <w:rFonts w:ascii="Arial" w:hAnsi="Arial"/>
-          <w:b w:val="0"/>
-          <w:i w:val="0"/>
-        </w:rPr>
-      </w:r>
-    </w:p>
-    <w:p>
-      <w:r>
-        <w:rPr>
-          <w:rFonts w:ascii="Arial" w:hAnsi="Arial"/>
-          <w:b/>
-          <w:i w:val="0"/>
-        </w:rPr>
-        <w:t>Your unit grade = average of these 4 components.</w:t>
-      </w:r>
-    </w:p>
-    <w:p>
-      <w:pPr>
-        <w:pStyle w:val="Heading2"/>
-      </w:pPr>
-      <w:r>
-        <w:t>How Grades Are Calculated</w:t>
-      </w:r>
-    </w:p>
-    <w:p>
-      <w:r>
-        <w:rPr>
-          <w:rFonts w:ascii="Arial" w:hAnsi="Arial"/>
-          <w:b w:val="0"/>
-          <w:i w:val="0"/>
-        </w:rPr>
-        <w:t xml:space="preserve">Example: </w:t>
-      </w:r>
-      <w:r>
-        <w:rPr>
-          <w:rFonts w:ascii="Arial" w:hAnsi="Arial"/>
-          <w:b w:val="0"/>
-          <w:i w:val="0"/>
-        </w:rPr>
-      </w:r>
-      <w:r>
-        <w:rPr>
-          <w:rFonts w:ascii="Arial" w:hAnsi="Arial"/>
-          <w:b w:val="0"/>
-          <w:i w:val="0"/>
-        </w:rPr>
-        <w:t xml:space="preserve"> Motor Skills:     3/4 × 35% = 1.05 Knowledge:        3/4 × 25% = 0.75 Fitness Goal:     3/4 × 20% = 0.60 Responsibility:   4/4 × 20% = 0.80</w:t>
-      </w:r>
-    </w:p>
-    <w:p>
-      <w:r>
-        <w:rPr>
-          <w:rFonts w:ascii="Arial" w:hAnsi="Arial"/>
-          <w:b w:val="0"/>
-          <w:i w:val="0"/>
-        </w:rPr>
-        <w:t xml:space="preserve">TOTAL SCORE = 3.20 ÷ 4 = 0.80 = B (Proficient) </w:t>
-      </w:r>
-      <w:r>
-        <w:rPr>
-          <w:rFonts w:ascii="Arial" w:hAnsi="Arial"/>
-          <w:b w:val="0"/>
-          <w:i w:val="0"/>
-        </w:rPr>
-      </w:r>
-    </w:p>
-    <w:p>
-      <w:pPr>
-        <w:pStyle w:val="Heading2"/>
-      </w:pPr>
-      <w:r>
-        <w:t>Reassessment Policy (Critical)</w:t>
-      </w:r>
-    </w:p>
-    <w:p>
-      <w:r>
-        <w:rPr>
-          <w:rFonts w:ascii="Arial" w:hAnsi="Arial"/>
-          <w:b/>
-          <w:i w:val="0"/>
-        </w:rPr>
-        <w:t>You have the right to reassess if you score 1 or 2 on any component.</w:t>
-      </w:r>
-    </w:p>
-    <w:p>
-      <w:r>
-        <w:rPr>
-          <w:rFonts w:ascii="Arial" w:hAnsi="Arial"/>
-          <w:b w:val="0"/>
-          <w:i w:val="0"/>
-        </w:rPr>
-        <w:t>Here's how it works:</w:t>
-      </w:r>
-    </w:p>
-    <w:p>
-      <w:pPr>
-        <w:pStyle w:val="ListNumber"/>
-      </w:pPr>
-      <w:r>
-        <w:rPr>
-          <w:rFonts w:ascii="Arial" w:hAnsi="Arial"/>
-          <w:b w:val="0"/>
-          <w:i w:val="0"/>
-        </w:rPr>
-        <w:t>You score 1-2 on the motor skills assessment</w:t>
-      </w:r>
-    </w:p>
-    <w:p>
-      <w:pPr>
-        <w:pStyle w:val="ListNumber"/>
-      </w:pPr>
-      <w:r>
-        <w:rPr>
-          <w:rFonts w:ascii="Arial" w:hAnsi="Arial"/>
-          <w:b w:val="0"/>
-          <w:i w:val="0"/>
-        </w:rPr>
-        <w:t>You practice (with teacher feedback, peer coaching, or self-study for 1-2 weeks)</w:t>
-      </w:r>
-    </w:p>
-    <w:p>
-      <w:pPr>
-        <w:pStyle w:val="ListNumber"/>
-      </w:pPr>
-      <w:r>
-        <w:rPr>
-          <w:rFonts w:ascii="Arial" w:hAnsi="Arial"/>
-          <w:b w:val="0"/>
-          <w:i w:val="0"/>
-        </w:rPr>
-        <w:t>You request a reassessment</w:t>
-      </w:r>
-    </w:p>
-    <w:p>
-      <w:pPr>
-        <w:pStyle w:val="ListNumber"/>
-      </w:pPr>
-      <w:r>
-        <w:rPr>
-          <w:rFonts w:ascii="Arial" w:hAnsi="Arial"/>
-          <w:b w:val="0"/>
-          <w:i w:val="0"/>
-        </w:rPr>
-        <w:t xml:space="preserve">Your </w:t>
-      </w:r>
-      <w:r>
-        <w:rPr>
-          <w:rFonts w:ascii="Arial" w:hAnsi="Arial"/>
-          <w:b/>
-          <w:i w:val="0"/>
-        </w:rPr>
-        <w:t>new score replaces your old score</w:t>
-      </w:r>
-      <w:r>
-        <w:rPr>
-          <w:rFonts w:ascii="Arial" w:hAnsi="Arial"/>
-          <w:b w:val="0"/>
-          <w:i w:val="0"/>
-        </w:rPr>
-        <w:t xml:space="preserve"> (not averaged)</w:t>
-      </w:r>
-    </w:p>
-    <w:p>
-      <w:pPr>
-        <w:pStyle w:val="ListNumber"/>
-      </w:pPr>
-      <w:r>
-        <w:rPr>
-          <w:rFonts w:ascii="Arial" w:hAnsi="Arial"/>
-          <w:b w:val="0"/>
-          <w:i w:val="0"/>
-        </w:rPr>
-        <w:t>Your grade goes up based on new proficiency</w:t>
-      </w:r>
-    </w:p>
-    <w:p>
-      <w:r>
-        <w:rPr>
-          <w:rFonts w:ascii="Arial" w:hAnsi="Arial"/>
-          <w:b/>
-          <w:i w:val="0"/>
-        </w:rPr>
-        <w:t>Why?</w:t>
-      </w:r>
-      <w:r>
-        <w:rPr>
-          <w:rFonts w:ascii="Arial" w:hAnsi="Arial"/>
-          <w:b w:val="0"/>
-          <w:i w:val="0"/>
-        </w:rPr>
-        <w:t xml:space="preserve"> Competency is about mastery, not speed. If you weren't ready the first time, you get another chance after learning.</w:t>
-      </w:r>
-    </w:p>
-    <w:p>
-      <w:pPr>
-        <w:pStyle w:val="Heading2"/>
-      </w:pPr>
-      <w:r>
-        <w:t>What's NOT Graded (But Matters)</w:t>
-      </w:r>
-    </w:p>
-    <w:p>
-      <w:r>
-        <w:rPr>
-          <w:rFonts w:ascii="Arial" w:hAnsi="Arial"/>
-          <w:b w:val="0"/>
-          <w:i w:val="0"/>
-        </w:rPr>
-        <w:t>The following do NOT affect your academic grade. They're tracked separately:</w:t>
+        <w:t>You write and sign the community agreement together in the first weeks.</w:t>
       </w:r>
     </w:p>
     <w:p>
@@ -1669,10 +2701,18 @@
       <w:r>
         <w:rPr>
           <w:rFonts w:ascii="Arial" w:hAnsi="Arial"/>
+          <w:b/>
+          <w:i w:val="0"/>
+        </w:rPr>
+        <w:t>Respect.</w:t>
+      </w:r>
+      <w:r>
+        <w:rPr>
+          <w:rFonts w:ascii="Arial" w:hAnsi="Arial"/>
           <w:b w:val="0"/>
           <w:i w:val="0"/>
         </w:rPr>
-        <w:t>Tardiness</w:t>
+        <w:t xml:space="preserve"> Your own body (no negative self-talk). Other people's bodies (no comments about appearance, strength, or ability). The space and the equipment.</w:t>
       </w:r>
     </w:p>
     <w:p>
@@ -1682,10 +2722,18 @@
       <w:r>
         <w:rPr>
           <w:rFonts w:ascii="Arial" w:hAnsi="Arial"/>
+          <w:b/>
+          <w:i w:val="0"/>
+        </w:rPr>
+        <w:t>Effort.</w:t>
+      </w:r>
+      <w:r>
+        <w:rPr>
+          <w:rFonts w:ascii="Arial" w:hAnsi="Arial"/>
           <w:b w:val="0"/>
           <w:i w:val="0"/>
         </w:rPr>
-        <w:t>Dress code/uniform</w:t>
+        <w:t xml:space="preserve"> Show up ready to move. Try new things even when they feel uncomfortable. Give feedback kindly and specifically: "I noticed ___. Next time try ___."</w:t>
       </w:r>
     </w:p>
     <w:p>
@@ -1695,46 +2743,18 @@
       <w:r>
         <w:rPr>
           <w:rFonts w:ascii="Arial" w:hAnsi="Arial"/>
-          <w:b w:val="0"/>
+          <w:b/>
           <w:i w:val="0"/>
         </w:rPr>
-        <w:t>General behavior/compliance</w:t>
+        <w:t>Safety.</w:t>
       </w:r>
-    </w:p>
-    <w:p>
-      <w:pPr>
-        <w:pStyle w:val="ListBullet"/>
-      </w:pPr>
       <w:r>
         <w:rPr>
           <w:rFonts w:ascii="Arial" w:hAnsi="Arial"/>
           <w:b w:val="0"/>
           <w:i w:val="0"/>
         </w:rPr>
-        <w:t>Participation points</w:t>
-      </w:r>
-    </w:p>
-    <w:p>
-      <w:pPr>
-        <w:pStyle w:val="ListBullet"/>
-      </w:pPr>
-      <w:r>
-        <w:rPr>
-          <w:rFonts w:ascii="Arial" w:hAnsi="Arial"/>
-          <w:b w:val="0"/>
-          <w:i w:val="0"/>
-        </w:rPr>
-        <w:t>Effort self-ratings</w:t>
-      </w:r>
-    </w:p>
-    <w:p>
-      <w:r>
-        <w:rPr>
-          <w:rFonts w:ascii="Arial" w:hAnsi="Arial"/>
-          <w:b w:val="0"/>
-          <w:i w:val="0"/>
-        </w:rPr>
-        <w:t>These are handled through school behavioral systems and individual conversations, not grade penalties.</w:t>
+        <w:t xml:space="preserve"> Ask first. Closed-toe shoes. Clear floor. Re-rack everything. Never lift alone.</w:t>
       </w:r>
     </w:p>
     <w:p>
@@ -1749,997 +2769,59 @@
         <w:pStyle w:val="Heading1"/>
       </w:pPr>
       <w:r>
-        <w:t>9-UNIT YEARLY PLAN</w:t>
+        <w:t>What to bring</w:t>
       </w:r>
     </w:p>
-    <w:tbl>
-      <w:tblPr>
-        <w:tblStyle w:val="TableGrid"/>
-        <w:tblW w:type="auto" w:w="0"/>
-        <w:jc w:val="center"/>
-        <w:tblLook w:firstColumn="1" w:firstRow="1" w:lastColumn="0" w:lastRow="0" w:noHBand="0" w:noVBand="1" w:val="04A0"/>
-      </w:tblPr>
-      <w:tblGrid>
-        <w:gridCol w:w="1872"/>
-        <w:gridCol w:w="1872"/>
-        <w:gridCol w:w="1872"/>
-        <w:gridCol w:w="1872"/>
-        <w:gridCol w:w="1872"/>
-      </w:tblGrid>
-      <w:tr>
-        <w:tc>
-          <w:tcPr>
-            <w:tcW w:type="dxa" w:w="1872"/>
-            <w:shd w:val="clear" w:fill="0D5E42"/>
-          </w:tcPr>
-          <w:p>
-            <w:pPr>
-              <w:spacing w:after="40"/>
-            </w:pPr>
-            <w:r>
-              <w:rPr>
-                <w:rFonts w:ascii="Arial" w:hAnsi="Arial"/>
-                <w:b/>
-                <w:i w:val="0"/>
-                <w:color w:val="FFFFFF"/>
-                <w:sz w:val="21"/>
-              </w:rPr>
-              <w:t>Unit</w:t>
-            </w:r>
-          </w:p>
-        </w:tc>
-        <w:tc>
-          <w:tcPr>
-            <w:tcW w:type="dxa" w:w="1872"/>
-            <w:shd w:val="clear" w:fill="0D5E42"/>
-          </w:tcPr>
-          <w:p>
-            <w:pPr>
-              <w:spacing w:after="40"/>
-            </w:pPr>
-            <w:r>
-              <w:rPr>
-                <w:rFonts w:ascii="Arial" w:hAnsi="Arial"/>
-                <w:b/>
-                <w:i w:val="0"/>
-                <w:color w:val="FFFFFF"/>
-                <w:sz w:val="21"/>
-              </w:rPr>
-              <w:t>Title</w:t>
-            </w:r>
-          </w:p>
-        </w:tc>
-        <w:tc>
-          <w:tcPr>
-            <w:tcW w:type="dxa" w:w="1872"/>
-            <w:shd w:val="clear" w:fill="0D5E42"/>
-          </w:tcPr>
-          <w:p>
-            <w:pPr>
-              <w:spacing w:after="40"/>
-            </w:pPr>
-            <w:r>
-              <w:rPr>
-                <w:rFonts w:ascii="Arial" w:hAnsi="Arial"/>
-                <w:b/>
-                <w:i w:val="0"/>
-                <w:color w:val="FFFFFF"/>
-                <w:sz w:val="21"/>
-              </w:rPr>
-              <w:t>Dates</w:t>
-            </w:r>
-          </w:p>
-        </w:tc>
-        <w:tc>
-          <w:tcPr>
-            <w:tcW w:type="dxa" w:w="1872"/>
-            <w:shd w:val="clear" w:fill="0D5E42"/>
-          </w:tcPr>
-          <w:p>
-            <w:pPr>
-              <w:spacing w:after="40"/>
-            </w:pPr>
-            <w:r>
-              <w:rPr>
-                <w:rFonts w:ascii="Arial" w:hAnsi="Arial"/>
-                <w:b/>
-                <w:i w:val="0"/>
-                <w:color w:val="FFFFFF"/>
-                <w:sz w:val="21"/>
-              </w:rPr>
-              <w:t>Feature space</w:t>
-            </w:r>
-          </w:p>
-        </w:tc>
-        <w:tc>
-          <w:tcPr>
-            <w:tcW w:type="dxa" w:w="1872"/>
-            <w:shd w:val="clear" w:fill="0D5E42"/>
-          </w:tcPr>
-          <w:p>
-            <w:pPr>
-              <w:spacing w:after="40"/>
-            </w:pPr>
-            <w:r>
-              <w:rPr>
-                <w:rFonts w:ascii="Arial" w:hAnsi="Arial"/>
-                <w:b/>
-                <w:i w:val="0"/>
-                <w:color w:val="FFFFFF"/>
-                <w:sz w:val="21"/>
-              </w:rPr>
-              <w:t>Quarter project</w:t>
-            </w:r>
-          </w:p>
-        </w:tc>
-      </w:tr>
-      <w:tr>
-        <w:tc>
-          <w:tcPr>
-            <w:tcW w:type="dxa" w:w="1872"/>
-          </w:tcPr>
-          <w:p>
-            <w:pPr>
-              <w:spacing w:after="40"/>
-            </w:pPr>
-            <w:r>
-              <w:rPr>
-                <w:rFonts w:ascii="Arial" w:hAnsi="Arial"/>
-                <w:b/>
-                <w:i w:val="0"/>
-                <w:sz w:val="21"/>
-              </w:rPr>
-              <w:t>1</w:t>
-            </w:r>
-          </w:p>
-        </w:tc>
-        <w:tc>
-          <w:tcPr>
-            <w:tcW w:type="dxa" w:w="1872"/>
-          </w:tcPr>
-          <w:p>
-            <w:pPr>
-              <w:spacing w:after="40"/>
-            </w:pPr>
-            <w:r>
-              <w:rPr>
-                <w:rFonts w:ascii="Arial" w:hAnsi="Arial"/>
-                <w:b w:val="0"/>
-                <w:i w:val="0"/>
-                <w:sz w:val="21"/>
-              </w:rPr>
-              <w:t>Foundations: Norms, Stations, Community</w:t>
-            </w:r>
-          </w:p>
-        </w:tc>
-        <w:tc>
-          <w:tcPr>
-            <w:tcW w:type="dxa" w:w="1872"/>
-          </w:tcPr>
-          <w:p>
-            <w:pPr>
-              <w:spacing w:after="40"/>
-            </w:pPr>
-            <w:r>
-              <w:rPr>
-                <w:rFonts w:ascii="Arial" w:hAnsi="Arial"/>
-                <w:b w:val="0"/>
-                <w:i w:val="0"/>
-                <w:sz w:val="21"/>
-              </w:rPr>
-              <w:t>Sept 8 to Oct 9</w:t>
-            </w:r>
-          </w:p>
-        </w:tc>
-        <w:tc>
-          <w:tcPr>
-            <w:tcW w:type="dxa" w:w="1872"/>
-          </w:tcPr>
-          <w:p>
-            <w:pPr>
-              <w:spacing w:after="40"/>
-            </w:pPr>
-            <w:r>
-              <w:rPr>
-                <w:rFonts w:ascii="Arial" w:hAnsi="Arial"/>
-                <w:b w:val="0"/>
-                <w:i w:val="0"/>
-                <w:sz w:val="21"/>
-              </w:rPr>
-              <w:t>Mini gym and outside</w:t>
-            </w:r>
-          </w:p>
-        </w:tc>
-        <w:tc>
-          <w:tcPr>
-            <w:tcW w:type="dxa" w:w="1872"/>
-          </w:tcPr>
-          <w:p>
-            <w:pPr>
-              <w:spacing w:after="40"/>
-            </w:pPr>
-            <w:r>
-              <w:rPr>
-                <w:rFonts w:ascii="Arial" w:hAnsi="Arial"/>
-                <w:b w:val="0"/>
-                <w:i w:val="0"/>
-                <w:sz w:val="21"/>
-              </w:rPr>
-              <w:t>My Baseline and My Goal (due Nov 6)</w:t>
-            </w:r>
-          </w:p>
-        </w:tc>
-      </w:tr>
-      <w:tr>
-        <w:tc>
-          <w:tcPr>
-            <w:tcW w:type="dxa" w:w="1872"/>
-            <w:shd w:val="clear" w:fill="E8F5E9"/>
-          </w:tcPr>
-          <w:p>
-            <w:pPr>
-              <w:spacing w:after="40"/>
-            </w:pPr>
-            <w:r>
-              <w:rPr>
-                <w:rFonts w:ascii="Arial" w:hAnsi="Arial"/>
-                <w:b/>
-                <w:i w:val="0"/>
-                <w:sz w:val="21"/>
-              </w:rPr>
-              <w:t>2</w:t>
-            </w:r>
-          </w:p>
-        </w:tc>
-        <w:tc>
-          <w:tcPr>
-            <w:tcW w:type="dxa" w:w="1872"/>
-            <w:shd w:val="clear" w:fill="E8F5E9"/>
-          </w:tcPr>
-          <w:p>
-            <w:pPr>
-              <w:spacing w:after="40"/>
-            </w:pPr>
-            <w:r>
-              <w:rPr>
-                <w:rFonts w:ascii="Arial" w:hAnsi="Arial"/>
-                <w:b w:val="0"/>
-                <w:i w:val="0"/>
-                <w:sz w:val="21"/>
-              </w:rPr>
-              <w:t>Fitness Planning and Urban Walking</w:t>
-            </w:r>
-          </w:p>
-        </w:tc>
-        <w:tc>
-          <w:tcPr>
-            <w:tcW w:type="dxa" w:w="1872"/>
-            <w:shd w:val="clear" w:fill="E8F5E9"/>
-          </w:tcPr>
-          <w:p>
-            <w:pPr>
-              <w:spacing w:after="40"/>
-            </w:pPr>
-            <w:r>
-              <w:rPr>
-                <w:rFonts w:ascii="Arial" w:hAnsi="Arial"/>
-                <w:b w:val="0"/>
-                <w:i w:val="0"/>
-                <w:sz w:val="21"/>
-              </w:rPr>
-              <w:t>Oct 13 to Nov 6</w:t>
-            </w:r>
-          </w:p>
-        </w:tc>
-        <w:tc>
-          <w:tcPr>
-            <w:tcW w:type="dxa" w:w="1872"/>
-            <w:shd w:val="clear" w:fill="E8F5E9"/>
-          </w:tcPr>
-          <w:p>
-            <w:pPr>
-              <w:spacing w:after="40"/>
-            </w:pPr>
-            <w:r>
-              <w:rPr>
-                <w:rFonts w:ascii="Arial" w:hAnsi="Arial"/>
-                <w:b w:val="0"/>
-                <w:i w:val="0"/>
-                <w:sz w:val="21"/>
-              </w:rPr>
-              <w:t>Boston Common</w:t>
-            </w:r>
-          </w:p>
-        </w:tc>
-        <w:tc>
-          <w:tcPr>
-            <w:tcW w:type="dxa" w:w="1872"/>
-            <w:shd w:val="clear" w:fill="E8F5E9"/>
-          </w:tcPr>
-          <w:p>
-            <w:pPr>
-              <w:spacing w:after="40"/>
-            </w:pPr>
-          </w:p>
-        </w:tc>
-      </w:tr>
-      <w:tr>
-        <w:tc>
-          <w:tcPr>
-            <w:tcW w:type="dxa" w:w="1872"/>
-          </w:tcPr>
-          <w:p>
-            <w:pPr>
-              <w:spacing w:after="40"/>
-            </w:pPr>
-            <w:r>
-              <w:rPr>
-                <w:rFonts w:ascii="Arial" w:hAnsi="Arial"/>
-                <w:b/>
-                <w:i w:val="0"/>
-                <w:sz w:val="21"/>
-              </w:rPr>
-              <w:t>3</w:t>
-            </w:r>
-          </w:p>
-        </w:tc>
-        <w:tc>
-          <w:tcPr>
-            <w:tcW w:type="dxa" w:w="1872"/>
-          </w:tcPr>
-          <w:p>
-            <w:pPr>
-              <w:spacing w:after="40"/>
-            </w:pPr>
-            <w:r>
-              <w:rPr>
-                <w:rFonts w:ascii="Arial" w:hAnsi="Arial"/>
-                <w:b w:val="0"/>
-                <w:i w:val="0"/>
-                <w:sz w:val="21"/>
-              </w:rPr>
-              <w:t>Soccer and Futsal</w:t>
-            </w:r>
-          </w:p>
-        </w:tc>
-        <w:tc>
-          <w:tcPr>
-            <w:tcW w:type="dxa" w:w="1872"/>
-          </w:tcPr>
-          <w:p>
-            <w:pPr>
-              <w:spacing w:after="40"/>
-            </w:pPr>
-            <w:r>
-              <w:rPr>
-                <w:rFonts w:ascii="Arial" w:hAnsi="Arial"/>
-                <w:b w:val="0"/>
-                <w:i w:val="0"/>
-                <w:sz w:val="21"/>
-              </w:rPr>
-              <w:t>Nov 9 to Dec 11</w:t>
-            </w:r>
-          </w:p>
-        </w:tc>
-        <w:tc>
-          <w:tcPr>
-            <w:tcW w:type="dxa" w:w="1872"/>
-          </w:tcPr>
-          <w:p>
-            <w:pPr>
-              <w:spacing w:after="40"/>
-            </w:pPr>
-            <w:r>
-              <w:rPr>
-                <w:rFonts w:ascii="Arial" w:hAnsi="Arial"/>
-                <w:b w:val="0"/>
-                <w:i w:val="0"/>
-                <w:sz w:val="21"/>
-              </w:rPr>
-              <w:t>Outside, then mini gym</w:t>
-            </w:r>
-          </w:p>
-        </w:tc>
-        <w:tc>
-          <w:tcPr>
-            <w:tcW w:type="dxa" w:w="1872"/>
-          </w:tcPr>
-          <w:p>
-            <w:pPr>
-              <w:spacing w:after="40"/>
-            </w:pPr>
-            <w:r>
-              <w:rPr>
-                <w:rFonts w:ascii="Arial" w:hAnsi="Arial"/>
-                <w:b w:val="0"/>
-                <w:i w:val="0"/>
-                <w:sz w:val="21"/>
-              </w:rPr>
-              <w:t>My 4-Week Training Program (due Jan 22)</w:t>
-            </w:r>
-          </w:p>
-        </w:tc>
-      </w:tr>
-      <w:tr>
-        <w:tc>
-          <w:tcPr>
-            <w:tcW w:type="dxa" w:w="1872"/>
-            <w:shd w:val="clear" w:fill="E8F5E9"/>
-          </w:tcPr>
-          <w:p>
-            <w:pPr>
-              <w:spacing w:after="40"/>
-            </w:pPr>
-            <w:r>
-              <w:rPr>
-                <w:rFonts w:ascii="Arial" w:hAnsi="Arial"/>
-                <w:b/>
-                <w:i w:val="0"/>
-                <w:sz w:val="21"/>
-              </w:rPr>
-              <w:t>4</w:t>
-            </w:r>
-          </w:p>
-        </w:tc>
-        <w:tc>
-          <w:tcPr>
-            <w:tcW w:type="dxa" w:w="1872"/>
-            <w:shd w:val="clear" w:fill="E8F5E9"/>
-          </w:tcPr>
-          <w:p>
-            <w:pPr>
-              <w:spacing w:after="40"/>
-            </w:pPr>
-            <w:r>
-              <w:rPr>
-                <w:rFonts w:ascii="Arial" w:hAnsi="Arial"/>
-                <w:b w:val="0"/>
-                <w:i w:val="0"/>
-                <w:sz w:val="21"/>
-              </w:rPr>
-              <w:t>Strength and Power</w:t>
-            </w:r>
-          </w:p>
-        </w:tc>
-        <w:tc>
-          <w:tcPr>
-            <w:tcW w:type="dxa" w:w="1872"/>
-            <w:shd w:val="clear" w:fill="E8F5E9"/>
-          </w:tcPr>
-          <w:p>
-            <w:pPr>
-              <w:spacing w:after="40"/>
-            </w:pPr>
-            <w:r>
-              <w:rPr>
-                <w:rFonts w:ascii="Arial" w:hAnsi="Arial"/>
-                <w:b w:val="0"/>
-                <w:i w:val="0"/>
-                <w:sz w:val="21"/>
-              </w:rPr>
-              <w:t>Dec 14 to Jan 22</w:t>
-            </w:r>
-          </w:p>
-        </w:tc>
-        <w:tc>
-          <w:tcPr>
-            <w:tcW w:type="dxa" w:w="1872"/>
-            <w:shd w:val="clear" w:fill="E8F5E9"/>
-          </w:tcPr>
-          <w:p>
-            <w:pPr>
-              <w:spacing w:after="40"/>
-            </w:pPr>
-            <w:r>
-              <w:rPr>
-                <w:rFonts w:ascii="Arial" w:hAnsi="Arial"/>
-                <w:b w:val="0"/>
-                <w:i w:val="0"/>
-                <w:sz w:val="21"/>
-              </w:rPr>
-              <w:t>Weight room</w:t>
-            </w:r>
-          </w:p>
-        </w:tc>
-        <w:tc>
-          <w:tcPr>
-            <w:tcW w:type="dxa" w:w="1872"/>
-            <w:shd w:val="clear" w:fill="E8F5E9"/>
-          </w:tcPr>
-          <w:p>
-            <w:pPr>
-              <w:spacing w:after="40"/>
-            </w:pPr>
-          </w:p>
-        </w:tc>
-      </w:tr>
-      <w:tr>
-        <w:tc>
-          <w:tcPr>
-            <w:tcW w:type="dxa" w:w="1872"/>
-          </w:tcPr>
-          <w:p>
-            <w:pPr>
-              <w:spacing w:after="40"/>
-            </w:pPr>
-            <w:r>
-              <w:rPr>
-                <w:rFonts w:ascii="Arial" w:hAnsi="Arial"/>
-                <w:b/>
-                <w:i w:val="0"/>
-                <w:sz w:val="21"/>
-              </w:rPr>
-              <w:t>5</w:t>
-            </w:r>
-          </w:p>
-        </w:tc>
-        <w:tc>
-          <w:tcPr>
-            <w:tcW w:type="dxa" w:w="1872"/>
-          </w:tcPr>
-          <w:p>
-            <w:pPr>
-              <w:spacing w:after="40"/>
-            </w:pPr>
-            <w:r>
-              <w:rPr>
-                <w:rFonts w:ascii="Arial" w:hAnsi="Arial"/>
-                <w:b w:val="0"/>
-                <w:i w:val="0"/>
-                <w:sz w:val="21"/>
-              </w:rPr>
-              <w:t>Net and Target Games</w:t>
-            </w:r>
-          </w:p>
-        </w:tc>
-        <w:tc>
-          <w:tcPr>
-            <w:tcW w:type="dxa" w:w="1872"/>
-          </w:tcPr>
-          <w:p>
-            <w:pPr>
-              <w:spacing w:after="40"/>
-            </w:pPr>
-            <w:r>
-              <w:rPr>
-                <w:rFonts w:ascii="Arial" w:hAnsi="Arial"/>
-                <w:b w:val="0"/>
-                <w:i w:val="0"/>
-                <w:sz w:val="21"/>
-              </w:rPr>
-              <w:t>Jan 25 to Feb 26</w:t>
-            </w:r>
-          </w:p>
-        </w:tc>
-        <w:tc>
-          <w:tcPr>
-            <w:tcW w:type="dxa" w:w="1872"/>
-          </w:tcPr>
-          <w:p>
-            <w:pPr>
-              <w:spacing w:after="40"/>
-            </w:pPr>
-            <w:r>
-              <w:rPr>
-                <w:rFonts w:ascii="Arial" w:hAnsi="Arial"/>
-                <w:b w:val="0"/>
-                <w:i w:val="0"/>
-                <w:sz w:val="21"/>
-              </w:rPr>
-              <w:t>Mini gym</w:t>
-            </w:r>
-          </w:p>
-        </w:tc>
-        <w:tc>
-          <w:tcPr>
-            <w:tcW w:type="dxa" w:w="1872"/>
-          </w:tcPr>
-          <w:p>
-            <w:pPr>
-              <w:spacing w:after="40"/>
-            </w:pPr>
-            <w:r>
-              <w:rPr>
-                <w:rFonts w:ascii="Arial" w:hAnsi="Arial"/>
-                <w:b w:val="0"/>
-                <w:i w:val="0"/>
-                <w:sz w:val="21"/>
-              </w:rPr>
-              <w:t>My Stress Toolkit (due Apr 2)</w:t>
-            </w:r>
-          </w:p>
-        </w:tc>
-      </w:tr>
-      <w:tr>
-        <w:tc>
-          <w:tcPr>
-            <w:tcW w:type="dxa" w:w="1872"/>
-            <w:shd w:val="clear" w:fill="E8F5E9"/>
-          </w:tcPr>
-          <w:p>
-            <w:pPr>
-              <w:spacing w:after="40"/>
-            </w:pPr>
-            <w:r>
-              <w:rPr>
-                <w:rFonts w:ascii="Arial" w:hAnsi="Arial"/>
-                <w:b/>
-                <w:i w:val="0"/>
-                <w:sz w:val="21"/>
-              </w:rPr>
-              <w:t>6</w:t>
-            </w:r>
-          </w:p>
-        </w:tc>
-        <w:tc>
-          <w:tcPr>
-            <w:tcW w:type="dxa" w:w="1872"/>
-            <w:shd w:val="clear" w:fill="E8F5E9"/>
-          </w:tcPr>
-          <w:p>
-            <w:pPr>
-              <w:spacing w:after="40"/>
-            </w:pPr>
-            <w:r>
-              <w:rPr>
-                <w:rFonts w:ascii="Arial" w:hAnsi="Arial"/>
-                <w:b w:val="0"/>
-                <w:i w:val="0"/>
-                <w:sz w:val="21"/>
-              </w:rPr>
-              <w:t>Yoga, Mobility, and Mindfulness</w:t>
-            </w:r>
-          </w:p>
-        </w:tc>
-        <w:tc>
-          <w:tcPr>
-            <w:tcW w:type="dxa" w:w="1872"/>
-            <w:shd w:val="clear" w:fill="E8F5E9"/>
-          </w:tcPr>
-          <w:p>
-            <w:pPr>
-              <w:spacing w:after="40"/>
-            </w:pPr>
-            <w:r>
-              <w:rPr>
-                <w:rFonts w:ascii="Arial" w:hAnsi="Arial"/>
-                <w:b w:val="0"/>
-                <w:i w:val="0"/>
-                <w:sz w:val="21"/>
-              </w:rPr>
-              <w:t>Mar 1 to Apr 2</w:t>
-            </w:r>
-          </w:p>
-        </w:tc>
-        <w:tc>
-          <w:tcPr>
-            <w:tcW w:type="dxa" w:w="1872"/>
-            <w:shd w:val="clear" w:fill="E8F5E9"/>
-          </w:tcPr>
-          <w:p>
-            <w:pPr>
-              <w:spacing w:after="40"/>
-            </w:pPr>
-            <w:r>
-              <w:rPr>
-                <w:rFonts w:ascii="Arial" w:hAnsi="Arial"/>
-                <w:b w:val="0"/>
-                <w:i w:val="0"/>
-                <w:sz w:val="21"/>
-              </w:rPr>
-              <w:t>Mini gym</w:t>
-            </w:r>
-          </w:p>
-        </w:tc>
-        <w:tc>
-          <w:tcPr>
-            <w:tcW w:type="dxa" w:w="1872"/>
-            <w:shd w:val="clear" w:fill="E8F5E9"/>
-          </w:tcPr>
-          <w:p>
-            <w:pPr>
-              <w:spacing w:after="40"/>
-            </w:pPr>
-          </w:p>
-        </w:tc>
-      </w:tr>
-      <w:tr>
-        <w:tc>
-          <w:tcPr>
-            <w:tcW w:type="dxa" w:w="1872"/>
-          </w:tcPr>
-          <w:p>
-            <w:pPr>
-              <w:spacing w:after="40"/>
-            </w:pPr>
-            <w:r>
-              <w:rPr>
-                <w:rFonts w:ascii="Arial" w:hAnsi="Arial"/>
-                <w:b/>
-                <w:i w:val="0"/>
-                <w:sz w:val="21"/>
-              </w:rPr>
-              <w:t>7</w:t>
-            </w:r>
-          </w:p>
-        </w:tc>
-        <w:tc>
-          <w:tcPr>
-            <w:tcW w:type="dxa" w:w="1872"/>
-          </w:tcPr>
-          <w:p>
-            <w:pPr>
-              <w:spacing w:after="40"/>
-            </w:pPr>
-            <w:r>
-              <w:rPr>
-                <w:rFonts w:ascii="Arial" w:hAnsi="Arial"/>
-                <w:b w:val="0"/>
-                <w:i w:val="0"/>
-                <w:sz w:val="21"/>
-              </w:rPr>
-              <w:t>Dance and Creative Movement</w:t>
-            </w:r>
-          </w:p>
-        </w:tc>
-        <w:tc>
-          <w:tcPr>
-            <w:tcW w:type="dxa" w:w="1872"/>
-          </w:tcPr>
-          <w:p>
-            <w:pPr>
-              <w:spacing w:after="40"/>
-            </w:pPr>
-            <w:r>
-              <w:rPr>
-                <w:rFonts w:ascii="Arial" w:hAnsi="Arial"/>
-                <w:b w:val="0"/>
-                <w:i w:val="0"/>
-                <w:sz w:val="21"/>
-              </w:rPr>
-              <w:t>Apr 5 to Apr 30</w:t>
-            </w:r>
-          </w:p>
-        </w:tc>
-        <w:tc>
-          <w:tcPr>
-            <w:tcW w:type="dxa" w:w="1872"/>
-          </w:tcPr>
-          <w:p>
-            <w:pPr>
-              <w:spacing w:after="40"/>
-            </w:pPr>
-            <w:r>
-              <w:rPr>
-                <w:rFonts w:ascii="Arial" w:hAnsi="Arial"/>
-                <w:b w:val="0"/>
-                <w:i w:val="0"/>
-                <w:sz w:val="21"/>
-              </w:rPr>
-              <w:t>Mini gym, outside when warm</w:t>
-            </w:r>
-          </w:p>
-        </w:tc>
-        <w:tc>
-          <w:tcPr>
-            <w:tcW w:type="dxa" w:w="1872"/>
-          </w:tcPr>
-          <w:p>
-            <w:pPr>
-              <w:spacing w:after="40"/>
-            </w:pPr>
-            <w:r>
-              <w:rPr>
-                <w:rFonts w:ascii="Arial" w:hAnsi="Arial"/>
-                <w:b w:val="0"/>
-                <w:i w:val="0"/>
-                <w:sz w:val="21"/>
-              </w:rPr>
-              <w:t>My Lifelong Activity Plan (due June 18)</w:t>
-            </w:r>
-          </w:p>
-        </w:tc>
-      </w:tr>
-      <w:tr>
-        <w:tc>
-          <w:tcPr>
-            <w:tcW w:type="dxa" w:w="1872"/>
-            <w:shd w:val="clear" w:fill="E8F5E9"/>
-          </w:tcPr>
-          <w:p>
-            <w:pPr>
-              <w:spacing w:after="40"/>
-            </w:pPr>
-            <w:r>
-              <w:rPr>
-                <w:rFonts w:ascii="Arial" w:hAnsi="Arial"/>
-                <w:b/>
-                <w:i w:val="0"/>
-                <w:sz w:val="21"/>
-              </w:rPr>
-              <w:t>8</w:t>
-            </w:r>
-          </w:p>
-        </w:tc>
-        <w:tc>
-          <w:tcPr>
-            <w:tcW w:type="dxa" w:w="1872"/>
-            <w:shd w:val="clear" w:fill="E8F5E9"/>
-          </w:tcPr>
-          <w:p>
-            <w:pPr>
-              <w:spacing w:after="40"/>
-            </w:pPr>
-            <w:r>
-              <w:rPr>
-                <w:rFonts w:ascii="Arial" w:hAnsi="Arial"/>
-                <w:b w:val="0"/>
-                <w:i w:val="0"/>
-                <w:sz w:val="21"/>
-              </w:rPr>
-              <w:t>Basketball</w:t>
-            </w:r>
-          </w:p>
-        </w:tc>
-        <w:tc>
-          <w:tcPr>
-            <w:tcW w:type="dxa" w:w="1872"/>
-            <w:shd w:val="clear" w:fill="E8F5E9"/>
-          </w:tcPr>
-          <w:p>
-            <w:pPr>
-              <w:spacing w:after="40"/>
-            </w:pPr>
-            <w:r>
-              <w:rPr>
-                <w:rFonts w:ascii="Arial" w:hAnsi="Arial"/>
-                <w:b w:val="0"/>
-                <w:i w:val="0"/>
-                <w:sz w:val="21"/>
-              </w:rPr>
-              <w:t>May 3 to May 28</w:t>
-            </w:r>
-          </w:p>
-        </w:tc>
-        <w:tc>
-          <w:tcPr>
-            <w:tcW w:type="dxa" w:w="1872"/>
-            <w:shd w:val="clear" w:fill="E8F5E9"/>
-          </w:tcPr>
-          <w:p>
-            <w:pPr>
-              <w:spacing w:after="40"/>
-            </w:pPr>
-            <w:r>
-              <w:rPr>
-                <w:rFonts w:ascii="Arial" w:hAnsi="Arial"/>
-                <w:b w:val="0"/>
-                <w:i w:val="0"/>
-                <w:sz w:val="21"/>
-              </w:rPr>
-              <w:t>Outside courts</w:t>
-            </w:r>
-          </w:p>
-        </w:tc>
-        <w:tc>
-          <w:tcPr>
-            <w:tcW w:type="dxa" w:w="1872"/>
-            <w:shd w:val="clear" w:fill="E8F5E9"/>
-          </w:tcPr>
-          <w:p>
-            <w:pPr>
-              <w:spacing w:after="40"/>
-            </w:pPr>
-          </w:p>
-        </w:tc>
-      </w:tr>
-      <w:tr>
-        <w:tc>
-          <w:tcPr>
-            <w:tcW w:type="dxa" w:w="1872"/>
-          </w:tcPr>
-          <w:p>
-            <w:pPr>
-              <w:spacing w:after="40"/>
-            </w:pPr>
-            <w:r>
-              <w:rPr>
-                <w:rFonts w:ascii="Arial" w:hAnsi="Arial"/>
-                <w:b/>
-                <w:i w:val="0"/>
-                <w:sz w:val="21"/>
-              </w:rPr>
-              <w:t>9</w:t>
-            </w:r>
-          </w:p>
-        </w:tc>
-        <w:tc>
-          <w:tcPr>
-            <w:tcW w:type="dxa" w:w="1872"/>
-          </w:tcPr>
-          <w:p>
-            <w:pPr>
-              <w:spacing w:after="40"/>
-            </w:pPr>
-            <w:r>
-              <w:rPr>
-                <w:rFonts w:ascii="Arial" w:hAnsi="Arial"/>
-                <w:b w:val="0"/>
-                <w:i w:val="0"/>
-                <w:sz w:val="21"/>
-              </w:rPr>
-              <w:t>Student Choice and Capstone</w:t>
-            </w:r>
-          </w:p>
-        </w:tc>
-        <w:tc>
-          <w:tcPr>
-            <w:tcW w:type="dxa" w:w="1872"/>
-          </w:tcPr>
-          <w:p>
-            <w:pPr>
-              <w:spacing w:after="40"/>
-            </w:pPr>
-            <w:r>
-              <w:rPr>
-                <w:rFonts w:ascii="Arial" w:hAnsi="Arial"/>
-                <w:b w:val="0"/>
-                <w:i w:val="0"/>
-                <w:sz w:val="21"/>
-              </w:rPr>
-              <w:t>June 1 to June 21</w:t>
-            </w:r>
-          </w:p>
-        </w:tc>
-        <w:tc>
-          <w:tcPr>
-            <w:tcW w:type="dxa" w:w="1872"/>
-          </w:tcPr>
-          <w:p>
-            <w:pPr>
-              <w:spacing w:after="40"/>
-            </w:pPr>
-            <w:r>
-              <w:rPr>
-                <w:rFonts w:ascii="Arial" w:hAnsi="Arial"/>
-                <w:b w:val="0"/>
-                <w:i w:val="0"/>
-                <w:sz w:val="21"/>
-              </w:rPr>
-              <w:t>Any space</w:t>
-            </w:r>
-          </w:p>
-        </w:tc>
-        <w:tc>
-          <w:tcPr>
-            <w:tcW w:type="dxa" w:w="1872"/>
-          </w:tcPr>
-          <w:p>
-            <w:pPr>
-              <w:spacing w:after="40"/>
-            </w:pPr>
-            <w:r>
-              <w:rPr>
-                <w:rFonts w:ascii="Arial" w:hAnsi="Arial"/>
-                <w:b w:val="0"/>
-                <w:i w:val="0"/>
-                <w:sz w:val="21"/>
-              </w:rPr>
-              <w:t>Capstone presentations</w:t>
-            </w:r>
-          </w:p>
-        </w:tc>
-      </w:tr>
-    </w:tbl>
     <w:p>
       <w:pPr>
-        <w:spacing w:after="0" w:line="240" w:lineRule="auto"/>
+        <w:pStyle w:val="ListBullet"/>
       </w:pPr>
       <w:r>
         <w:rPr>
-          <w:sz w:val="8"/>
+          <w:rFonts w:ascii="Arial" w:hAnsi="Arial"/>
+          <w:b w:val="0"/>
+          <w:i w:val="0"/>
         </w:rPr>
-        <w:t xml:space="preserve"> </w:t>
+        <w:t>Sneakers that tie (required in the weight room)</w:t>
+      </w:r>
+    </w:p>
+    <w:p>
+      <w:pPr>
+        <w:pStyle w:val="ListBullet"/>
+      </w:pPr>
+      <w:r>
+        <w:rPr>
+          <w:rFonts w:ascii="Arial" w:hAnsi="Arial"/>
+          <w:b w:val="0"/>
+          <w:i w:val="0"/>
+        </w:rPr>
+        <w:t>Clothes you can move in</w:t>
+      </w:r>
+    </w:p>
+    <w:p>
+      <w:pPr>
+        <w:pStyle w:val="ListBullet"/>
+      </w:pPr>
+      <w:r>
+        <w:rPr>
+          <w:rFonts w:ascii="Arial" w:hAnsi="Arial"/>
+          <w:b w:val="0"/>
+          <w:i w:val="0"/>
+        </w:rPr>
+        <w:t>A water bottle</w:t>
+      </w:r>
+    </w:p>
+    <w:p>
+      <w:pPr>
+        <w:pStyle w:val="ListBullet"/>
+      </w:pPr>
+      <w:r>
+        <w:rPr>
+          <w:rFonts w:ascii="Arial" w:hAnsi="Arial"/>
+          <w:b w:val="0"/>
+          <w:i w:val="0"/>
+        </w:rPr>
+        <w:t>A layer for days outside when it is cold</w:t>
       </w:r>
     </w:p>
     <w:p>
@@ -2749,7 +2831,25 @@
           <w:b/>
           <w:i w:val="0"/>
         </w:rPr>
-        <w:t>Total: 37 weeks. Full detail: PE 1 Scope and Sequence (Anchor + Feature model).</w:t>
+        <w:t>Forgot something?</w:t>
+      </w:r>
+      <w:r>
+        <w:rPr>
+          <w:rFonts w:ascii="Arial" w:hAnsi="Arial"/>
+          <w:b w:val="0"/>
+          <w:i w:val="0"/>
+        </w:rPr>
+        <w:t xml:space="preserve"> We have loaner sneakers and water. It is not a reason to sit out.</w:t>
+      </w:r>
+    </w:p>
+    <w:p>
+      <w:r>
+        <w:rPr>
+          <w:rFonts w:ascii="Arial" w:hAnsi="Arial"/>
+          <w:b w:val="0"/>
+          <w:i w:val="0"/>
+        </w:rPr>
+        <w:t>No food in the gym or weight room. Phones stay away except for music on a bike.</w:t>
       </w:r>
     </w:p>
     <w:p>
@@ -2764,7 +2864,7 @@
         <w:pStyle w:val="Heading1"/>
       </w:pPr>
       <w:r>
-        <w:t>ESSENTIAL QUESTIONS (Guiding Your Learning)</w:t>
+        <w:t>If you can't participate today</w:t>
       </w:r>
     </w:p>
     <w:p>
@@ -2774,20 +2874,77 @@
           <w:b w:val="0"/>
           <w:i w:val="0"/>
         </w:rPr>
-        <w:t>These questions guide every unit. Revisit them throughout the year:</w:t>
+        <w:t>Tell me before class starts. A note from the nurse or a doctor covers longer periods. You still learn that day: coach a partner, keep score, work at the Health Station, or write the reflection.</w:t>
       </w:r>
     </w:p>
     <w:p>
       <w:pPr>
-        <w:pStyle w:val="ListBullet"/>
+        <w:pStyle w:val="Heading1"/>
       </w:pPr>
+      <w:r>
+        <w:t>Absences and make-up work</w:t>
+      </w:r>
+    </w:p>
+    <w:p>
+      <w:pPr>
+        <w:pStyle w:val="ListNumber"/>
+      </w:pPr>
+      <w:r>
+        <w:rPr>
+          <w:rFonts w:ascii="Arial" w:hAnsi="Arial"/>
+          <w:b w:val="0"/>
+          <w:i w:val="0"/>
+        </w:rPr>
+        <w:t>Let the main office know about the absence.</w:t>
+      </w:r>
+    </w:p>
+    <w:p>
+      <w:pPr>
+        <w:pStyle w:val="ListNumber"/>
+      </w:pPr>
+      <w:r>
+        <w:rPr>
+          <w:rFonts w:ascii="Arial" w:hAnsi="Arial"/>
+          <w:b w:val="0"/>
+          <w:i w:val="0"/>
+        </w:rPr>
+        <w:t>Email me as soon as you can.</w:t>
+      </w:r>
+    </w:p>
+    <w:p>
+      <w:pPr>
+        <w:pStyle w:val="ListNumber"/>
+      </w:pPr>
+      <w:r>
+        <w:rPr>
+          <w:rFonts w:ascii="Arial" w:hAnsi="Arial"/>
+          <w:b w:val="0"/>
+          <w:i w:val="0"/>
+        </w:rPr>
+        <w:t>Make-up work is in Google Classroom.</w:t>
+      </w:r>
+    </w:p>
+    <w:p>
+      <w:pPr>
+        <w:pStyle w:val="ListNumber"/>
+      </w:pPr>
+      <w:r>
+        <w:rPr>
+          <w:rFonts w:ascii="Arial" w:hAnsi="Arial"/>
+          <w:b w:val="0"/>
+          <w:i w:val="0"/>
+        </w:rPr>
+        <w:t>Missed a skill check? Redo it at the start of the next class, or come to office hours on Tuesday morning, 8:00 to 8:30.</w:t>
+      </w:r>
+    </w:p>
+    <w:p>
       <w:r>
         <w:rPr>
           <w:rFonts w:ascii="Arial" w:hAnsi="Arial"/>
           <w:b/>
           <w:i w:val="0"/>
         </w:rPr>
-        <w:t>What does physical competency mean to me?</w:t>
+        <w:t>Out for two weeks or more?</w:t>
       </w:r>
       <w:r>
         <w:rPr>
@@ -2795,111 +2952,7 @@
           <w:b w:val="0"/>
           <w:i w:val="0"/>
         </w:rPr>
-        <w:t xml:space="preserve"> (Not just "am I athletic?")</w:t>
-      </w:r>
-    </w:p>
-    <w:p>
-      <w:pPr>
-        <w:pStyle w:val="ListBullet"/>
-      </w:pPr>
-      <w:r>
-        <w:rPr>
-          <w:rFonts w:ascii="Arial" w:hAnsi="Arial"/>
-          <w:b/>
-          <w:i w:val="0"/>
-        </w:rPr>
-        <w:t>How does my body change and adapt when I practice consistently?</w:t>
-      </w:r>
-    </w:p>
-    <w:p>
-      <w:pPr>
-        <w:pStyle w:val="ListBullet"/>
-      </w:pPr>
-      <w:r>
-        <w:rPr>
-          <w:rFonts w:ascii="Arial" w:hAnsi="Arial"/>
-          <w:b/>
-          <w:i w:val="0"/>
-        </w:rPr>
-        <w:t>What role does fitness play in my mental health and wellbeing?</w:t>
-      </w:r>
-    </w:p>
-    <w:p>
-      <w:pPr>
-        <w:pStyle w:val="ListBullet"/>
-      </w:pPr>
-      <w:r>
-        <w:rPr>
-          <w:rFonts w:ascii="Arial" w:hAnsi="Arial"/>
-          <w:b/>
-          <w:i w:val="0"/>
-        </w:rPr>
-        <w:t>How can I set goals that are realistic and motivating for me?</w:t>
-      </w:r>
-    </w:p>
-    <w:p>
-      <w:pPr>
-        <w:pStyle w:val="ListBullet"/>
-      </w:pPr>
-      <w:r>
-        <w:rPr>
-          <w:rFonts w:ascii="Arial" w:hAnsi="Arial"/>
-          <w:b/>
-          <w:i w:val="0"/>
-        </w:rPr>
-        <w:t>What does it mean to show respect and build trust with peers in physical activity?</w:t>
-      </w:r>
-    </w:p>
-    <w:p>
-      <w:pPr>
-        <w:pStyle w:val="ListBullet"/>
-      </w:pPr>
-      <w:r>
-        <w:rPr>
-          <w:rFonts w:ascii="Arial" w:hAnsi="Arial"/>
-          <w:b/>
-          <w:i w:val="0"/>
-        </w:rPr>
-        <w:t>How can I find physical activities that I actually enjoy and want to do long-term?</w:t>
-      </w:r>
-    </w:p>
-    <w:p>
-      <w:pPr>
-        <w:pStyle w:val="ListBullet"/>
-      </w:pPr>
-      <w:r>
-        <w:rPr>
-          <w:rFonts w:ascii="Arial" w:hAnsi="Arial"/>
-          <w:b/>
-          <w:i w:val="0"/>
-        </w:rPr>
-        <w:t>What barriers get in the way of my fitness, and how can I problem-solve around them?</w:t>
-      </w:r>
-    </w:p>
-    <w:p>
-      <w:pPr>
-        <w:pStyle w:val="ListBullet"/>
-      </w:pPr>
-      <w:r>
-        <w:rPr>
-          <w:rFonts w:ascii="Arial" w:hAnsi="Arial"/>
-          <w:b/>
-          <w:i w:val="0"/>
-        </w:rPr>
-        <w:t>How do sleep, nutrition, and stress affect my physical performance?</w:t>
-      </w:r>
-    </w:p>
-    <w:p>
-      <w:pPr>
-        <w:pStyle w:val="ListBullet"/>
-      </w:pPr>
-      <w:r>
-        <w:rPr>
-          <w:rFonts w:ascii="Arial" w:hAnsi="Arial"/>
-          <w:b/>
-          <w:i w:val="0"/>
-        </w:rPr>
-        <w:t>What does it look like to be a good teammate and support others' growth?</w:t>
+        <w:t xml:space="preserve"> Talk to me as soon as you know, and we will build a plan so you don't fall behind.</w:t>
       </w:r>
     </w:p>
     <w:p>
@@ -2914,25 +2967,7 @@
         <w:pStyle w:val="Heading1"/>
       </w:pPr>
       <w:r>
-        <w:t>CLASSROOM EXPECTATIONS &amp; CULTURE</w:t>
-      </w:r>
-    </w:p>
-    <w:p>
-      <w:pPr>
-        <w:pStyle w:val="Heading2"/>
-      </w:pPr>
-      <w:r>
-        <w:t>Community Agreement (We Create This Together)</w:t>
-      </w:r>
-    </w:p>
-    <w:p>
-      <w:r>
-        <w:rPr>
-          <w:rFonts w:ascii="Arial" w:hAnsi="Arial"/>
-          <w:b w:val="0"/>
-          <w:i w:val="0"/>
-        </w:rPr>
-        <w:t>On Day 1, we'll establish norms together. Here's what I expect:</w:t>
+        <w:t>Access and accommodations</w:t>
       </w:r>
     </w:p>
     <w:p>
@@ -2942,7 +2977,7 @@
           <w:b/>
           <w:i w:val="0"/>
         </w:rPr>
-        <w:t>Respect:</w:t>
+        <w:t>No one gets excluded from PE. We find a way.</w:t>
       </w:r>
     </w:p>
     <w:p>
@@ -2952,10 +2987,18 @@
       <w:r>
         <w:rPr>
           <w:rFonts w:ascii="Arial" w:hAnsi="Arial"/>
+          <w:b/>
+          <w:i w:val="0"/>
+        </w:rPr>
+        <w:t>IEP, 504, injury, or health condition:</w:t>
+      </w:r>
+      <w:r>
+        <w:rPr>
+          <w:rFonts w:ascii="Arial" w:hAnsi="Arial"/>
           <w:b w:val="0"/>
           <w:i w:val="0"/>
         </w:rPr>
-        <w:t>Respect your own body (no self-criticism or negative self-talk)</w:t>
+        <w:t xml:space="preserve"> tell me as soon as possible. You get parallel activities on the same standards: wall push-ups or band presses instead of floor push-ups, seated options, swapped activities while an injury heals.</w:t>
       </w:r>
     </w:p>
     <w:p>
@@ -2965,10 +3008,18 @@
       <w:r>
         <w:rPr>
           <w:rFonts w:ascii="Arial" w:hAnsi="Arial"/>
+          <w:b/>
+          <w:i w:val="0"/>
+        </w:rPr>
+        <w:t>Anxiety or a bad PE experience in the past:</w:t>
+      </w:r>
+      <w:r>
+        <w:rPr>
+          <w:rFonts w:ascii="Arial" w:hAnsi="Arial"/>
           <w:b w:val="0"/>
           <w:i w:val="0"/>
         </w:rPr>
-        <w:t>Respect others' bodies (no comments about appearance, strength, or abilities)</w:t>
+        <w:t xml:space="preserve"> work with a friend, choose a quieter space, or talk with me privately about what helps.</w:t>
       </w:r>
     </w:p>
     <w:p>
@@ -2978,170 +3029,18 @@
       <w:r>
         <w:rPr>
           <w:rFonts w:ascii="Arial" w:hAnsi="Arial"/>
-          <w:b w:val="0"/>
-          <w:i w:val="0"/>
-        </w:rPr>
-        <w:t>Respect the space and equipment (return things, help others, take care of the gym)</w:t>
-      </w:r>
-    </w:p>
-    <w:p>
-      <w:r>
-        <w:rPr>
-          <w:rFonts w:ascii="Arial" w:hAnsi="Arial"/>
           <w:b/>
           <w:i w:val="0"/>
         </w:rPr>
-        <w:t>Engagement:</w:t>
+        <w:t>Learning English:</w:t>
       </w:r>
-    </w:p>
-    <w:p>
-      <w:pPr>
-        <w:pStyle w:val="ListBullet"/>
-      </w:pPr>
       <w:r>
         <w:rPr>
           <w:rFonts w:ascii="Arial" w:hAnsi="Arial"/>
           <w:b w:val="0"/>
           <w:i w:val="0"/>
         </w:rPr>
-        <w:t>Show up ready to move (physically and mentally)</w:t>
-      </w:r>
-    </w:p>
-    <w:p>
-      <w:pPr>
-        <w:pStyle w:val="ListBullet"/>
-      </w:pPr>
-      <w:r>
-        <w:rPr>
-          <w:rFonts w:ascii="Arial" w:hAnsi="Arial"/>
-          <w:b w:val="0"/>
-          <w:i w:val="0"/>
-        </w:rPr>
-        <w:t>Try new things, even if they feel uncomfortable at first</w:t>
-      </w:r>
-    </w:p>
-    <w:p>
-      <w:pPr>
-        <w:pStyle w:val="ListBullet"/>
-      </w:pPr>
-      <w:r>
-        <w:rPr>
-          <w:rFonts w:ascii="Arial" w:hAnsi="Arial"/>
-          <w:b w:val="0"/>
-          <w:i w:val="0"/>
-        </w:rPr>
-        <w:t>Give feedback to peers kindly and specifically ("I noticed your form improved" not "you're getting stronger")</w:t>
-      </w:r>
-    </w:p>
-    <w:p>
-      <w:pPr>
-        <w:pStyle w:val="ListBullet"/>
-      </w:pPr>
-      <w:r>
-        <w:rPr>
-          <w:rFonts w:ascii="Arial" w:hAnsi="Arial"/>
-          <w:b w:val="0"/>
-          <w:i w:val="0"/>
-        </w:rPr>
-        <w:t>Participate in all rotations, don't pick favorites</w:t>
-      </w:r>
-    </w:p>
-    <w:p>
-      <w:r>
-        <w:rPr>
-          <w:rFonts w:ascii="Arial" w:hAnsi="Arial"/>
-          <w:b/>
-          <w:i w:val="0"/>
-        </w:rPr>
-        <w:t>Honesty:</w:t>
-      </w:r>
-    </w:p>
-    <w:p>
-      <w:pPr>
-        <w:pStyle w:val="ListBullet"/>
-      </w:pPr>
-      <w:r>
-        <w:rPr>
-          <w:rFonts w:ascii="Arial" w:hAnsi="Arial"/>
-          <w:b w:val="0"/>
-          <w:i w:val="0"/>
-        </w:rPr>
-        <w:t>Reflect honestly on your progress (no inflated self-assessments)</w:t>
-      </w:r>
-    </w:p>
-    <w:p>
-      <w:pPr>
-        <w:pStyle w:val="ListBullet"/>
-      </w:pPr>
-      <w:r>
-        <w:rPr>
-          <w:rFonts w:ascii="Arial" w:hAnsi="Arial"/>
-          <w:b w:val="0"/>
-          <w:i w:val="0"/>
-        </w:rPr>
-        <w:t>Ask for help when you need it</w:t>
-      </w:r>
-    </w:p>
-    <w:p>
-      <w:pPr>
-        <w:pStyle w:val="ListBullet"/>
-      </w:pPr>
-      <w:r>
-        <w:rPr>
-          <w:rFonts w:ascii="Arial" w:hAnsi="Arial"/>
-          <w:b w:val="0"/>
-          <w:i w:val="0"/>
-        </w:rPr>
-        <w:t>Admit when you're struggling, bored, or uncomfortable</w:t>
-      </w:r>
-    </w:p>
-    <w:p>
-      <w:r>
-        <w:rPr>
-          <w:rFonts w:ascii="Arial" w:hAnsi="Arial"/>
-          <w:b/>
-          <w:i w:val="0"/>
-        </w:rPr>
-        <w:t>Inclusivity:</w:t>
-      </w:r>
-    </w:p>
-    <w:p>
-      <w:pPr>
-        <w:pStyle w:val="ListBullet"/>
-      </w:pPr>
-      <w:r>
-        <w:rPr>
-          <w:rFonts w:ascii="Arial" w:hAnsi="Arial"/>
-          <w:b w:val="0"/>
-          <w:i w:val="0"/>
-        </w:rPr>
-        <w:t>Make space for people of all fitness levels, body types, abilities</w:t>
-      </w:r>
-    </w:p>
-    <w:p>
-      <w:pPr>
-        <w:pStyle w:val="ListBullet"/>
-      </w:pPr>
-      <w:r>
-        <w:rPr>
-          <w:rFonts w:ascii="Arial" w:hAnsi="Arial"/>
-          <w:b w:val="0"/>
-          <w:i w:val="0"/>
-        </w:rPr>
-        <w:t>Celebrate effort and improvement, not just raw talent</w:t>
-      </w:r>
-    </w:p>
-    <w:p>
-      <w:pPr>
-        <w:pStyle w:val="ListBullet"/>
-      </w:pPr>
-      <w:r>
-        <w:rPr>
-          <w:rFonts w:ascii="Arial" w:hAnsi="Arial"/>
-          <w:b w:val="0"/>
-          <w:i w:val="0"/>
-        </w:rPr>
-        <w:t>Challenge assumptions about what "athletic" looks like</w:t>
+        <w:t xml:space="preserve"> every lesson has pictures, short instructions, sentence frames, and a word bank. You can draft in your home language first. Skill checks do not depend on English.</w:t>
       </w:r>
     </w:p>
     <w:p>
@@ -3156,346 +3055,61 @@
         <w:pStyle w:val="Heading1"/>
       </w:pPr>
       <w:r>
-        <w:t>FACILITY &amp; LOCATION OVERVIEW</w:t>
+        <w:t>For families</w:t>
       </w:r>
     </w:p>
     <w:p>
-      <w:pPr>
-        <w:pStyle w:val="Heading2"/>
-      </w:pPr>
       <w:r>
-        <w:t>Where We Meet &amp; What Happens There</w:t>
+        <w:rPr>
+          <w:rFonts w:ascii="Arial" w:hAnsi="Arial"/>
+          <w:b/>
+          <w:i w:val="0"/>
+        </w:rPr>
+        <w:t>How to reach me:</w:t>
+      </w:r>
+      <w:r>
+        <w:rPr>
+          <w:rFonts w:ascii="Arial" w:hAnsi="Arial"/>
+          <w:b w:val="0"/>
+          <w:i w:val="0"/>
+        </w:rPr>
+        <w:t xml:space="preserve"> zenglish@bostonpublicschools.org. I answer within one school day. Office hours are Tuesdays, 8:00 to 8:30 AM. You can also leave a message with the Fenway main office at (617) 635-9911. Write to me in any language.</w:t>
       </w:r>
     </w:p>
-    <w:tbl>
-      <w:tblPr>
-        <w:tblStyle w:val="TableGrid"/>
-        <w:tblW w:type="auto" w:w="0"/>
-        <w:jc w:val="center"/>
-        <w:tblLook w:firstColumn="1" w:firstRow="1" w:lastColumn="0" w:lastRow="0" w:noHBand="0" w:noVBand="1" w:val="04A0"/>
-      </w:tblPr>
-      <w:tblGrid>
-        <w:gridCol w:w="3120"/>
-        <w:gridCol w:w="3120"/>
-        <w:gridCol w:w="3120"/>
-      </w:tblGrid>
-      <w:tr>
-        <w:tc>
-          <w:tcPr>
-            <w:tcW w:type="dxa" w:w="3120"/>
-            <w:shd w:val="clear" w:fill="0D5E42"/>
-          </w:tcPr>
-          <w:p>
-            <w:pPr>
-              <w:spacing w:after="40"/>
-            </w:pPr>
-            <w:r>
-              <w:rPr>
-                <w:rFonts w:ascii="Arial" w:hAnsi="Arial"/>
-                <w:b/>
-                <w:i w:val="0"/>
-                <w:color w:val="FFFFFF"/>
-                <w:sz w:val="21"/>
-              </w:rPr>
-              <w:t>Space</w:t>
-            </w:r>
-          </w:p>
-        </w:tc>
-        <w:tc>
-          <w:tcPr>
-            <w:tcW w:type="dxa" w:w="3120"/>
-            <w:shd w:val="clear" w:fill="0D5E42"/>
-          </w:tcPr>
-          <w:p>
-            <w:pPr>
-              <w:spacing w:after="40"/>
-            </w:pPr>
-            <w:r>
-              <w:rPr>
-                <w:rFonts w:ascii="Arial" w:hAnsi="Arial"/>
-                <w:b/>
-                <w:i w:val="0"/>
-                <w:color w:val="FFFFFF"/>
-                <w:sz w:val="21"/>
-              </w:rPr>
-              <w:t>What We Do</w:t>
-            </w:r>
-          </w:p>
-        </w:tc>
-        <w:tc>
-          <w:tcPr>
-            <w:tcW w:type="dxa" w:w="3120"/>
-            <w:shd w:val="clear" w:fill="0D5E42"/>
-          </w:tcPr>
-          <w:p>
-            <w:pPr>
-              <w:spacing w:after="40"/>
-            </w:pPr>
-            <w:r>
-              <w:rPr>
-                <w:rFonts w:ascii="Arial" w:hAnsi="Arial"/>
-                <w:b/>
-                <w:i w:val="0"/>
-                <w:color w:val="FFFFFF"/>
-                <w:sz w:val="21"/>
-              </w:rPr>
-              <w:t>When</w:t>
-            </w:r>
-          </w:p>
-        </w:tc>
-      </w:tr>
-      <w:tr>
-        <w:tc>
-          <w:tcPr>
-            <w:tcW w:type="dxa" w:w="3120"/>
-          </w:tcPr>
-          <w:p>
-            <w:pPr>
-              <w:spacing w:after="40"/>
-            </w:pPr>
-            <w:r>
-              <w:rPr>
-                <w:rFonts w:ascii="Arial" w:hAnsi="Arial"/>
-                <w:b/>
-                <w:i w:val="0"/>
-                <w:sz w:val="21"/>
-              </w:rPr>
-              <w:t>Mini Gym (Fenway)</w:t>
-            </w:r>
-          </w:p>
-        </w:tc>
-        <w:tc>
-          <w:tcPr>
-            <w:tcW w:type="dxa" w:w="3120"/>
-          </w:tcPr>
-          <w:p>
-            <w:pPr>
-              <w:spacing w:after="40"/>
-            </w:pPr>
-            <w:r>
-              <w:rPr>
-                <w:rFonts w:ascii="Arial" w:hAnsi="Arial"/>
-                <w:b w:val="0"/>
-                <w:i w:val="0"/>
-                <w:sz w:val="21"/>
-              </w:rPr>
-              <w:t>Main activity (skills, strategy, games)</w:t>
-            </w:r>
-          </w:p>
-        </w:tc>
-        <w:tc>
-          <w:tcPr>
-            <w:tcW w:type="dxa" w:w="3120"/>
-          </w:tcPr>
-          <w:p>
-            <w:pPr>
-              <w:spacing w:after="40"/>
-            </w:pPr>
-            <w:r>
-              <w:rPr>
-                <w:rFonts w:ascii="Arial" w:hAnsi="Arial"/>
-                <w:b w:val="0"/>
-                <w:i w:val="0"/>
-                <w:sz w:val="21"/>
-              </w:rPr>
-              <w:t>During main activity time, rotating station time</w:t>
-            </w:r>
-          </w:p>
-        </w:tc>
-      </w:tr>
-      <w:tr>
-        <w:tc>
-          <w:tcPr>
-            <w:tcW w:type="dxa" w:w="3120"/>
-            <w:shd w:val="clear" w:fill="E8F5E9"/>
-          </w:tcPr>
-          <w:p>
-            <w:pPr>
-              <w:spacing w:after="40"/>
-            </w:pPr>
-            <w:r>
-              <w:rPr>
-                <w:rFonts w:ascii="Arial" w:hAnsi="Arial"/>
-                <w:b/>
-                <w:i w:val="0"/>
-                <w:sz w:val="21"/>
-              </w:rPr>
-              <w:t>Weight Room (Fenway)</w:t>
-            </w:r>
-          </w:p>
-        </w:tc>
-        <w:tc>
-          <w:tcPr>
-            <w:tcW w:type="dxa" w:w="3120"/>
-            <w:shd w:val="clear" w:fill="E8F5E9"/>
-          </w:tcPr>
-          <w:p>
-            <w:pPr>
-              <w:spacing w:after="40"/>
-            </w:pPr>
-            <w:r>
-              <w:rPr>
-                <w:rFonts w:ascii="Arial" w:hAnsi="Arial"/>
-                <w:b w:val="0"/>
-                <w:i w:val="0"/>
-                <w:sz w:val="21"/>
-              </w:rPr>
-              <w:t>Rotating strength station (self-guided circuits)</w:t>
-            </w:r>
-          </w:p>
-        </w:tc>
-        <w:tc>
-          <w:tcPr>
-            <w:tcW w:type="dxa" w:w="3120"/>
-            <w:shd w:val="clear" w:fill="E8F5E9"/>
-          </w:tcPr>
-          <w:p>
-            <w:pPr>
-              <w:spacing w:after="40"/>
-            </w:pPr>
-            <w:r>
-              <w:rPr>
-                <w:rFonts w:ascii="Arial" w:hAnsi="Arial"/>
-                <w:b w:val="0"/>
-                <w:i w:val="0"/>
-                <w:sz w:val="21"/>
-              </w:rPr>
-              <w:t>Rotating station days</w:t>
-            </w:r>
-          </w:p>
-        </w:tc>
-      </w:tr>
-      <w:tr>
-        <w:tc>
-          <w:tcPr>
-            <w:tcW w:type="dxa" w:w="3120"/>
-          </w:tcPr>
-          <w:p>
-            <w:pPr>
-              <w:spacing w:after="40"/>
-            </w:pPr>
-            <w:r>
-              <w:rPr>
-                <w:rFonts w:ascii="Arial" w:hAnsi="Arial"/>
-                <w:b/>
-                <w:i w:val="0"/>
-                <w:sz w:val="21"/>
-              </w:rPr>
-              <w:t>Office/Fitness Bikes (Fenway)</w:t>
-            </w:r>
-          </w:p>
-        </w:tc>
-        <w:tc>
-          <w:tcPr>
-            <w:tcW w:type="dxa" w:w="3120"/>
-          </w:tcPr>
-          <w:p>
-            <w:pPr>
-              <w:spacing w:after="40"/>
-            </w:pPr>
-            <w:r>
-              <w:rPr>
-                <w:rFonts w:ascii="Arial" w:hAnsi="Arial"/>
-                <w:b w:val="0"/>
-                <w:i w:val="0"/>
-                <w:sz w:val="21"/>
-              </w:rPr>
-              <w:t>Rotating cardio + chromebook health lessons</w:t>
-            </w:r>
-          </w:p>
-        </w:tc>
-        <w:tc>
-          <w:tcPr>
-            <w:tcW w:type="dxa" w:w="3120"/>
-          </w:tcPr>
-          <w:p>
-            <w:pPr>
-              <w:spacing w:after="40"/>
-            </w:pPr>
-            <w:r>
-              <w:rPr>
-                <w:rFonts w:ascii="Arial" w:hAnsi="Arial"/>
-                <w:b w:val="0"/>
-                <w:i w:val="0"/>
-                <w:sz w:val="21"/>
-              </w:rPr>
-              <w:t>Rotating station days</w:t>
-            </w:r>
-          </w:p>
-        </w:tc>
-      </w:tr>
-      <w:tr>
-        <w:tc>
-          <w:tcPr>
-            <w:tcW w:type="dxa" w:w="3120"/>
-            <w:shd w:val="clear" w:fill="E8F5E9"/>
-          </w:tcPr>
-          <w:p>
-            <w:pPr>
-              <w:spacing w:after="40"/>
-            </w:pPr>
-            <w:r>
-              <w:rPr>
-                <w:rFonts w:ascii="Arial" w:hAnsi="Arial"/>
-                <w:b/>
-                <w:i w:val="0"/>
-                <w:sz w:val="21"/>
-              </w:rPr>
-              <w:t>Boston Common &amp; Outdoor Courts</w:t>
-            </w:r>
-          </w:p>
-        </w:tc>
-        <w:tc>
-          <w:tcPr>
-            <w:tcW w:type="dxa" w:w="3120"/>
-            <w:shd w:val="clear" w:fill="E8F5E9"/>
-          </w:tcPr>
-          <w:p>
-            <w:pPr>
-              <w:spacing w:after="40"/>
-            </w:pPr>
-            <w:r>
-              <w:rPr>
-                <w:rFonts w:ascii="Arial" w:hAnsi="Arial"/>
-                <w:b w:val="0"/>
-                <w:i w:val="0"/>
-                <w:sz w:val="21"/>
-              </w:rPr>
-              <w:t>Main activity (outdoor skills, walking, sports) + exploration</w:t>
-            </w:r>
-          </w:p>
-        </w:tc>
-        <w:tc>
-          <w:tcPr>
-            <w:tcW w:type="dxa" w:w="3120"/>
-            <w:shd w:val="clear" w:fill="E8F5E9"/>
-          </w:tcPr>
-          <w:p>
-            <w:pPr>
-              <w:spacing w:after="40"/>
-            </w:pPr>
-            <w:r>
-              <w:rPr>
-                <w:rFonts w:ascii="Arial" w:hAnsi="Arial"/>
-                <w:b w:val="0"/>
-                <w:i w:val="0"/>
-                <w:sz w:val="21"/>
-              </w:rPr>
-              <w:t>Main activity time, outdoor units</w:t>
-            </w:r>
-          </w:p>
-        </w:tc>
-      </w:tr>
-    </w:tbl>
     <w:p>
-      <w:pPr>
-        <w:spacing w:after="0" w:line="240" w:lineRule="auto"/>
-      </w:pPr>
       <w:r>
         <w:rPr>
-          <w:sz w:val="8"/>
+          <w:rFonts w:ascii="Arial" w:hAnsi="Arial"/>
+          <w:b/>
+          <w:i w:val="0"/>
         </w:rPr>
-        <w:t xml:space="preserve"> </w:t>
+        <w:t>What you will hear from me:</w:t>
+      </w:r>
+      <w:r>
+        <w:rPr>
+          <w:rFonts w:ascii="Arial" w:hAnsi="Arial"/>
+          <w:b w:val="0"/>
+          <w:i w:val="0"/>
+        </w:rPr>
+        <w:t xml:space="preserve"> a short update at the start of each unit on what we are learning and what to ask about at home. Grades follow the BPS progress report and report card calendar. If a concern comes up, you hear from me within one school day.</w:t>
+      </w:r>
+    </w:p>
+    <w:p>
+      <w:r>
+        <w:rPr>
+          <w:rFonts w:ascii="Arial" w:hAnsi="Arial"/>
+          <w:b/>
+          <w:i w:val="0"/>
+        </w:rPr>
+        <w:t>How you can help:</w:t>
+      </w:r>
+      <w:r>
+        <w:rPr>
+          <w:rFonts w:ascii="Arial" w:hAnsi="Arial"/>
+          <w:b w:val="0"/>
+          <w:i w:val="0"/>
+        </w:rPr>
+        <w:t xml:space="preserve"> ask "How's your fitness goal going?" Ask your student to teach you a skill or take a walk with you. Tell me about barriers, injuries, or health conditions so we can plan around them.</w:t>
       </w:r>
     </w:p>
     <w:p>
@@ -3510,275 +3124,7 @@
         <w:pStyle w:val="Heading1"/>
       </w:pPr>
       <w:r>
-        <w:t>TECHNOLOGY &amp; TOOLS YOU'LL USE</w:t>
-      </w:r>
-    </w:p>
-    <w:p>
-      <w:pPr>
-        <w:pStyle w:val="ListBullet"/>
-      </w:pPr>
-      <w:r>
-        <w:rPr>
-          <w:rFonts w:ascii="Arial" w:hAnsi="Arial"/>
-          <w:b/>
-          <w:i w:val="0"/>
-        </w:rPr>
-        <w:t>Chromebook/Google Classroom:</w:t>
-      </w:r>
-      <w:r>
-        <w:rPr>
-          <w:rFonts w:ascii="Arial" w:hAnsi="Arial"/>
-          <w:b w:val="0"/>
-          <w:i w:val="0"/>
-        </w:rPr>
-        <w:t xml:space="preserve"> Health lessons, wellness tracker, reflections, strategy analysis videos</w:t>
-      </w:r>
-    </w:p>
-    <w:p>
-      <w:pPr>
-        <w:pStyle w:val="ListBullet"/>
-      </w:pPr>
-      <w:r>
-        <w:rPr>
-          <w:rFonts w:ascii="Arial" w:hAnsi="Arial"/>
-          <w:b/>
-          <w:i w:val="0"/>
-        </w:rPr>
-        <w:t>Google Sheets/Forms:</w:t>
-      </w:r>
-      <w:r>
-        <w:rPr>
-          <w:rFonts w:ascii="Arial" w:hAnsi="Arial"/>
-          <w:b w:val="0"/>
-          <w:i w:val="0"/>
-        </w:rPr>
-        <w:t xml:space="preserve"> Fitness tracking, goal-setting, wellness check-ins</w:t>
-      </w:r>
-    </w:p>
-    <w:p>
-      <w:pPr>
-        <w:pStyle w:val="ListBullet"/>
-      </w:pPr>
-      <w:r>
-        <w:rPr>
-          <w:rFonts w:ascii="Arial" w:hAnsi="Arial"/>
-          <w:b/>
-          <w:i w:val="0"/>
-        </w:rPr>
-        <w:t>Tracking Sheets (paper/laminated):</w:t>
-      </w:r>
-      <w:r>
-        <w:rPr>
-          <w:rFonts w:ascii="Arial" w:hAnsi="Arial"/>
-          <w:b w:val="0"/>
-          <w:i w:val="0"/>
-        </w:rPr>
-        <w:t xml:space="preserve"> Weight room checklist, bike cardio log, skill assessment notes</w:t>
-      </w:r>
-    </w:p>
-    <w:p>
-      <w:pPr>
-        <w:pStyle w:val="ListBullet"/>
-      </w:pPr>
-      <w:r>
-        <w:rPr>
-          <w:rFonts w:ascii="Arial" w:hAnsi="Arial"/>
-          <w:b/>
-          <w:i w:val="0"/>
-        </w:rPr>
-        <w:t>Video (optional):</w:t>
-      </w:r>
-      <w:r>
-        <w:rPr>
-          <w:rFonts w:ascii="Arial" w:hAnsi="Arial"/>
-          <w:b w:val="0"/>
-          <w:i w:val="0"/>
-        </w:rPr>
-        <w:t xml:space="preserve"> Self-reflection videos, peer feedback recordings, strategy analysis</w:t>
-      </w:r>
-    </w:p>
-    <w:p>
-      <w:r>
-        <w:rPr>
-          <w:rFonts w:ascii="Arial" w:hAnsi="Arial"/>
-          <w:b/>
-          <w:i w:val="0"/>
-        </w:rPr>
-        <w:t>No expensive apps or subscriptions. Everything is free or already available.</w:t>
-      </w:r>
-    </w:p>
-    <w:p>
-      <w:pPr>
-        <w:pBdr>
-          <w:bottom w:val="single" w:sz="6" w:space="4" w:color="BBBBBB"/>
-        </w:pBdr>
-      </w:pPr>
-    </w:p>
-    <w:p>
-      <w:pPr>
-        <w:pStyle w:val="Heading1"/>
-      </w:pPr>
-      <w:r>
-        <w:t>WHAT TO BRING &amp; HOW TO PREPARE</w:t>
-      </w:r>
-    </w:p>
-    <w:p>
-      <w:pPr>
-        <w:pStyle w:val="Heading2"/>
-      </w:pPr>
-      <w:r>
-        <w:t>For Every Class:</w:t>
-      </w:r>
-    </w:p>
-    <w:p>
-      <w:pPr>
-        <w:pStyle w:val="ListBullet"/>
-      </w:pPr>
-      <w:r>
-        <w:rPr>
-          <w:rFonts w:ascii="Arial" w:hAnsi="Arial"/>
-          <w:b/>
-          <w:i w:val="0"/>
-        </w:rPr>
-        <w:t>Comfortable clothes you can move in</w:t>
-      </w:r>
-      <w:r>
-        <w:rPr>
-          <w:rFonts w:ascii="Arial" w:hAnsi="Arial"/>
-          <w:b w:val="0"/>
-          <w:i w:val="0"/>
-        </w:rPr>
-        <w:t xml:space="preserve"> (doesn't have to be fancy ,  just functional)</w:t>
-      </w:r>
-    </w:p>
-    <w:p>
-      <w:pPr>
-        <w:pStyle w:val="ListBullet"/>
-      </w:pPr>
-      <w:r>
-        <w:rPr>
-          <w:rFonts w:ascii="Arial" w:hAnsi="Arial"/>
-          <w:b/>
-          <w:i w:val="0"/>
-        </w:rPr>
-        <w:t>Closed-toe athletic shoes</w:t>
-      </w:r>
-      <w:r>
-        <w:rPr>
-          <w:rFonts w:ascii="Arial" w:hAnsi="Arial"/>
-          <w:b w:val="0"/>
-          <w:i w:val="0"/>
-        </w:rPr>
-        <w:t xml:space="preserve"> (for safety in weight room and outdoor activities)</w:t>
-      </w:r>
-    </w:p>
-    <w:p>
-      <w:pPr>
-        <w:pStyle w:val="ListBullet"/>
-      </w:pPr>
-      <w:r>
-        <w:rPr>
-          <w:rFonts w:ascii="Arial" w:hAnsi="Arial"/>
-          <w:b/>
-          <w:i w:val="0"/>
-        </w:rPr>
-        <w:t>Water bottle</w:t>
-      </w:r>
-      <w:r>
-        <w:rPr>
-          <w:rFonts w:ascii="Arial" w:hAnsi="Arial"/>
-          <w:b w:val="0"/>
-          <w:i w:val="0"/>
-        </w:rPr>
-        <w:t xml:space="preserve"> (hydration is critical)</w:t>
-      </w:r>
-    </w:p>
-    <w:p>
-      <w:pPr>
-        <w:pStyle w:val="ListBullet"/>
-      </w:pPr>
-      <w:r>
-        <w:rPr>
-          <w:rFonts w:ascii="Arial" w:hAnsi="Arial"/>
-          <w:b/>
-          <w:i w:val="0"/>
-        </w:rPr>
-        <w:t>Openness to trying new things</w:t>
-      </w:r>
-      <w:r>
-        <w:rPr>
-          <w:rFonts w:ascii="Arial" w:hAnsi="Arial"/>
-          <w:b w:val="0"/>
-          <w:i w:val="0"/>
-        </w:rPr>
-        <w:t xml:space="preserve"> (you might surprise yourself)</w:t>
-      </w:r>
-    </w:p>
-    <w:p>
-      <w:pPr>
-        <w:pStyle w:val="Heading2"/>
-      </w:pPr>
-      <w:r>
-        <w:t>If You Forget Something:</w:t>
-      </w:r>
-    </w:p>
-    <w:p>
-      <w:pPr>
-        <w:pStyle w:val="ListBullet"/>
-      </w:pPr>
-      <w:r>
-        <w:rPr>
-          <w:rFonts w:ascii="Arial" w:hAnsi="Arial"/>
-          <w:b w:val="0"/>
-          <w:i w:val="0"/>
-        </w:rPr>
-        <w:t>We have loaner sneakers and water</w:t>
-      </w:r>
-    </w:p>
-    <w:p>
-      <w:pPr>
-        <w:pStyle w:val="ListBullet"/>
-      </w:pPr>
-      <w:r>
-        <w:rPr>
-          <w:rFonts w:ascii="Arial" w:hAnsi="Arial"/>
-          <w:b w:val="0"/>
-          <w:i w:val="0"/>
-        </w:rPr>
-        <w:t>Not a reason to sit out, we'll find a way for you to participate</w:t>
-      </w:r>
-    </w:p>
-    <w:p>
-      <w:pPr>
-        <w:pBdr>
-          <w:bottom w:val="single" w:sz="6" w:space="4" w:color="BBBBBB"/>
-        </w:pBdr>
-      </w:pPr>
-    </w:p>
-    <w:p>
-      <w:pPr>
-        <w:pStyle w:val="Heading1"/>
-      </w:pPr>
-      <w:r>
-        <w:t>ACCOMMODATIONS &amp; ACCESS</w:t>
-      </w:r>
-    </w:p>
-    <w:p>
-      <w:pPr>
-        <w:pStyle w:val="Heading2"/>
-      </w:pPr>
-      <w:r>
-        <w:t>Physical Disabilities or Mobility Differences</w:t>
-      </w:r>
-    </w:p>
-    <w:p>
-      <w:r>
-        <w:rPr>
-          <w:rFonts w:ascii="Arial" w:hAnsi="Arial"/>
-          <w:b/>
-          <w:i w:val="0"/>
-        </w:rPr>
-        <w:t>You have the right to alternative assessments and modified activities.</w:t>
+        <w:t>Questions?</w:t>
       </w:r>
     </w:p>
     <w:p>
@@ -3788,77 +3134,23 @@
           <w:b w:val="0"/>
           <w:i w:val="0"/>
         </w:rPr>
-        <w:t>If you have an IEP, 504 plan, or any physical limitations (old injury, chronic condition, temporary issue), let me know ASAP. We'll design parallel activities aligned to the same standards. Examples:</w:t>
+        <w:t xml:space="preserve">Email me at </w:t>
       </w:r>
-    </w:p>
-    <w:p>
-      <w:pPr>
-        <w:pStyle w:val="ListBullet"/>
-      </w:pPr>
+      <w:r>
+        <w:rPr>
+          <w:rFonts w:ascii="Arial" w:hAnsi="Arial"/>
+          <w:b/>
+          <w:i w:val="0"/>
+        </w:rPr>
+        <w:t>zenglish@bostonpublicschools.org</w:t>
+      </w:r>
       <w:r>
         <w:rPr>
           <w:rFonts w:ascii="Arial" w:hAnsi="Arial"/>
           <w:b w:val="0"/>
           <w:i w:val="0"/>
         </w:rPr>
-        <w:t>Can't do traditional push-ups? Do wall push-ups, resistance band chest press, or machine-assisted options.</w:t>
-      </w:r>
-    </w:p>
-    <w:p>
-      <w:pPr>
-        <w:pStyle w:val="ListBullet"/>
-      </w:pPr>
-      <w:r>
-        <w:rPr>
-          <w:rFonts w:ascii="Arial" w:hAnsi="Arial"/>
-          <w:b w:val="0"/>
-          <w:i w:val="0"/>
-        </w:rPr>
-        <w:t>Wheelchair user? We'll design wheelchair-specific movements and agility work.</w:t>
-      </w:r>
-    </w:p>
-    <w:p>
-      <w:pPr>
-        <w:pStyle w:val="ListBullet"/>
-      </w:pPr>
-      <w:r>
-        <w:rPr>
-          <w:rFonts w:ascii="Arial" w:hAnsi="Arial"/>
-          <w:b w:val="0"/>
-          <w:i w:val="0"/>
-        </w:rPr>
-        <w:t>Recovering from an injury? We'll modify or swap activities while you heal.</w:t>
-      </w:r>
-    </w:p>
-    <w:p>
-      <w:pPr>
-        <w:pStyle w:val="ListBullet"/>
-      </w:pPr>
-      <w:r>
-        <w:rPr>
-          <w:rFonts w:ascii="Arial" w:hAnsi="Arial"/>
-          <w:b w:val="0"/>
-          <w:i w:val="0"/>
-        </w:rPr>
-        <w:t>Anxiety or past PE trauma? We'll talk about what supports help you feel safe.</w:t>
-      </w:r>
-    </w:p>
-    <w:p>
-      <w:r>
-        <w:rPr>
-          <w:rFonts w:ascii="Arial" w:hAnsi="Arial"/>
-          <w:b/>
-          <w:i w:val="0"/>
-        </w:rPr>
-        <w:t>No one gets excluded from PE. We find a way.</w:t>
-      </w:r>
-    </w:p>
-    <w:p>
-      <w:pPr>
-        <w:pStyle w:val="Heading2"/>
-      </w:pPr>
-      <w:r>
-        <w:t>Mental Health &amp; Anxiety Support</w:t>
+        <w:t>, or come by Room 006 on Tuesday mornings, 8:00 to 8:30.</w:t>
       </w:r>
     </w:p>
     <w:p>
@@ -3868,1371 +3160,8 @@
           <w:b w:val="0"/>
           <w:i w:val="0"/>
         </w:rPr>
-        <w:t>Physical activity can trigger anxiety for some students (especially if you've had negative PE experiences). You can:</w:t>
+        <w:t>See you in the weight room. Let's move.</w:t>
       </w:r>
-    </w:p>
-    <w:p>
-      <w:pPr>
-        <w:pStyle w:val="ListBullet"/>
-      </w:pPr>
-      <w:r>
-        <w:rPr>
-          <w:rFonts w:ascii="Arial" w:hAnsi="Arial"/>
-          <w:b w:val="0"/>
-          <w:i w:val="0"/>
-        </w:rPr>
-        <w:t>Choose inside over outside (or vice versa) if one feels safer</w:t>
-      </w:r>
-    </w:p>
-    <w:p>
-      <w:pPr>
-        <w:pStyle w:val="ListBullet"/>
-      </w:pPr>
-      <w:r>
-        <w:rPr>
-          <w:rFonts w:ascii="Arial" w:hAnsi="Arial"/>
-          <w:b w:val="0"/>
-          <w:i w:val="0"/>
-        </w:rPr>
-        <w:t>Participate with a friend for support</w:t>
-      </w:r>
-    </w:p>
-    <w:p>
-      <w:pPr>
-        <w:pStyle w:val="ListBullet"/>
-      </w:pPr>
-      <w:r>
-        <w:rPr>
-          <w:rFonts w:ascii="Arial" w:hAnsi="Arial"/>
-          <w:b w:val="0"/>
-          <w:i w:val="0"/>
-        </w:rPr>
-        <w:t>Sit out of one activity while doing another</w:t>
-      </w:r>
-    </w:p>
-    <w:p>
-      <w:pPr>
-        <w:pStyle w:val="ListBullet"/>
-      </w:pPr>
-      <w:r>
-        <w:rPr>
-          <w:rFonts w:ascii="Arial" w:hAnsi="Arial"/>
-          <w:b w:val="0"/>
-          <w:i w:val="0"/>
-        </w:rPr>
-        <w:t>Talk to me confidentially about what you need</w:t>
-      </w:r>
-    </w:p>
-    <w:p>
-      <w:pPr>
-        <w:pBdr>
-          <w:bottom w:val="single" w:sz="6" w:space="4" w:color="BBBBBB"/>
-        </w:pBdr>
-      </w:pPr>
-    </w:p>
-    <w:p>
-      <w:pPr>
-        <w:pStyle w:val="Heading1"/>
-      </w:pPr>
-      <w:r>
-        <w:t>ABSENCES &amp; MAKE-UP WORK</w:t>
-      </w:r>
-    </w:p>
-    <w:p>
-      <w:pPr>
-        <w:pStyle w:val="Heading2"/>
-      </w:pPr>
-      <w:r>
-        <w:t>If You Miss Class:</w:t>
-      </w:r>
-    </w:p>
-    <w:p>
-      <w:pPr>
-        <w:pStyle w:val="ListNumber"/>
-      </w:pPr>
-      <w:r>
-        <w:rPr>
-          <w:rFonts w:ascii="Arial" w:hAnsi="Arial"/>
-          <w:b/>
-          <w:i w:val="0"/>
-        </w:rPr>
-        <w:t>Document your absence</w:t>
-      </w:r>
-      <w:r>
-        <w:rPr>
-          <w:rFonts w:ascii="Arial" w:hAnsi="Arial"/>
-          <w:b w:val="0"/>
-          <w:i w:val="0"/>
-        </w:rPr>
-        <w:t xml:space="preserve"> (let Fenway main office know)</w:t>
-      </w:r>
-    </w:p>
-    <w:p>
-      <w:pPr>
-        <w:pStyle w:val="ListNumber"/>
-      </w:pPr>
-      <w:r>
-        <w:rPr>
-          <w:rFonts w:ascii="Arial" w:hAnsi="Arial"/>
-          <w:b/>
-          <w:i w:val="0"/>
-        </w:rPr>
-        <w:t>Let me know ASAP</w:t>
-      </w:r>
-      <w:r>
-        <w:rPr>
-          <w:rFonts w:ascii="Arial" w:hAnsi="Arial"/>
-          <w:b w:val="0"/>
-          <w:i w:val="0"/>
-        </w:rPr>
-        <w:t xml:space="preserve"> (email, or catch me before/after class)</w:t>
-      </w:r>
-    </w:p>
-    <w:p>
-      <w:pPr>
-        <w:pStyle w:val="ListNumber"/>
-      </w:pPr>
-      <w:r>
-        <w:rPr>
-          <w:rFonts w:ascii="Arial" w:hAnsi="Arial"/>
-          <w:b/>
-          <w:i w:val="0"/>
-        </w:rPr>
-        <w:t>We'll schedule a make-up time</w:t>
-      </w:r>
-      <w:r>
-        <w:rPr>
-          <w:rFonts w:ascii="Arial" w:hAnsi="Arial"/>
-          <w:b w:val="0"/>
-          <w:i w:val="0"/>
-        </w:rPr>
-        <w:t xml:space="preserve"> within 1 week (before/after school, lunch, or during another period)</w:t>
-      </w:r>
-    </w:p>
-    <w:p>
-      <w:r>
-        <w:rPr>
-          <w:rFonts w:ascii="Arial" w:hAnsi="Arial"/>
-          <w:b/>
-          <w:i w:val="0"/>
-        </w:rPr>
-        <w:t>Missing class doesn't mean missing learning.</w:t>
-      </w:r>
-      <w:r>
-        <w:rPr>
-          <w:rFonts w:ascii="Arial" w:hAnsi="Arial"/>
-          <w:b w:val="0"/>
-          <w:i w:val="0"/>
-        </w:rPr>
-        <w:t xml:space="preserve"> We'll find time for you to complete the unit's cycles and assessments.</w:t>
-      </w:r>
-    </w:p>
-    <w:p>
-      <w:pPr>
-        <w:pStyle w:val="Heading2"/>
-      </w:pPr>
-      <w:r>
-        <w:t>Extended Absence (2+ weeks):</w:t>
-      </w:r>
-    </w:p>
-    <w:p>
-      <w:r>
-        <w:rPr>
-          <w:rFonts w:ascii="Arial" w:hAnsi="Arial"/>
-          <w:b w:val="0"/>
-          <w:i w:val="0"/>
-        </w:rPr>
-        <w:t>Talk to me as soon as you know. We'll design a modified plan so you don't fall behind.</w:t>
-      </w:r>
-    </w:p>
-    <w:p>
-      <w:pPr>
-        <w:pBdr>
-          <w:bottom w:val="single" w:sz="6" w:space="4" w:color="BBBBBB"/>
-        </w:pBdr>
-      </w:pPr>
-    </w:p>
-    <w:p>
-      <w:pPr>
-        <w:pStyle w:val="Heading1"/>
-      </w:pPr>
-      <w:r>
-        <w:t>GRADING COMMUNICATION</w:t>
-      </w:r>
-    </w:p>
-    <w:p>
-      <w:pPr>
-        <w:pStyle w:val="Heading2"/>
-      </w:pPr>
-      <w:r>
-        <w:t>How You'll Know How You're Doing:</w:t>
-      </w:r>
-    </w:p>
-    <w:p>
-      <w:pPr>
-        <w:pStyle w:val="ListBullet"/>
-      </w:pPr>
-      <w:r>
-        <w:rPr>
-          <w:rFonts w:ascii="Arial" w:hAnsi="Arial"/>
-          <w:b/>
-          <w:i w:val="0"/>
-        </w:rPr>
-        <w:t>Every 2 weeks:</w:t>
-      </w:r>
-      <w:r>
-        <w:rPr>
-          <w:rFonts w:ascii="Arial" w:hAnsi="Arial"/>
-          <w:b w:val="0"/>
-          <w:i w:val="0"/>
-        </w:rPr>
-        <w:t xml:space="preserve"> I'll update your grade with new unit progress (one component per day: Mon-motor skills, Tue-knowledge, Wed-fitness, Thu-responsibility)</w:t>
-      </w:r>
-    </w:p>
-    <w:p>
-      <w:pPr>
-        <w:pStyle w:val="ListBullet"/>
-      </w:pPr>
-      <w:r>
-        <w:rPr>
-          <w:rFonts w:ascii="Arial" w:hAnsi="Arial"/>
-          <w:b/>
-          <w:i w:val="0"/>
-        </w:rPr>
-        <w:t>Every 4 weeks (end of unit):</w:t>
-      </w:r>
-      <w:r>
-        <w:rPr>
-          <w:rFonts w:ascii="Arial" w:hAnsi="Arial"/>
-          <w:b w:val="0"/>
-          <w:i w:val="0"/>
-        </w:rPr>
-        <w:t xml:space="preserve"> Full unit grade + written feedback on what you did well + where to focus next</w:t>
-      </w:r>
-    </w:p>
-    <w:p>
-      <w:pPr>
-        <w:pStyle w:val="ListBullet"/>
-      </w:pPr>
-      <w:r>
-        <w:rPr>
-          <w:rFonts w:ascii="Arial" w:hAnsi="Arial"/>
-          <w:b/>
-          <w:i w:val="0"/>
-        </w:rPr>
-        <w:t>Anytime you want:</w:t>
-      </w:r>
-      <w:r>
-        <w:rPr>
-          <w:rFonts w:ascii="Arial" w:hAnsi="Arial"/>
-          <w:b w:val="0"/>
-          <w:i w:val="0"/>
-        </w:rPr>
-        <w:t xml:space="preserve"> Email me to set up a check-in conversation</w:t>
-      </w:r>
-    </w:p>
-    <w:p>
-      <w:pPr>
-        <w:pStyle w:val="Heading2"/>
-      </w:pPr>
-      <w:r>
-        <w:t>If Your Grade Drops Below a B (3/4):</w:t>
-      </w:r>
-    </w:p>
-    <w:p>
-      <w:r>
-        <w:rPr>
-          <w:rFonts w:ascii="Arial" w:hAnsi="Arial"/>
-          <w:b w:val="0"/>
-          <w:i w:val="0"/>
-        </w:rPr>
-        <w:t>I'll reach out to:</w:t>
-      </w:r>
-    </w:p>
-    <w:p>
-      <w:pPr>
-        <w:pStyle w:val="ListNumber"/>
-      </w:pPr>
-      <w:r>
-        <w:rPr>
-          <w:rFonts w:ascii="Arial" w:hAnsi="Arial"/>
-          <w:b w:val="0"/>
-          <w:i w:val="0"/>
-        </w:rPr>
-        <w:t>Ask what's getting in the way (is it the skill? The concepts? The fitness tracking? The reflection part?)</w:t>
-      </w:r>
-    </w:p>
-    <w:p>
-      <w:pPr>
-        <w:pStyle w:val="ListNumber"/>
-      </w:pPr>
-      <w:r>
-        <w:rPr>
-          <w:rFonts w:ascii="Arial" w:hAnsi="Arial"/>
-          <w:b w:val="0"/>
-          <w:i w:val="0"/>
-        </w:rPr>
-        <w:t>Offer specific support (more practice time, one-on-one feedback, alternative assessment format)</w:t>
-      </w:r>
-    </w:p>
-    <w:p>
-      <w:pPr>
-        <w:pStyle w:val="ListNumber"/>
-      </w:pPr>
-      <w:r>
-        <w:rPr>
-          <w:rFonts w:ascii="Arial" w:hAnsi="Arial"/>
-          <w:b w:val="0"/>
-          <w:i w:val="0"/>
-        </w:rPr>
-        <w:t>Schedule a reassessment so you can show what you've learned</w:t>
-      </w:r>
-    </w:p>
-    <w:p>
-      <w:r>
-        <w:rPr>
-          <w:rFonts w:ascii="Arial" w:hAnsi="Arial"/>
-          <w:b/>
-          <w:i w:val="0"/>
-        </w:rPr>
-        <w:t>Low grades are signals to me that you need help, not labels of who you are.</w:t>
-      </w:r>
-    </w:p>
-    <w:p>
-      <w:pPr>
-        <w:pBdr>
-          <w:bottom w:val="single" w:sz="6" w:space="4" w:color="BBBBBB"/>
-        </w:pBdr>
-      </w:pPr>
-    </w:p>
-    <w:p>
-      <w:pPr>
-        <w:pStyle w:val="Heading1"/>
-      </w:pPr>
-      <w:r>
-        <w:t>HOMEWORK &amp; OUTSIDE CLASS WORK</w:t>
-      </w:r>
-    </w:p>
-    <w:p>
-      <w:pPr>
-        <w:pStyle w:val="Heading2"/>
-      </w:pPr>
-      <w:r>
-        <w:t>Is There Homework?</w:t>
-      </w:r>
-    </w:p>
-    <w:p>
-      <w:r>
-        <w:rPr>
-          <w:rFonts w:ascii="Arial" w:hAnsi="Arial"/>
-          <w:b w:val="0"/>
-          <w:i w:val="0"/>
-        </w:rPr>
-        <w:t xml:space="preserve">Not in the traditional sense. But you'll have </w:t>
-      </w:r>
-      <w:r>
-        <w:rPr>
-          <w:rFonts w:ascii="Arial" w:hAnsi="Arial"/>
-          <w:b/>
-          <w:i w:val="0"/>
-        </w:rPr>
-        <w:t>optional reinforcement</w:t>
-      </w:r>
-      <w:r>
-        <w:rPr>
-          <w:rFonts w:ascii="Arial" w:hAnsi="Arial"/>
-          <w:b w:val="0"/>
-          <w:i w:val="0"/>
-        </w:rPr>
-        <w:t xml:space="preserve"> activities:</w:t>
-      </w:r>
-    </w:p>
-    <w:p>
-      <w:pPr>
-        <w:pStyle w:val="ListBullet"/>
-      </w:pPr>
-      <w:r>
-        <w:rPr>
-          <w:rFonts w:ascii="Arial" w:hAnsi="Arial"/>
-          <w:b/>
-          <w:i w:val="0"/>
-        </w:rPr>
-        <w:t>Fitness tracking:</w:t>
-      </w:r>
-      <w:r>
-        <w:rPr>
-          <w:rFonts w:ascii="Arial" w:hAnsi="Arial"/>
-          <w:b w:val="0"/>
-          <w:i w:val="0"/>
-        </w:rPr>
-        <w:t xml:space="preserve"> Log your workouts/activity outside class (optional, but highly recommended for your goal-pursuit)</w:t>
-      </w:r>
-    </w:p>
-    <w:p>
-      <w:pPr>
-        <w:pStyle w:val="ListBullet"/>
-      </w:pPr>
-      <w:r>
-        <w:rPr>
-          <w:rFonts w:ascii="Arial" w:hAnsi="Arial"/>
-          <w:b/>
-          <w:i w:val="0"/>
-        </w:rPr>
-        <w:t>Wellness reflections:</w:t>
-      </w:r>
-      <w:r>
-        <w:rPr>
-          <w:rFonts w:ascii="Arial" w:hAnsi="Arial"/>
-          <w:b w:val="0"/>
-          <w:i w:val="0"/>
-        </w:rPr>
-        <w:t xml:space="preserve"> Think about how you slept, what you ate, how stress affected you (for chromebook check-ins)</w:t>
-      </w:r>
-    </w:p>
-    <w:p>
-      <w:pPr>
-        <w:pStyle w:val="ListBullet"/>
-      </w:pPr>
-      <w:r>
-        <w:rPr>
-          <w:rFonts w:ascii="Arial" w:hAnsi="Arial"/>
-          <w:b/>
-          <w:i w:val="0"/>
-        </w:rPr>
-        <w:t>Video self-assessment (optional):</w:t>
-      </w:r>
-      <w:r>
-        <w:rPr>
-          <w:rFonts w:ascii="Arial" w:hAnsi="Arial"/>
-          <w:b w:val="0"/>
-          <w:i w:val="0"/>
-        </w:rPr>
-        <w:t xml:space="preserve"> Record yourself doing a skill and watch it back (powerful for noticing what to improve)</w:t>
-      </w:r>
-    </w:p>
-    <w:p>
-      <w:pPr>
-        <w:pStyle w:val="ListBullet"/>
-      </w:pPr>
-      <w:r>
-        <w:rPr>
-          <w:rFonts w:ascii="Arial" w:hAnsi="Arial"/>
-          <w:b/>
-          <w:i w:val="0"/>
-        </w:rPr>
-        <w:t>Reading/research (optional):</w:t>
-      </w:r>
-      <w:r>
-        <w:rPr>
-          <w:rFonts w:ascii="Arial" w:hAnsi="Arial"/>
-          <w:b w:val="0"/>
-          <w:i w:val="0"/>
-        </w:rPr>
-        <w:t xml:space="preserve"> Articles on nutrition, sleep, fitness science (if interested)</w:t>
-      </w:r>
-    </w:p>
-    <w:p>
-      <w:r>
-        <w:rPr>
-          <w:rFonts w:ascii="Arial" w:hAnsi="Arial"/>
-          <w:b/>
-          <w:i w:val="0"/>
-        </w:rPr>
-        <w:t>None of this is required.</w:t>
-      </w:r>
-      <w:r>
-        <w:rPr>
-          <w:rFonts w:ascii="Arial" w:hAnsi="Arial"/>
-          <w:b w:val="0"/>
-          <w:i w:val="0"/>
-        </w:rPr>
-        <w:t xml:space="preserve"> But students who track their fitness outside class tend to see bigger progress and understand their bodies better.</w:t>
-      </w:r>
-    </w:p>
-    <w:p>
-      <w:pPr>
-        <w:pBdr>
-          <w:bottom w:val="single" w:sz="6" w:space="4" w:color="BBBBBB"/>
-        </w:pBdr>
-      </w:pPr>
-    </w:p>
-    <w:p>
-      <w:pPr>
-        <w:pStyle w:val="Heading1"/>
-      </w:pPr>
-      <w:r>
-        <w:t>FAMILY/GUARDIAN COMMUNICATION</w:t>
-      </w:r>
-    </w:p>
-    <w:p>
-      <w:pPr>
-        <w:pStyle w:val="Heading2"/>
-      </w:pPr>
-      <w:r>
-        <w:t>I'll Keep You Updated:</w:t>
-      </w:r>
-    </w:p>
-    <w:p>
-      <w:pPr>
-        <w:pStyle w:val="ListBullet"/>
-      </w:pPr>
-      <w:r>
-        <w:rPr>
-          <w:rFonts w:ascii="Arial" w:hAnsi="Arial"/>
-          <w:b/>
-          <w:i w:val="0"/>
-        </w:rPr>
-        <w:t>Monthly email:</w:t>
-      </w:r>
-      <w:r>
-        <w:rPr>
-          <w:rFonts w:ascii="Arial" w:hAnsi="Arial"/>
-          <w:b w:val="0"/>
-          <w:i w:val="0"/>
-        </w:rPr>
-        <w:t xml:space="preserve"> Summary of what we're learning, how your student is progressing, what to watch for at home</w:t>
-      </w:r>
-    </w:p>
-    <w:p>
-      <w:pPr>
-        <w:pStyle w:val="ListBullet"/>
-      </w:pPr>
-      <w:r>
-        <w:rPr>
-          <w:rFonts w:ascii="Arial" w:hAnsi="Arial"/>
-          <w:b/>
-          <w:i w:val="0"/>
-        </w:rPr>
-        <w:t>Quarterly progress reports:</w:t>
-      </w:r>
-      <w:r>
-        <w:rPr>
-          <w:rFonts w:ascii="Arial" w:hAnsi="Arial"/>
-          <w:b w:val="0"/>
-          <w:i w:val="0"/>
-        </w:rPr>
-        <w:t xml:space="preserve"> Grades + detailed feedback (aligned to school reporting timeline)</w:t>
-      </w:r>
-    </w:p>
-    <w:p>
-      <w:pPr>
-        <w:pStyle w:val="ListBullet"/>
-      </w:pPr>
-      <w:r>
-        <w:rPr>
-          <w:rFonts w:ascii="Arial" w:hAnsi="Arial"/>
-          <w:b/>
-          <w:i w:val="0"/>
-        </w:rPr>
-        <w:t>Anytime concerns arise:</w:t>
-      </w:r>
-      <w:r>
-        <w:rPr>
-          <w:rFonts w:ascii="Arial" w:hAnsi="Arial"/>
-          <w:b w:val="0"/>
-          <w:i w:val="0"/>
-        </w:rPr>
-        <w:t xml:space="preserve"> Email or call within 24 hours</w:t>
-      </w:r>
-    </w:p>
-    <w:p>
-      <w:pPr>
-        <w:pStyle w:val="Heading2"/>
-      </w:pPr>
-      <w:r>
-        <w:t>How to Reach Me:</w:t>
-      </w:r>
-    </w:p>
-    <w:p>
-      <w:pPr>
-        <w:pStyle w:val="ListBullet"/>
-      </w:pPr>
-      <w:r>
-        <w:rPr>
-          <w:rFonts w:ascii="Arial" w:hAnsi="Arial"/>
-          <w:b/>
-          <w:i w:val="0"/>
-        </w:rPr>
-        <w:t>Email:</w:t>
-      </w:r>
-      <w:r>
-        <w:rPr>
-          <w:rFonts w:ascii="Arial" w:hAnsi="Arial"/>
-          <w:b w:val="0"/>
-          <w:i w:val="0"/>
-        </w:rPr>
-        <w:t xml:space="preserve"> zacharyjenglish@gmail.com (respond within 24 hours)</w:t>
-      </w:r>
-    </w:p>
-    <w:p>
-      <w:pPr>
-        <w:pStyle w:val="ListBullet"/>
-      </w:pPr>
-      <w:r>
-        <w:rPr>
-          <w:rFonts w:ascii="Arial" w:hAnsi="Arial"/>
-          <w:b/>
-          <w:i w:val="0"/>
-        </w:rPr>
-        <w:t>Office hours:</w:t>
-      </w:r>
-      <w:r>
-        <w:rPr>
-          <w:rFonts w:ascii="Arial" w:hAnsi="Arial"/>
-          <w:b w:val="0"/>
-          <w:i w:val="0"/>
-        </w:rPr>
-        <w:t xml:space="preserve"> Tue 8:00-8:30 AM, before school. Email anytime.</w:t>
-      </w:r>
-    </w:p>
-    <w:p>
-      <w:pPr>
-        <w:pStyle w:val="ListBullet"/>
-      </w:pPr>
-      <w:r>
-        <w:rPr>
-          <w:rFonts w:ascii="Arial" w:hAnsi="Arial"/>
-          <w:b/>
-          <w:i w:val="0"/>
-        </w:rPr>
-        <w:t>Phone:</w:t>
-      </w:r>
-      <w:r>
-        <w:rPr>
-          <w:rFonts w:ascii="Arial" w:hAnsi="Arial"/>
-          <w:b w:val="0"/>
-          <w:i w:val="0"/>
-        </w:rPr>
-        <w:t xml:space="preserve"> Fenway main office; they'll get a message to me</w:t>
-      </w:r>
-    </w:p>
-    <w:p>
-      <w:pPr>
-        <w:pStyle w:val="Heading2"/>
-      </w:pPr>
-      <w:r>
-        <w:t>What I Need From You:</w:t>
-      </w:r>
-    </w:p>
-    <w:p>
-      <w:pPr>
-        <w:pStyle w:val="ListBullet"/>
-      </w:pPr>
-      <w:r>
-        <w:rPr>
-          <w:rFonts w:ascii="Arial" w:hAnsi="Arial"/>
-          <w:b/>
-          <w:i w:val="0"/>
-        </w:rPr>
-        <w:t>Communication about barriers:</w:t>
-      </w:r>
-      <w:r>
-        <w:rPr>
-          <w:rFonts w:ascii="Arial" w:hAnsi="Arial"/>
-          <w:b w:val="0"/>
-          <w:i w:val="0"/>
-        </w:rPr>
-        <w:t xml:space="preserve"> If transportation, equipment cost, or health issues get in the way, tell me. We'll problem-solve.</w:t>
-      </w:r>
-    </w:p>
-    <w:p>
-      <w:pPr>
-        <w:pStyle w:val="ListBullet"/>
-      </w:pPr>
-      <w:r>
-        <w:rPr>
-          <w:rFonts w:ascii="Arial" w:hAnsi="Arial"/>
-          <w:b/>
-          <w:i w:val="0"/>
-        </w:rPr>
-        <w:t>Honesty about injuries:</w:t>
-      </w:r>
-      <w:r>
-        <w:rPr>
-          <w:rFonts w:ascii="Arial" w:hAnsi="Arial"/>
-          <w:b w:val="0"/>
-          <w:i w:val="0"/>
-        </w:rPr>
-        <w:t xml:space="preserve"> If your student has an old injury, chronic condition, or pain, let me know so we can modify safely.</w:t>
-      </w:r>
-    </w:p>
-    <w:p>
-      <w:pPr>
-        <w:pStyle w:val="ListBullet"/>
-      </w:pPr>
-      <w:r>
-        <w:rPr>
-          <w:rFonts w:ascii="Arial" w:hAnsi="Arial"/>
-          <w:b/>
-          <w:i w:val="0"/>
-        </w:rPr>
-        <w:t>Support for goal-setting:</w:t>
-      </w:r>
-      <w:r>
-        <w:rPr>
-          <w:rFonts w:ascii="Arial" w:hAnsi="Arial"/>
-          <w:b w:val="0"/>
-          <w:i w:val="0"/>
-        </w:rPr>
-        <w:t xml:space="preserve"> Help your student identify a fitness goal they care about. Ask them regularly: "How's your goal going?"</w:t>
-      </w:r>
-    </w:p>
-    <w:p>
-      <w:pPr>
-        <w:pBdr>
-          <w:bottom w:val="single" w:sz="6" w:space="4" w:color="BBBBBB"/>
-        </w:pBdr>
-      </w:pPr>
-    </w:p>
-    <w:p>
-      <w:pPr>
-        <w:pStyle w:val="Heading1"/>
-      </w:pPr>
-      <w:r>
-        <w:t>IMPORTANT POLICIES</w:t>
-      </w:r>
-    </w:p>
-    <w:p>
-      <w:pPr>
-        <w:pStyle w:val="Heading2"/>
-      </w:pPr>
-      <w:r>
-        <w:t>Dress Code &amp; Equipment</w:t>
-      </w:r>
-    </w:p>
-    <w:p>
-      <w:pPr>
-        <w:pStyle w:val="ListBullet"/>
-      </w:pPr>
-      <w:r>
-        <w:rPr>
-          <w:rFonts w:ascii="Arial" w:hAnsi="Arial"/>
-          <w:b/>
-          <w:i w:val="0"/>
-        </w:rPr>
-        <w:t>Appropriate clothing:</w:t>
-      </w:r>
-      <w:r>
-        <w:rPr>
-          <w:rFonts w:ascii="Arial" w:hAnsi="Arial"/>
-          <w:b w:val="0"/>
-          <w:i w:val="0"/>
-        </w:rPr>
-        <w:t xml:space="preserve"> Clothes you can move in (not restrictive, not distracting)</w:t>
-      </w:r>
-    </w:p>
-    <w:p>
-      <w:pPr>
-        <w:pStyle w:val="ListBullet"/>
-      </w:pPr>
-      <w:r>
-        <w:rPr>
-          <w:rFonts w:ascii="Arial" w:hAnsi="Arial"/>
-          <w:b/>
-          <w:i w:val="0"/>
-        </w:rPr>
-        <w:t>Shoes required:</w:t>
-      </w:r>
-      <w:r>
-        <w:rPr>
-          <w:rFonts w:ascii="Arial" w:hAnsi="Arial"/>
-          <w:b w:val="0"/>
-          <w:i w:val="0"/>
-        </w:rPr>
-        <w:t xml:space="preserve"> Closed-toe athletic shoes (safety in weight room)</w:t>
-      </w:r>
-    </w:p>
-    <w:p>
-      <w:pPr>
-        <w:pStyle w:val="ListBullet"/>
-      </w:pPr>
-      <w:r>
-        <w:rPr>
-          <w:rFonts w:ascii="Arial" w:hAnsi="Arial"/>
-          <w:b/>
-          <w:i w:val="0"/>
-        </w:rPr>
-        <w:t>Outdoor gear:</w:t>
-      </w:r>
-      <w:r>
-        <w:rPr>
-          <w:rFonts w:ascii="Arial" w:hAnsi="Arial"/>
-          <w:b w:val="0"/>
-          <w:i w:val="0"/>
-        </w:rPr>
-        <w:t xml:space="preserve"> In cold weather, bring a layer or sweatshirt</w:t>
-      </w:r>
-    </w:p>
-    <w:p>
-      <w:pPr>
-        <w:pStyle w:val="ListBullet"/>
-      </w:pPr>
-      <w:r>
-        <w:rPr>
-          <w:rFonts w:ascii="Arial" w:hAnsi="Arial"/>
-          <w:b/>
-          <w:i w:val="0"/>
-        </w:rPr>
-        <w:t>If you forget:</w:t>
-      </w:r>
-      <w:r>
-        <w:rPr>
-          <w:rFonts w:ascii="Arial" w:hAnsi="Arial"/>
-          <w:b w:val="0"/>
-          <w:i w:val="0"/>
-        </w:rPr>
-        <w:t xml:space="preserve"> We have loaner sneakers; not a reason to sit out</w:t>
-      </w:r>
-    </w:p>
-    <w:p>
-      <w:pPr>
-        <w:pStyle w:val="Heading2"/>
-      </w:pPr>
-      <w:r>
-        <w:t>Safety</w:t>
-      </w:r>
-    </w:p>
-    <w:p>
-      <w:pPr>
-        <w:pStyle w:val="ListBullet"/>
-      </w:pPr>
-      <w:r>
-        <w:rPr>
-          <w:rFonts w:ascii="Arial" w:hAnsi="Arial"/>
-          <w:b/>
-          <w:i w:val="0"/>
-        </w:rPr>
-        <w:t>Weight room safety rules are non-negotiable:</w:t>
-      </w:r>
-      <w:r>
-        <w:rPr>
-          <w:rFonts w:ascii="Arial" w:hAnsi="Arial"/>
-          <w:b w:val="0"/>
-          <w:i w:val="0"/>
-        </w:rPr>
-        <w:t xml:space="preserve"> If you don't follow proper form, spotting, or equipment rules, we'll pause your weightlifting until you review safety</w:t>
-      </w:r>
-    </w:p>
-    <w:p>
-      <w:pPr>
-        <w:pStyle w:val="ListBullet"/>
-      </w:pPr>
-      <w:r>
-        <w:rPr>
-          <w:rFonts w:ascii="Arial" w:hAnsi="Arial"/>
-          <w:b/>
-          <w:i w:val="0"/>
-        </w:rPr>
-        <w:t>Outdoor safety:</w:t>
-      </w:r>
-      <w:r>
-        <w:rPr>
-          <w:rFonts w:ascii="Arial" w:hAnsi="Arial"/>
-          <w:b w:val="0"/>
-          <w:i w:val="0"/>
-        </w:rPr>
-        <w:t xml:space="preserve"> We stay in designated areas, follow traffic rules, stay hydrated</w:t>
-      </w:r>
-    </w:p>
-    <w:p>
-      <w:pPr>
-        <w:pStyle w:val="ListBullet"/>
-      </w:pPr>
-      <w:r>
-        <w:rPr>
-          <w:rFonts w:ascii="Arial" w:hAnsi="Arial"/>
-          <w:b/>
-          <w:i w:val="0"/>
-        </w:rPr>
-        <w:t>Injury reporting:</w:t>
-      </w:r>
-      <w:r>
-        <w:rPr>
-          <w:rFonts w:ascii="Arial" w:hAnsi="Arial"/>
-          <w:b w:val="0"/>
-          <w:i w:val="0"/>
-        </w:rPr>
-        <w:t xml:space="preserve"> Tell me immediately if you hurt yourself (during class or outside). We'll modify or rest as needed</w:t>
-      </w:r>
-    </w:p>
-    <w:p>
-      <w:pPr>
-        <w:pStyle w:val="Heading2"/>
-      </w:pPr>
-      <w:r>
-        <w:t>Attendance &amp; Participation</w:t>
-      </w:r>
-    </w:p>
-    <w:p>
-      <w:pPr>
-        <w:pStyle w:val="ListBullet"/>
-      </w:pPr>
-      <w:r>
-        <w:rPr>
-          <w:rFonts w:ascii="Arial" w:hAnsi="Arial"/>
-          <w:b/>
-          <w:i w:val="0"/>
-        </w:rPr>
-        <w:t>You're expected to attend every class and participate in all rotations</w:t>
-      </w:r>
-    </w:p>
-    <w:p>
-      <w:pPr>
-        <w:pStyle w:val="ListBullet"/>
-      </w:pPr>
-      <w:r>
-        <w:rPr>
-          <w:rFonts w:ascii="Arial" w:hAnsi="Arial"/>
-          <w:b w:val="0"/>
-          <w:i w:val="0"/>
-        </w:rPr>
-        <w:t>If you're sick or injured, let me know and we'll modify</w:t>
-      </w:r>
-    </w:p>
-    <w:p>
-      <w:pPr>
-        <w:pStyle w:val="ListBullet"/>
-      </w:pPr>
-      <w:r>
-        <w:rPr>
-          <w:rFonts w:ascii="Arial" w:hAnsi="Arial"/>
-          <w:b w:val="0"/>
-          <w:i w:val="0"/>
-        </w:rPr>
-        <w:t>You don't get to "pick" your favorite rotation and skip the others, all three (main activity + weights + bikes + health lesson) teach different things</w:t>
-      </w:r>
-    </w:p>
-    <w:p>
-      <w:pPr>
-        <w:pStyle w:val="Heading2"/>
-      </w:pPr>
-      <w:r>
-        <w:t>Chromebook/Technology</w:t>
-      </w:r>
-    </w:p>
-    <w:p>
-      <w:pPr>
-        <w:pStyle w:val="ListBullet"/>
-      </w:pPr>
-      <w:r>
-        <w:rPr>
-          <w:rFonts w:ascii="Arial" w:hAnsi="Arial"/>
-          <w:b/>
-          <w:i w:val="0"/>
-        </w:rPr>
-        <w:t>Use school-provided devices appropriately</w:t>
-      </w:r>
-      <w:r>
-        <w:rPr>
-          <w:rFonts w:ascii="Arial" w:hAnsi="Arial"/>
-          <w:b w:val="0"/>
-          <w:i w:val="0"/>
-        </w:rPr>
-        <w:t xml:space="preserve"> (for PE work only during class)</w:t>
-      </w:r>
-    </w:p>
-    <w:p>
-      <w:pPr>
-        <w:pStyle w:val="ListBullet"/>
-      </w:pPr>
-      <w:r>
-        <w:rPr>
-          <w:rFonts w:ascii="Arial" w:hAnsi="Arial"/>
-          <w:b/>
-          <w:i w:val="0"/>
-        </w:rPr>
-        <w:t>Respect digital privacy:</w:t>
-      </w:r>
-      <w:r>
-        <w:rPr>
-          <w:rFonts w:ascii="Arial" w:hAnsi="Arial"/>
-          <w:b w:val="0"/>
-          <w:i w:val="0"/>
-        </w:rPr>
-        <w:t xml:space="preserve"> Don't screenshot or share others' reflections/data without permission</w:t>
-      </w:r>
-    </w:p>
-    <w:p>
-      <w:pPr>
-        <w:pStyle w:val="ListBullet"/>
-      </w:pPr>
-      <w:r>
-        <w:rPr>
-          <w:rFonts w:ascii="Arial" w:hAnsi="Arial"/>
-          <w:b/>
-          <w:i w:val="0"/>
-        </w:rPr>
-        <w:t>Technical issues:</w:t>
-      </w:r>
-      <w:r>
-        <w:rPr>
-          <w:rFonts w:ascii="Arial" w:hAnsi="Arial"/>
-          <w:b w:val="0"/>
-          <w:i w:val="0"/>
-        </w:rPr>
-        <w:t xml:space="preserve"> Not an excuse to skip work. We'll find paper alternatives</w:t>
-      </w:r>
-    </w:p>
-    <w:p>
-      <w:pPr>
-        <w:pBdr>
-          <w:bottom w:val="single" w:sz="6" w:space="4" w:color="BBBBBB"/>
-        </w:pBdr>
-      </w:pPr>
-    </w:p>
-    <w:p>
-      <w:pPr>
-        <w:pStyle w:val="Heading1"/>
-      </w:pPr>
-      <w:r>
-        <w:t>FENWAY HIGH SCHOOL POLICIES STILL APPLY</w:t>
-      </w:r>
-    </w:p>
-    <w:p>
-      <w:pPr>
-        <w:pStyle w:val="ListBullet"/>
-      </w:pPr>
-      <w:r>
-        <w:rPr>
-          <w:rFonts w:ascii="Arial" w:hAnsi="Arial"/>
-          <w:b/>
-          <w:i w:val="0"/>
-        </w:rPr>
-        <w:t>Respect &amp; Inclusion:</w:t>
-      </w:r>
-      <w:r>
-        <w:rPr>
-          <w:rFonts w:ascii="Arial" w:hAnsi="Arial"/>
-          <w:b w:val="0"/>
-          <w:i w:val="0"/>
-        </w:rPr>
-        <w:t xml:space="preserve"> See Fenway's handbook for full expectations</w:t>
-      </w:r>
-    </w:p>
-    <w:p>
-      <w:pPr>
-        <w:pStyle w:val="ListBullet"/>
-      </w:pPr>
-      <w:r>
-        <w:rPr>
-          <w:rFonts w:ascii="Arial" w:hAnsi="Arial"/>
-          <w:b/>
-          <w:i w:val="0"/>
-        </w:rPr>
-        <w:t>Academic Integrity:</w:t>
-      </w:r>
-      <w:r>
-        <w:rPr>
-          <w:rFonts w:ascii="Arial" w:hAnsi="Arial"/>
-          <w:b w:val="0"/>
-          <w:i w:val="0"/>
-        </w:rPr>
-        <w:t xml:space="preserve"> Your reflections and self-assessments should be honest</w:t>
-      </w:r>
-    </w:p>
-    <w:p>
-      <w:pPr>
-        <w:pStyle w:val="ListBullet"/>
-      </w:pPr>
-      <w:r>
-        <w:rPr>
-          <w:rFonts w:ascii="Arial" w:hAnsi="Arial"/>
-          <w:b/>
-          <w:i w:val="0"/>
-        </w:rPr>
-        <w:t>Discipline:</w:t>
-      </w:r>
-      <w:r>
-        <w:rPr>
-          <w:rFonts w:ascii="Arial" w:hAnsi="Arial"/>
-          <w:b w:val="0"/>
-          <w:i w:val="0"/>
-        </w:rPr>
-        <w:t xml:space="preserve"> Major issues (repeated disrespect, equipment destruction, serious safety violations) go to administration</w:t>
-      </w:r>
-    </w:p>
-    <w:p>
-      <w:pPr>
-        <w:pBdr>
-          <w:bottom w:val="single" w:sz="6" w:space="4" w:color="BBBBBB"/>
-        </w:pBdr>
-      </w:pPr>
-    </w:p>
-    <w:p>
-      <w:pPr>
-        <w:pStyle w:val="Heading1"/>
-      </w:pPr>
-      <w:r>
-        <w:t>HOW THIS COURSE CONNECTS TO YOUR FUTURE</w:t>
-      </w:r>
-    </w:p>
-    <w:p>
-      <w:r>
-        <w:rPr>
-          <w:rFonts w:ascii="Arial" w:hAnsi="Arial"/>
-          <w:b/>
-          <w:i w:val="0"/>
-        </w:rPr>
-        <w:t>This is real-world prep:</w:t>
-      </w:r>
-    </w:p>
-    <w:p>
-      <w:pPr>
-        <w:pStyle w:val="ListBullet"/>
-      </w:pPr>
-      <w:r>
-        <w:rPr>
-          <w:rFonts w:ascii="Arial" w:hAnsi="Arial"/>
-          <w:b/>
-          <w:i w:val="0"/>
-        </w:rPr>
-        <w:t>College:</w:t>
-      </w:r>
-      <w:r>
-        <w:rPr>
-          <w:rFonts w:ascii="Arial" w:hAnsi="Arial"/>
-          <w:b w:val="0"/>
-          <w:i w:val="0"/>
-        </w:rPr>
-        <w:t xml:space="preserve"> Many colleges have PE/fitness requirements. You'll know how to pursue your own goals.</w:t>
-      </w:r>
-    </w:p>
-    <w:p>
-      <w:pPr>
-        <w:pStyle w:val="ListBullet"/>
-      </w:pPr>
-      <w:r>
-        <w:rPr>
-          <w:rFonts w:ascii="Arial" w:hAnsi="Arial"/>
-          <w:b/>
-          <w:i w:val="0"/>
-        </w:rPr>
-        <w:t>Work:</w:t>
-      </w:r>
-      <w:r>
-        <w:rPr>
-          <w:rFonts w:ascii="Arial" w:hAnsi="Arial"/>
-          <w:b w:val="0"/>
-          <w:i w:val="0"/>
-        </w:rPr>
-        <w:t xml:space="preserve"> Employers care about mental health and stress management. You'll have tools for that.</w:t>
-      </w:r>
-    </w:p>
-    <w:p>
-      <w:pPr>
-        <w:pStyle w:val="ListBullet"/>
-      </w:pPr>
-      <w:r>
-        <w:rPr>
-          <w:rFonts w:ascii="Arial" w:hAnsi="Arial"/>
-          <w:b/>
-          <w:i w:val="0"/>
-        </w:rPr>
-        <w:t>Life:</w:t>
-      </w:r>
-      <w:r>
-        <w:rPr>
-          <w:rFonts w:ascii="Arial" w:hAnsi="Arial"/>
-          <w:b w:val="0"/>
-          <w:i w:val="0"/>
-        </w:rPr>
-        <w:t xml:space="preserve"> Fitness is a lifelong practice. You'll know how to find activities you actually enjoy.</w:t>
-      </w:r>
-    </w:p>
-    <w:p>
-      <w:pPr>
-        <w:pStyle w:val="ListBullet"/>
-      </w:pPr>
-      <w:r>
-        <w:rPr>
-          <w:rFonts w:ascii="Arial" w:hAnsi="Arial"/>
-          <w:b/>
-          <w:i w:val="0"/>
-        </w:rPr>
-        <w:t>Leadership:</w:t>
-      </w:r>
-      <w:r>
-        <w:rPr>
-          <w:rFonts w:ascii="Arial" w:hAnsi="Arial"/>
-          <w:b w:val="0"/>
-          <w:i w:val="0"/>
-        </w:rPr>
-        <w:t xml:space="preserve"> You'll model for younger students that PE isn't about competition, it's about growth.</w:t>
-      </w:r>
-    </w:p>
-    <w:p>
-      <w:pPr>
-        <w:pBdr>
-          <w:bottom w:val="single" w:sz="6" w:space="4" w:color="BBBBBB"/>
-        </w:pBdr>
-      </w:pPr>
-    </w:p>
-    <w:p>
-      <w:pPr>
-        <w:pStyle w:val="Heading1"/>
-      </w:pPr>
-      <w:r>
-        <w:t>LET'S BUILD THIS TOGETHER</w:t>
-      </w:r>
-    </w:p>
-    <w:p>
-      <w:r>
-        <w:rPr>
-          <w:rFonts w:ascii="Arial" w:hAnsi="Arial"/>
-          <w:b w:val="0"/>
-          <w:i w:val="0"/>
-        </w:rPr>
-        <w:t>On Day 1, we'll:</w:t>
-      </w:r>
-    </w:p>
-    <w:p>
-      <w:pPr>
-        <w:pStyle w:val="ListNumber"/>
-      </w:pPr>
-      <w:r>
-        <w:rPr>
-          <w:rFonts w:ascii="Arial" w:hAnsi="Arial"/>
-          <w:b w:val="0"/>
-          <w:i w:val="0"/>
-        </w:rPr>
-        <w:t>Tour all the spaces (gym, weight room, bikes, outdoor areas)</w:t>
-      </w:r>
-    </w:p>
-    <w:p>
-      <w:pPr>
-        <w:pStyle w:val="ListNumber"/>
-      </w:pPr>
-      <w:r>
-        <w:rPr>
-          <w:rFonts w:ascii="Arial" w:hAnsi="Arial"/>
-          <w:b w:val="0"/>
-          <w:i w:val="0"/>
-        </w:rPr>
-        <w:t>Talk about what fitness means to each of you</w:t>
-      </w:r>
-    </w:p>
-    <w:p>
-      <w:pPr>
-        <w:pStyle w:val="ListNumber"/>
-      </w:pPr>
-      <w:r>
-        <w:rPr>
-          <w:rFonts w:ascii="Arial" w:hAnsi="Arial"/>
-          <w:b w:val="0"/>
-          <w:i w:val="0"/>
-        </w:rPr>
-        <w:t>Set norms together (community agreement)</w:t>
-      </w:r>
-    </w:p>
-    <w:p>
-      <w:pPr>
-        <w:pStyle w:val="ListNumber"/>
-      </w:pPr>
-      <w:r>
-        <w:rPr>
-          <w:rFonts w:ascii="Arial" w:hAnsi="Arial"/>
-          <w:b w:val="0"/>
-          <w:i w:val="0"/>
-        </w:rPr>
-        <w:t>Introduce the unit structure and grading system</w:t>
-      </w:r>
-    </w:p>
-    <w:p>
-      <w:pPr>
-        <w:pStyle w:val="ListNumber"/>
-      </w:pPr>
-      <w:r>
-        <w:rPr>
-          <w:rFonts w:ascii="Arial" w:hAnsi="Arial"/>
-          <w:b w:val="0"/>
-          <w:i w:val="0"/>
-        </w:rPr>
-        <w:t>Get you set up with tracking tools</w:t>
-      </w:r>
-    </w:p>
-    <w:p>
-      <w:r>
-        <w:rPr>
-          <w:rFonts w:ascii="Arial" w:hAnsi="Arial"/>
-          <w:b/>
-          <w:i w:val="0"/>
-        </w:rPr>
-        <w:t>This is YOUR physical education course.</w:t>
-      </w:r>
-      <w:r>
-        <w:rPr>
-          <w:rFonts w:ascii="Arial" w:hAnsi="Arial"/>
-          <w:b w:val="0"/>
-          <w:i w:val="0"/>
-        </w:rPr>
-        <w:t xml:space="preserve"> I'm here to guide you, teach you skills, and hold you accountable to growth. But the learning? That's up to you.</w:t>
-      </w:r>
-    </w:p>
-    <w:p>
-      <w:pPr>
-        <w:pBdr>
-          <w:bottom w:val="single" w:sz="6" w:space="4" w:color="BBBBBB"/>
-        </w:pBdr>
-      </w:pPr>
-    </w:p>
-    <w:p>
-      <w:pPr>
-        <w:pStyle w:val="Heading1"/>
-      </w:pPr>
-      <w:r>
-        <w:t>QUESTIONS?</w:t>
-      </w:r>
-    </w:p>
-    <w:p>
-      <w:r>
-        <w:rPr>
-          <w:rFonts w:ascii="Arial" w:hAnsi="Arial"/>
-          <w:b w:val="0"/>
-          <w:i w:val="0"/>
-        </w:rPr>
-        <w:t xml:space="preserve">Email me: </w:t>
-      </w:r>
-      <w:r>
-        <w:rPr>
-          <w:rFonts w:ascii="Arial" w:hAnsi="Arial"/>
-          <w:b/>
-          <w:i w:val="0"/>
-        </w:rPr>
-        <w:t>zacharyjenglish@gmail.com</w:t>
-      </w:r>
-      <w:r>
-        <w:rPr>
-          <w:rFonts w:ascii="Arial" w:hAnsi="Arial"/>
-          <w:b w:val="0"/>
-          <w:i w:val="0"/>
-        </w:rPr>
-        <w:t xml:space="preserve"> Office hours: </w:t>
-      </w:r>
-      <w:r>
-        <w:rPr>
-          <w:rFonts w:ascii="Arial" w:hAnsi="Arial"/>
-          <w:b/>
-          <w:i w:val="0"/>
-        </w:rPr>
-        <w:t>Tue 8:00-8:30 AM, before school. Email anytime.</w:t>
-      </w:r>
-    </w:p>
-    <w:p>
-      <w:r>
-        <w:rPr>
-          <w:rFonts w:ascii="Arial" w:hAnsi="Arial"/>
-          <w:b w:val="0"/>
-          <w:i w:val="0"/>
-        </w:rPr>
-        <w:t>See you soon. Let's move.</w:t>
-      </w:r>
-    </w:p>
-    <w:p>
-      <w:pPr>
-        <w:pBdr>
-          <w:bottom w:val="single" w:sz="6" w:space="4" w:color="BBBBBB"/>
-        </w:pBdr>
-      </w:pPr>
     </w:p>
     <w:p>
       <w:r>
@@ -5243,30 +3172,15 @@
         </w:rPr>
         <w:t>Zachary English</w:t>
       </w:r>
+    </w:p>
+    <w:p>
       <w:r>
         <w:rPr>
           <w:rFonts w:ascii="Arial" w:hAnsi="Arial"/>
           <w:b w:val="0"/>
           <w:i w:val="0"/>
         </w:rPr>
-        <w:t xml:space="preserve"> PE 1 Instructor | Fenway High School "Work Hard. Be Yourself. Do the Right Thing."</w:t>
-      </w:r>
-    </w:p>
-    <w:p>
-      <w:pPr>
-        <w:pBdr>
-          <w:bottom w:val="single" w:sz="6" w:space="4" w:color="BBBBBB"/>
-        </w:pBdr>
-      </w:pPr>
-    </w:p>
-    <w:p>
-      <w:r>
-        <w:rPr>
-          <w:rFonts w:ascii="Arial" w:hAnsi="Arial"/>
-          <w:b/>
-          <w:i w:val="0"/>
-        </w:rPr>
-        <w:t>Signature/Date Acknowledgment (For Families)</w:t>
+        <w:t>PE 1 | Fenway High School</w:t>
       </w:r>
     </w:p>
     <w:p>
@@ -5276,23 +3190,36 @@
           <w:b w:val="0"/>
           <w:i w:val="0"/>
         </w:rPr>
-        <w:t xml:space="preserve">Please return this signed by </w:t>
+        <w:t>"Work Hard. Be Yourself. Do the Right Thing."</w:t>
       </w:r>
+    </w:p>
+    <w:p>
+      <w:pPr>
+        <w:pStyle w:val="Heading1"/>
+        <w:pageBreakBefore/>
+      </w:pPr>
       <w:r>
-        <w:rPr>
-          <w:rFonts w:ascii="Arial" w:hAnsi="Arial"/>
-          <w:b/>
-          <w:i w:val="0"/>
-        </w:rPr>
-        <w:t>[Date]</w:t>
+        <w:t>Signature Page</w:t>
       </w:r>
+    </w:p>
+    <w:p>
       <w:r>
         <w:rPr>
           <w:rFonts w:ascii="Arial" w:hAnsi="Arial"/>
           <w:b w:val="0"/>
           <w:i w:val="0"/>
         </w:rPr>
-        <w:t xml:space="preserve"> confirming you've read the syllabus.</w:t>
+        <w:t>Please return this page signed within the first two weeks of the semester.</w:t>
+      </w:r>
+    </w:p>
+    <w:p>
+      <w:r>
+        <w:rPr>
+          <w:rFonts w:ascii="Arial" w:hAnsi="Arial"/>
+          <w:b w:val="0"/>
+          <w:i w:val="0"/>
+        </w:rPr>
+        <w:t>I have read the PE 1 syllabus.</w:t>
       </w:r>
     </w:p>
     <w:p>
@@ -5302,82 +3229,62 @@
       <w:r>
         <w:rPr>
           <w:rFonts w:ascii="Arial" w:hAnsi="Arial"/>
-          <w:b/>
+          <w:b w:val="0"/>
           <w:i w:val="0"/>
         </w:rPr>
-        <w:t>Student Name (print):</w:t>
+        <w:t>Student name (print): ____________________________</w:t>
       </w:r>
+    </w:p>
+    <w:p>
+      <w:pPr>
+        <w:spacing w:before="280"/>
+      </w:pPr>
       <w:r>
         <w:rPr>
           <w:rFonts w:ascii="Arial" w:hAnsi="Arial"/>
           <w:b w:val="0"/>
           <w:i w:val="0"/>
         </w:rPr>
-        <w:t xml:space="preserve"> ___________________________ </w:t>
+        <w:t>Student signature: ____________________________</w:t>
       </w:r>
-      <w:r>
-        <w:rPr>
-          <w:rFonts w:ascii="Arial" w:hAnsi="Arial"/>
-          <w:b/>
-          <w:i w:val="0"/>
-        </w:rPr>
-        <w:t>Student Signature:</w:t>
-      </w:r>
+    </w:p>
+    <w:p>
+      <w:pPr>
+        <w:spacing w:before="280"/>
+      </w:pPr>
       <w:r>
         <w:rPr>
           <w:rFonts w:ascii="Arial" w:hAnsi="Arial"/>
           <w:b w:val="0"/>
           <w:i w:val="0"/>
         </w:rPr>
-        <w:t xml:space="preserve"> ___________________________ </w:t>
+        <w:t>Guardian name (print): ____________________________</w:t>
       </w:r>
-      <w:r>
-        <w:rPr>
-          <w:rFonts w:ascii="Arial" w:hAnsi="Arial"/>
-          <w:b/>
-          <w:i w:val="0"/>
-        </w:rPr>
-        <w:t>Guardian Name (print):</w:t>
-      </w:r>
+    </w:p>
+    <w:p>
+      <w:pPr>
+        <w:spacing w:before="280"/>
+      </w:pPr>
       <w:r>
         <w:rPr>
           <w:rFonts w:ascii="Arial" w:hAnsi="Arial"/>
           <w:b w:val="0"/>
           <w:i w:val="0"/>
         </w:rPr>
-        <w:t xml:space="preserve"> ___________________________ </w:t>
+        <w:t>Guardian signature: ____________________________</w:t>
       </w:r>
-      <w:r>
-        <w:rPr>
-          <w:rFonts w:ascii="Arial" w:hAnsi="Arial"/>
-          <w:b/>
-          <w:i w:val="0"/>
-        </w:rPr>
-        <w:t>Guardian Signature:</w:t>
-      </w:r>
+    </w:p>
+    <w:p>
+      <w:pPr>
+        <w:spacing w:before="280"/>
+      </w:pPr>
       <w:r>
         <w:rPr>
           <w:rFonts w:ascii="Arial" w:hAnsi="Arial"/>
           <w:b w:val="0"/>
           <w:i w:val="0"/>
         </w:rPr>
-        <w:t xml:space="preserve"> ___________________________ </w:t>
-      </w:r>
-      <w:r>
-        <w:rPr>
-          <w:rFonts w:ascii="Arial" w:hAnsi="Arial"/>
-          <w:b/>
-          <w:i w:val="0"/>
-        </w:rPr>
-        <w:t>Date:</w:t>
-      </w:r>
-      <w:r>
-        <w:rPr>
-          <w:rFonts w:ascii="Arial" w:hAnsi="Arial"/>
-          <w:b w:val="0"/>
-          <w:i w:val="0"/>
-        </w:rPr>
-        <w:t xml:space="preserve"> ___________________________</w:t>
+        <w:t>Date: ____________________________</w:t>
       </w:r>
     </w:p>
     <w:sectPr>
